--- a/Monfette_Research_Goldbach_CubeOrbit_2026_EN.docx
+++ b/Monfette_Research_Goldbach_CubeOrbit_2026_EN.docx
@@ -142,14 +142,14 @@
     <w:tbl>
       <w:tblPr>
         <w:tblW w:w="9360" w:type="dxa"/>
-        <w:jc w:val="left"/>
+        <w:jc w:val="start"/>
         <w:tblInd w:w="0" w:type="dxa"/>
         <w:tblLayout w:type="fixed"/>
         <w:tblCellMar>
           <w:top w:w="200" w:type="dxa"/>
-          <w:left w:w="240" w:type="dxa"/>
+          <w:start w:w="240" w:type="dxa"/>
           <w:bottom w:w="200" w:type="dxa"/>
-          <w:right w:w="240" w:type="dxa"/>
+          <w:end w:w="240" w:type="dxa"/>
         </w:tblCellMar>
       </w:tblPr>
       <w:tblGrid>
@@ -162,9 +162,9 @@
             <w:tcW w:w="9360" w:type="dxa"/>
             <w:tcBorders>
               <w:top w:val="single" w:sz="4" w:space="0" w:color="2C5F8A"/>
-              <w:left w:val="single" w:sz="4" w:space="0" w:color="2C5F8A"/>
+              <w:start w:val="single" w:sz="4" w:space="0" w:color="2C5F8A"/>
               <w:bottom w:val="single" w:sz="4" w:space="0" w:color="2C5F8A"/>
-              <w:right w:val="single" w:sz="4" w:space="0" w:color="2C5F8A"/>
+              <w:end w:val="single" w:sz="4" w:space="0" w:color="2C5F8A"/>
             </w:tcBorders>
             <w:shd w:fill="EBF3FB" w:val="clear"/>
           </w:tcPr>
@@ -247,7 +247,7 @@
         <w:widowControl/>
         <w:bidi w:val="0"/>
         <w:spacing w:before="0" w:after="180"/>
-        <w:jc w:val="left"/>
+        <w:jc w:val="start"/>
         <w:rPr/>
       </w:pPr>
       <w:r>
@@ -264,7 +264,7 @@
       <w:pPr>
         <w:pStyle w:val="BodyText"/>
         <w:widowControl/>
-        <w:ind w:hanging="0" w:left="0" w:right="0"/>
+        <w:ind w:hanging="0" w:start="0" w:end="0"/>
         <w:rPr>
           <w:rFonts w:ascii="Liberation Sans" w:hAnsi="Liberation Sans"/>
         </w:rPr>
@@ -289,7 +289,7 @@
         <w:keepNext w:val="true"/>
         <w:widowControl/>
         <w:bidi w:val="0"/>
-        <w:jc w:val="left"/>
+        <w:jc w:val="start"/>
         <w:rPr/>
       </w:pPr>
       <w:r>
@@ -310,13 +310,12 @@
           <w:ilvl w:val="0"/>
           <w:numId w:val="3"/>
         </w:numPr>
-        <w:pBdr/>
         <w:tabs>
           <w:tab w:val="clear" w:pos="720"/>
           <w:tab w:val="left" w:pos="0" w:leader="none"/>
         </w:tabs>
         <w:spacing w:before="0" w:after="0"/>
-        <w:ind w:hanging="0" w:left="0" w:right="0"/>
+        <w:ind w:hanging="0" w:start="0" w:end="0"/>
         <w:rPr/>
       </w:pPr>
       <w:r>
@@ -393,13 +392,12 @@
           <w:ilvl w:val="0"/>
           <w:numId w:val="3"/>
         </w:numPr>
-        <w:pBdr/>
         <w:tabs>
           <w:tab w:val="clear" w:pos="720"/>
           <w:tab w:val="left" w:pos="0" w:leader="none"/>
         </w:tabs>
         <w:spacing w:before="0" w:after="0"/>
-        <w:ind w:hanging="0" w:left="0" w:right="0"/>
+        <w:ind w:hanging="0" w:start="0" w:end="0"/>
         <w:rPr/>
       </w:pPr>
       <w:r>
@@ -479,13 +477,12 @@
           <w:ilvl w:val="0"/>
           <w:numId w:val="3"/>
         </w:numPr>
-        <w:pBdr/>
         <w:tabs>
           <w:tab w:val="clear" w:pos="720"/>
           <w:tab w:val="left" w:pos="0" w:leader="none"/>
         </w:tabs>
         <w:spacing w:before="0" w:after="0"/>
-        <w:ind w:hanging="0" w:left="0" w:right="0"/>
+        <w:ind w:hanging="0" w:start="0" w:end="0"/>
         <w:rPr/>
       </w:pPr>
       <w:r>
@@ -544,13 +541,12 @@
           <w:ilvl w:val="0"/>
           <w:numId w:val="3"/>
         </w:numPr>
-        <w:pBdr/>
         <w:tabs>
           <w:tab w:val="clear" w:pos="720"/>
           <w:tab w:val="left" w:pos="0" w:leader="none"/>
         </w:tabs>
         <w:spacing w:before="0" w:after="0"/>
-        <w:ind w:hanging="0" w:left="0" w:right="0"/>
+        <w:ind w:hanging="0" w:start="0" w:end="0"/>
         <w:rPr/>
       </w:pPr>
       <w:r>
@@ -607,13 +603,12 @@
           <w:ilvl w:val="0"/>
           <w:numId w:val="3"/>
         </w:numPr>
-        <w:pBdr/>
         <w:tabs>
           <w:tab w:val="clear" w:pos="720"/>
           <w:tab w:val="left" w:pos="0" w:leader="none"/>
         </w:tabs>
         <w:spacing w:before="0" w:after="0"/>
-        <w:ind w:hanging="0" w:left="0" w:right="0"/>
+        <w:ind w:hanging="0" w:start="0" w:end="0"/>
         <w:rPr/>
       </w:pPr>
       <w:r>
@@ -672,7 +667,7 @@
         <w:keepNext w:val="true"/>
         <w:widowControl/>
         <w:bidi w:val="0"/>
-        <w:jc w:val="left"/>
+        <w:jc w:val="start"/>
         <w:rPr/>
       </w:pPr>
       <w:r>
@@ -689,7 +684,20 @@
       <w:pPr>
         <w:pStyle w:val="BodyText"/>
         <w:widowControl/>
-        <w:ind w:hanging="0" w:left="0" w:right="0"/>
+        <w:ind w:hanging="0" w:start="0" w:end="0"/>
+        <w:rPr>
+          <w:rFonts w:ascii="Liberation Sans" w:hAnsi="Liberation Sans"/>
+          <w:b w:val="false"/>
+          <w:i w:val="false"/>
+          <w:i w:val="false"/>
+          <w:caps w:val="false"/>
+          <w:smallCaps w:val="false"/>
+          <w:color w:val="333333"/>
+          <w:spacing w:val="0"/>
+          <w:sz w:val="24"/>
+        </w:rPr>
+      </w:pPr>
+      <w:r>
         <w:rPr>
           <w:rFonts w:ascii="Liberation Sans" w:hAnsi="Liberation Sans"/>
           <w:b w:val="false"/>
@@ -700,6 +708,25 @@
           <w:spacing w:val="0"/>
           <w:sz w:val="24"/>
         </w:rPr>
+        <w:t>For any residue ( r \in R30 ):</w:t>
+      </w:r>
+    </w:p>
+    <w:p>
+      <w:pPr>
+        <w:pStyle w:val="BodyText"/>
+        <w:widowControl/>
+        <w:ind w:hanging="0" w:start="0" w:end="0"/>
+        <w:rPr>
+          <w:rFonts w:ascii="Liberation Sans" w:hAnsi="Liberation Sans"/>
+          <w:b w:val="false"/>
+          <w:i w:val="false"/>
+          <w:i w:val="false"/>
+          <w:caps w:val="false"/>
+          <w:smallCaps w:val="false"/>
+          <w:color w:val="333333"/>
+          <w:spacing w:val="0"/>
+          <w:sz w:val="24"/>
+        </w:rPr>
       </w:pPr>
       <w:r>
         <w:rPr>
@@ -712,14 +739,29 @@
           <w:spacing w:val="0"/>
           <w:sz w:val="24"/>
         </w:rPr>
-        <w:t>For any residue ( r \in R30 ):</w:t>
+        <w:tab/>
+        <w:tab/>
+        <w:t>[ \theta_r = r \cdot \frac{2\pi}{30} ]</w:t>
       </w:r>
     </w:p>
     <w:p>
       <w:pPr>
         <w:pStyle w:val="BodyText"/>
         <w:widowControl/>
-        <w:ind w:hanging="0" w:left="0" w:right="0"/>
+        <w:ind w:hanging="0" w:start="0" w:end="0"/>
+        <w:rPr>
+          <w:rFonts w:ascii="Liberation Sans" w:hAnsi="Liberation Sans"/>
+          <w:b w:val="false"/>
+          <w:i w:val="false"/>
+          <w:i w:val="false"/>
+          <w:caps w:val="false"/>
+          <w:smallCaps w:val="false"/>
+          <w:color w:val="333333"/>
+          <w:spacing w:val="0"/>
+          <w:sz w:val="24"/>
+        </w:rPr>
+      </w:pPr>
+      <w:r>
         <w:rPr>
           <w:rFonts w:ascii="Liberation Sans" w:hAnsi="Liberation Sans"/>
           <w:b w:val="false"/>
@@ -730,6 +772,43 @@
           <w:spacing w:val="0"/>
           <w:sz w:val="24"/>
         </w:rPr>
+        <w:t>Angles are expressed in degrees in the diagrams.</w:t>
+      </w:r>
+    </w:p>
+    <w:p>
+      <w:pPr>
+        <w:pStyle w:val="Heading2"/>
+        <w:keepNext w:val="true"/>
+        <w:widowControl/>
+        <w:bidi w:val="0"/>
+        <w:jc w:val="start"/>
+        <w:rPr/>
+      </w:pPr>
+      <w:r>
+        <w:rPr>
+          <w:rStyle w:val="Strong"/>
+          <w:rFonts w:ascii="Liberation Sans" w:hAnsi="Liberation Sans"/>
+          <w:b/>
+          <w:bCs/>
+        </w:rPr>
+        <w:t>Goldbach Tunnels</w:t>
+      </w:r>
+    </w:p>
+    <w:p>
+      <w:pPr>
+        <w:pStyle w:val="BodyText"/>
+        <w:widowControl/>
+        <w:numPr>
+          <w:ilvl w:val="0"/>
+          <w:numId w:val="4"/>
+        </w:numPr>
+        <w:tabs>
+          <w:tab w:val="clear" w:pos="720"/>
+          <w:tab w:val="left" w:pos="0" w:leader="none"/>
+        </w:tabs>
+        <w:spacing w:before="0" w:after="0"/>
+        <w:ind w:hanging="0" w:start="0" w:end="0"/>
+        <w:rPr/>
       </w:pPr>
       <w:r>
         <w:rPr>
@@ -742,16 +821,9 @@
           <w:spacing w:val="0"/>
           <w:sz w:val="24"/>
         </w:rPr>
-        <w:tab/>
-        <w:tab/>
-        <w:t>[ \theta_r = r \cdot \frac{2\pi}{30} ]</w:t>
-      </w:r>
-    </w:p>
-    <w:p>
-      <w:pPr>
-        <w:pStyle w:val="BodyText"/>
-        <w:widowControl/>
-        <w:ind w:hanging="0" w:left="0" w:right="0"/>
+        <w:t xml:space="preserve">  </w:t>
+      </w:r>
+      <w:r>
         <w:rPr>
           <w:rFonts w:ascii="Liberation Sans" w:hAnsi="Liberation Sans"/>
           <w:b w:val="false"/>
@@ -762,9 +834,11 @@
           <w:spacing w:val="0"/>
           <w:sz w:val="24"/>
         </w:rPr>
-      </w:pPr>
-      <w:r>
-        <w:rPr>
+        <w:t xml:space="preserve">A </w:t>
+      </w:r>
+      <w:r>
+        <w:rPr>
+          <w:rStyle w:val="Strong"/>
           <w:rFonts w:ascii="Liberation Sans" w:hAnsi="Liberation Sans"/>
           <w:b w:val="false"/>
           <w:i w:val="false"/>
@@ -774,45 +848,8 @@
           <w:spacing w:val="0"/>
           <w:sz w:val="24"/>
         </w:rPr>
-        <w:t>Angles are expressed in degrees in the diagrams.</w:t>
-      </w:r>
-    </w:p>
-    <w:p>
-      <w:pPr>
-        <w:pStyle w:val="Heading2"/>
-        <w:keepNext w:val="true"/>
-        <w:widowControl/>
-        <w:bidi w:val="0"/>
-        <w:jc w:val="left"/>
-        <w:rPr/>
-      </w:pPr>
-      <w:r>
-        <w:rPr>
-          <w:rStyle w:val="Strong"/>
-          <w:rFonts w:ascii="Liberation Sans" w:hAnsi="Liberation Sans"/>
-          <w:b/>
-          <w:bCs/>
-        </w:rPr>
-        <w:t>Goldbach Tunnels</w:t>
-      </w:r>
-    </w:p>
-    <w:p>
-      <w:pPr>
-        <w:pStyle w:val="BodyText"/>
-        <w:widowControl/>
-        <w:numPr>
-          <w:ilvl w:val="0"/>
-          <w:numId w:val="4"/>
-        </w:numPr>
-        <w:pBdr/>
-        <w:tabs>
-          <w:tab w:val="clear" w:pos="720"/>
-          <w:tab w:val="left" w:pos="0" w:leader="none"/>
-        </w:tabs>
-        <w:spacing w:before="0" w:after="0"/>
-        <w:ind w:hanging="0" w:left="0" w:right="0"/>
-        <w:rPr/>
-      </w:pPr>
+        <w:t>tunnel</w:t>
+      </w:r>
       <w:r>
         <w:rPr>
           <w:rFonts w:ascii="Liberation Sans" w:hAnsi="Liberation Sans"/>
@@ -824,8 +861,25 @@
           <w:spacing w:val="0"/>
           <w:sz w:val="24"/>
         </w:rPr>
-        <w:t xml:space="preserve">  </w:t>
-      </w:r>
+        <w:t xml:space="preserve"> is an ordered pair ((r_p, r_q)) in R30 × R30.</w:t>
+      </w:r>
+    </w:p>
+    <w:p>
+      <w:pPr>
+        <w:pStyle w:val="BodyText"/>
+        <w:widowControl/>
+        <w:numPr>
+          <w:ilvl w:val="0"/>
+          <w:numId w:val="4"/>
+        </w:numPr>
+        <w:tabs>
+          <w:tab w:val="clear" w:pos="720"/>
+          <w:tab w:val="left" w:pos="0" w:leader="none"/>
+        </w:tabs>
+        <w:spacing w:before="0" w:after="0"/>
+        <w:ind w:hanging="0" w:start="0" w:end="0"/>
+        <w:rPr/>
+      </w:pPr>
       <w:r>
         <w:rPr>
           <w:rFonts w:ascii="Liberation Sans" w:hAnsi="Liberation Sans"/>
@@ -837,11 +891,10 @@
           <w:spacing w:val="0"/>
           <w:sz w:val="24"/>
         </w:rPr>
-        <w:t xml:space="preserve">A </w:t>
-      </w:r>
-      <w:r>
-        <w:rPr>
-          <w:rStyle w:val="Strong"/>
+        <w:t xml:space="preserve">  </w:t>
+      </w:r>
+      <w:r>
+        <w:rPr>
           <w:rFonts w:ascii="Liberation Sans" w:hAnsi="Liberation Sans"/>
           <w:b w:val="false"/>
           <w:i w:val="false"/>
@@ -851,10 +904,11 @@
           <w:spacing w:val="0"/>
           <w:sz w:val="24"/>
         </w:rPr>
-        <w:t>tunnel</w:t>
-      </w:r>
-      <w:r>
-        <w:rPr>
+        <w:t xml:space="preserve">A tunnel is </w:t>
+      </w:r>
+      <w:r>
+        <w:rPr>
+          <w:rStyle w:val="Strong"/>
           <w:rFonts w:ascii="Liberation Sans" w:hAnsi="Liberation Sans"/>
           <w:b w:val="false"/>
           <w:i w:val="false"/>
@@ -864,26 +918,8 @@
           <w:spacing w:val="0"/>
           <w:sz w:val="24"/>
         </w:rPr>
-        <w:t xml:space="preserve"> is an ordered pair ((r_p, r_q)) in R30 × R30.</w:t>
-      </w:r>
-    </w:p>
-    <w:p>
-      <w:pPr>
-        <w:pStyle w:val="BodyText"/>
-        <w:widowControl/>
-        <w:numPr>
-          <w:ilvl w:val="0"/>
-          <w:numId w:val="4"/>
-        </w:numPr>
-        <w:pBdr/>
-        <w:tabs>
-          <w:tab w:val="clear" w:pos="720"/>
-          <w:tab w:val="left" w:pos="0" w:leader="none"/>
-        </w:tabs>
-        <w:spacing w:before="0" w:after="0"/>
-        <w:ind w:hanging="0" w:left="0" w:right="0"/>
-        <w:rPr/>
-      </w:pPr>
+        <w:t>active</w:t>
+      </w:r>
       <w:r>
         <w:rPr>
           <w:rFonts w:ascii="Liberation Sans" w:hAnsi="Liberation Sans"/>
@@ -895,10 +931,40 @@
           <w:spacing w:val="0"/>
           <w:sz w:val="24"/>
         </w:rPr>
-        <w:t xml:space="preserve">  </w:t>
-      </w:r>
-      <w:r>
-        <w:rPr>
+        <w:t xml:space="preserve"> for an even integer (N) if: [ r_p + r_q \equiv N \pmod{30}. ]</w:t>
+        <w:br/>
+        <w:br/>
+      </w:r>
+      <w:r>
+        <w:rPr>
+          <w:rStyle w:val="Strong"/>
+          <w:rFonts w:eastAsia="Arial" w:cs="Arial" w:ascii="Liberation Sans" w:hAnsi="Liberation Sans"/>
+          <w:color w:val="1A3F5C"/>
+          <w:sz w:val="26"/>
+          <w:szCs w:val="26"/>
+        </w:rPr>
+        <w:t>Tunnel Classes</w:t>
+      </w:r>
+    </w:p>
+    <w:p>
+      <w:pPr>
+        <w:pStyle w:val="BodyText"/>
+        <w:widowControl/>
+        <w:numPr>
+          <w:ilvl w:val="0"/>
+          <w:numId w:val="5"/>
+        </w:numPr>
+        <w:tabs>
+          <w:tab w:val="clear" w:pos="720"/>
+          <w:tab w:val="left" w:pos="0" w:leader="none"/>
+        </w:tabs>
+        <w:spacing w:before="0" w:after="0"/>
+        <w:ind w:hanging="0" w:start="0" w:end="0"/>
+        <w:rPr/>
+      </w:pPr>
+      <w:r>
+        <w:rPr>
+          <w:rStyle w:val="Strong"/>
           <w:rFonts w:ascii="Liberation Sans" w:hAnsi="Liberation Sans"/>
           <w:b w:val="false"/>
           <w:i w:val="false"/>
@@ -908,7 +974,7 @@
           <w:spacing w:val="0"/>
           <w:sz w:val="24"/>
         </w:rPr>
-        <w:t xml:space="preserve">A tunnel is </w:t>
+        <w:t xml:space="preserve">  </w:t>
       </w:r>
       <w:r>
         <w:rPr>
@@ -922,7 +988,7 @@
           <w:spacing w:val="0"/>
           <w:sz w:val="24"/>
         </w:rPr>
-        <w:t>active</w:t>
+        <w:t>A = SG × SG</w:t>
       </w:r>
       <w:r>
         <w:rPr>
@@ -935,19 +1001,7 @@
           <w:spacing w:val="0"/>
           <w:sz w:val="24"/>
         </w:rPr>
-        <w:t xml:space="preserve"> for an even integer (N) if: [ r_p + r_q \equiv N \pmod{30}. ]</w:t>
-        <w:br/>
-        <w:br/>
-      </w:r>
-      <w:r>
-        <w:rPr>
-          <w:rStyle w:val="Strong"/>
-          <w:rFonts w:eastAsia="Arial" w:cs="Arial" w:ascii="Liberation Sans" w:hAnsi="Liberation Sans"/>
-          <w:color w:val="1A3F5C"/>
-          <w:sz w:val="26"/>
-          <w:szCs w:val="26"/>
-        </w:rPr>
-        <w:t>Tunnel Classes</w:t>
+        <w:t xml:space="preserve"> (9 tunnels)</w:t>
       </w:r>
     </w:p>
     <w:p>
@@ -958,13 +1012,12 @@
           <w:ilvl w:val="0"/>
           <w:numId w:val="5"/>
         </w:numPr>
-        <w:pBdr/>
         <w:tabs>
           <w:tab w:val="clear" w:pos="720"/>
           <w:tab w:val="left" w:pos="0" w:leader="none"/>
         </w:tabs>
         <w:spacing w:before="0" w:after="0"/>
-        <w:ind w:hanging="0" w:left="0" w:right="0"/>
+        <w:ind w:hanging="0" w:start="0" w:end="0"/>
         <w:rPr/>
       </w:pPr>
       <w:r>
@@ -993,7 +1046,7 @@
           <w:spacing w:val="0"/>
           <w:sz w:val="24"/>
         </w:rPr>
-        <w:t>A = SG × SG</w:t>
+        <w:t>B = SG × XSG ∪ XSG × SG</w:t>
       </w:r>
       <w:r>
         <w:rPr>
@@ -1006,7 +1059,7 @@
           <w:spacing w:val="0"/>
           <w:sz w:val="24"/>
         </w:rPr>
-        <w:t xml:space="preserve"> (9 tunnels)</w:t>
+        <w:t xml:space="preserve"> (30 tunnels)</w:t>
       </w:r>
     </w:p>
     <w:p>
@@ -1017,13 +1070,12 @@
           <w:ilvl w:val="0"/>
           <w:numId w:val="5"/>
         </w:numPr>
-        <w:pBdr/>
         <w:tabs>
           <w:tab w:val="clear" w:pos="720"/>
           <w:tab w:val="left" w:pos="0" w:leader="none"/>
         </w:tabs>
         <w:spacing w:before="0" w:after="0"/>
-        <w:ind w:hanging="0" w:left="0" w:right="0"/>
+        <w:ind w:hanging="0" w:start="0" w:end="0"/>
         <w:rPr/>
       </w:pPr>
       <w:r>
@@ -1052,7 +1104,7 @@
           <w:spacing w:val="0"/>
           <w:sz w:val="24"/>
         </w:rPr>
-        <w:t>B = SG × XSG ∪ XSG × SG</w:t>
+        <w:t>C = XSG × XSG</w:t>
       </w:r>
       <w:r>
         <w:rPr>
@@ -1065,7 +1117,8 @@
           <w:spacing w:val="0"/>
           <w:sz w:val="24"/>
         </w:rPr>
-        <w:t xml:space="preserve"> (30 tunnels)</w:t>
+        <w:t xml:space="preserve"> (25 tunnels)</w:t>
+        <w:br/>
       </w:r>
     </w:p>
     <w:p>
@@ -1074,15 +1127,39 @@
         <w:widowControl/>
         <w:numPr>
           <w:ilvl w:val="0"/>
-          <w:numId w:val="5"/>
+          <w:numId w:val="0"/>
         </w:numPr>
-        <w:pBdr/>
+        <w:bidi w:val="0"/>
+        <w:spacing w:before="0" w:after="0"/>
+        <w:ind w:hanging="0" w:start="0" w:end="0"/>
+        <w:jc w:val="start"/>
+        <w:rPr/>
+      </w:pPr>
+      <w:r>
+        <w:rPr>
+          <w:rStyle w:val="Strong"/>
+          <w:rFonts w:eastAsia="Arial" w:cs="Arial" w:ascii="Liberation Sans" w:hAnsi="Liberation Sans"/>
+          <w:color w:val="1A3F5C"/>
+          <w:sz w:val="26"/>
+          <w:szCs w:val="26"/>
+        </w:rPr>
+        <w:t>Constants and Functions</w:t>
+      </w:r>
+    </w:p>
+    <w:p>
+      <w:pPr>
+        <w:pStyle w:val="BodyText"/>
+        <w:widowControl/>
+        <w:numPr>
+          <w:ilvl w:val="0"/>
+          <w:numId w:val="6"/>
+        </w:numPr>
         <w:tabs>
           <w:tab w:val="clear" w:pos="720"/>
           <w:tab w:val="left" w:pos="0" w:leader="none"/>
         </w:tabs>
         <w:spacing w:before="0" w:after="0"/>
-        <w:ind w:hanging="0" w:left="0" w:right="0"/>
+        <w:ind w:hanging="0" w:start="0" w:end="0"/>
         <w:rPr/>
       </w:pPr>
       <w:r>
@@ -1111,7 +1188,7 @@
           <w:spacing w:val="0"/>
           <w:sz w:val="24"/>
         </w:rPr>
-        <w:t>C = XSG × XSG</w:t>
+        <w:t>φ(n)</w:t>
       </w:r>
       <w:r>
         <w:rPr>
@@ -1124,34 +1201,7 @@
           <w:spacing w:val="0"/>
           <w:sz w:val="24"/>
         </w:rPr>
-        <w:t xml:space="preserve"> (25 tunnels)</w:t>
-        <w:br/>
-      </w:r>
-    </w:p>
-    <w:p>
-      <w:pPr>
-        <w:pStyle w:val="BodyText"/>
-        <w:widowControl/>
-        <w:numPr>
-          <w:ilvl w:val="0"/>
-          <w:numId w:val="0"/>
-        </w:numPr>
-        <w:pBdr/>
-        <w:bidi w:val="0"/>
-        <w:spacing w:before="0" w:after="0"/>
-        <w:ind w:hanging="0" w:left="0" w:right="0"/>
-        <w:jc w:val="left"/>
-        <w:rPr/>
-      </w:pPr>
-      <w:r>
-        <w:rPr>
-          <w:rStyle w:val="Strong"/>
-          <w:rFonts w:eastAsia="Arial" w:cs="Arial" w:ascii="Liberation Sans" w:hAnsi="Liberation Sans"/>
-          <w:color w:val="1A3F5C"/>
-          <w:sz w:val="26"/>
-          <w:szCs w:val="26"/>
-        </w:rPr>
-        <w:t>Constants and Functions</w:t>
+        <w:t>: Euler’s totient function</w:t>
       </w:r>
     </w:p>
     <w:p>
@@ -1162,13 +1212,12 @@
           <w:ilvl w:val="0"/>
           <w:numId w:val="6"/>
         </w:numPr>
-        <w:pBdr/>
         <w:tabs>
           <w:tab w:val="clear" w:pos="720"/>
           <w:tab w:val="left" w:pos="0" w:leader="none"/>
         </w:tabs>
         <w:spacing w:before="0" w:after="0"/>
-        <w:ind w:hanging="0" w:left="0" w:right="0"/>
+        <w:ind w:hanging="0" w:start="0" w:end="0"/>
         <w:rPr/>
       </w:pPr>
       <w:r>
@@ -1197,7 +1246,7 @@
           <w:spacing w:val="0"/>
           <w:sz w:val="24"/>
         </w:rPr>
-        <w:t>φ(n)</w:t>
+        <w:t>Pₙ</w:t>
       </w:r>
       <w:r>
         <w:rPr>
@@ -1210,7 +1259,9 @@
           <w:spacing w:val="0"/>
           <w:sz w:val="24"/>
         </w:rPr>
-        <w:t>: Euler’s totient function</w:t>
+        <w:t>: n</w:t>
+        <w:noBreakHyphen/>
+        <w:t>th primorial</w:t>
       </w:r>
     </w:p>
     <w:p>
@@ -1221,13 +1272,12 @@
           <w:ilvl w:val="0"/>
           <w:numId w:val="6"/>
         </w:numPr>
-        <w:pBdr/>
         <w:tabs>
           <w:tab w:val="clear" w:pos="720"/>
           <w:tab w:val="left" w:pos="0" w:leader="none"/>
         </w:tabs>
         <w:spacing w:before="0" w:after="0"/>
-        <w:ind w:hanging="0" w:left="0" w:right="0"/>
+        <w:ind w:hanging="0" w:start="0" w:end="0"/>
         <w:rPr/>
       </w:pPr>
       <w:r>
@@ -1256,7 +1306,7 @@
           <w:spacing w:val="0"/>
           <w:sz w:val="24"/>
         </w:rPr>
-        <w:t>Pₙ</w:t>
+        <w:t>Res(Pₙ)</w:t>
       </w:r>
       <w:r>
         <w:rPr>
@@ -1269,9 +1319,7 @@
           <w:spacing w:val="0"/>
           <w:sz w:val="24"/>
         </w:rPr>
-        <w:t>: n</w:t>
-        <w:noBreakHyphen/>
-        <w:t>th primorial</w:t>
+        <w:t>: number of admissible residues at primorial level Pₙ</w:t>
       </w:r>
     </w:p>
     <w:p>
@@ -1282,13 +1330,12 @@
           <w:ilvl w:val="0"/>
           <w:numId w:val="6"/>
         </w:numPr>
-        <w:pBdr/>
         <w:tabs>
           <w:tab w:val="clear" w:pos="720"/>
           <w:tab w:val="left" w:pos="0" w:leader="none"/>
         </w:tabs>
         <w:spacing w:before="0" w:after="0"/>
-        <w:ind w:hanging="0" w:left="0" w:right="0"/>
+        <w:ind w:hanging="0" w:start="0" w:end="0"/>
         <w:rPr/>
       </w:pPr>
       <w:r>
@@ -1317,7 +1364,7 @@
           <w:spacing w:val="0"/>
           <w:sz w:val="24"/>
         </w:rPr>
-        <w:t>Res(Pₙ)</w:t>
+        <w:t>C₂</w:t>
       </w:r>
       <w:r>
         <w:rPr>
@@ -1330,7 +1377,9 @@
           <w:spacing w:val="0"/>
           <w:sz w:val="24"/>
         </w:rPr>
-        <w:t>: number of admissible residues at primorial level Pₙ</w:t>
+        <w:t>: Hardy–Littlewood twin</w:t>
+        <w:noBreakHyphen/>
+        <w:t>prime constant</w:t>
       </w:r>
     </w:p>
     <w:p>
@@ -1341,13 +1390,12 @@
           <w:ilvl w:val="0"/>
           <w:numId w:val="6"/>
         </w:numPr>
-        <w:pBdr/>
         <w:tabs>
           <w:tab w:val="clear" w:pos="720"/>
           <w:tab w:val="left" w:pos="0" w:leader="none"/>
         </w:tabs>
         <w:spacing w:before="0" w:after="0"/>
-        <w:ind w:hanging="0" w:left="0" w:right="0"/>
+        <w:ind w:hanging="0" w:start="0" w:end="0"/>
         <w:rPr/>
       </w:pPr>
       <w:r>
@@ -1376,7 +1424,7 @@
           <w:spacing w:val="0"/>
           <w:sz w:val="24"/>
         </w:rPr>
-        <w:t>C₂</w:t>
+        <w:t>G(N)</w:t>
       </w:r>
       <w:r>
         <w:rPr>
@@ -1389,67 +1437,6 @@
           <w:spacing w:val="0"/>
           <w:sz w:val="24"/>
         </w:rPr>
-        <w:t>: Hardy–Littlewood twin</w:t>
-        <w:noBreakHyphen/>
-        <w:t>prime constant</w:t>
-      </w:r>
-    </w:p>
-    <w:p>
-      <w:pPr>
-        <w:pStyle w:val="BodyText"/>
-        <w:widowControl/>
-        <w:numPr>
-          <w:ilvl w:val="0"/>
-          <w:numId w:val="6"/>
-        </w:numPr>
-        <w:pBdr/>
-        <w:tabs>
-          <w:tab w:val="clear" w:pos="720"/>
-          <w:tab w:val="left" w:pos="0" w:leader="none"/>
-        </w:tabs>
-        <w:spacing w:before="0" w:after="0"/>
-        <w:ind w:hanging="0" w:left="0" w:right="0"/>
-        <w:rPr/>
-      </w:pPr>
-      <w:r>
-        <w:rPr>
-          <w:rStyle w:val="Strong"/>
-          <w:rFonts w:ascii="Liberation Sans" w:hAnsi="Liberation Sans"/>
-          <w:b w:val="false"/>
-          <w:i w:val="false"/>
-          <w:caps w:val="false"/>
-          <w:smallCaps w:val="false"/>
-          <w:color w:val="333333"/>
-          <w:spacing w:val="0"/>
-          <w:sz w:val="24"/>
-        </w:rPr>
-        <w:t xml:space="preserve">  </w:t>
-      </w:r>
-      <w:r>
-        <w:rPr>
-          <w:rStyle w:val="Strong"/>
-          <w:rFonts w:ascii="Liberation Sans" w:hAnsi="Liberation Sans"/>
-          <w:b w:val="false"/>
-          <w:i w:val="false"/>
-          <w:caps w:val="false"/>
-          <w:smallCaps w:val="false"/>
-          <w:color w:val="333333"/>
-          <w:spacing w:val="0"/>
-          <w:sz w:val="24"/>
-        </w:rPr>
-        <w:t>G(N)</w:t>
-      </w:r>
-      <w:r>
-        <w:rPr>
-          <w:rFonts w:ascii="Liberation Sans" w:hAnsi="Liberation Sans"/>
-          <w:b w:val="false"/>
-          <w:i w:val="false"/>
-          <w:caps w:val="false"/>
-          <w:smallCaps w:val="false"/>
-          <w:color w:val="333333"/>
-          <w:spacing w:val="0"/>
-          <w:sz w:val="24"/>
-        </w:rPr>
         <w:t>: number of Goldbach decompositions of N</w:t>
       </w:r>
     </w:p>
@@ -1485,30 +1472,35 @@
       </w:pPr>
       <w:r>
         <w:rPr>
-          <w:rFonts w:ascii="Liberation Sans" w:hAnsi="Liberation Sans"/>
-        </w:rPr>
-      </w:r>
-      <w:r>
-        <w:br w:type="page"/>
-      </w:r>
-    </w:p>
-    <w:p>
-      <w:pPr>
-        <w:pStyle w:val="Heading1"/>
-        <w:spacing w:before="0" w:after="180"/>
-        <w:rPr>
-          <w:rFonts w:ascii="Liberation Sans" w:hAnsi="Liberation Sans"/>
-        </w:rPr>
-      </w:pPr>
-      <w:r>
-        <w:rPr>
-          <w:rFonts w:eastAsia="Arial" w:cs="Arial" w:ascii="Liberation Sans" w:hAnsi="Liberation Sans"/>
+          <w:rFonts w:eastAsia="Arial" w:cs="Arial"/>
           <w:b/>
           <w:bCs/>
           <w:color w:val="2C5F8A"/>
           <w:sz w:val="32"/>
           <w:szCs w:val="32"/>
         </w:rPr>
+      </w:r>
+      <w:r>
+        <w:br w:type="page"/>
+      </w:r>
+    </w:p>
+    <w:p>
+      <w:pPr>
+        <w:pStyle w:val="Heading1"/>
+        <w:spacing w:before="0" w:after="180"/>
+        <w:rPr>
+          <w:rFonts w:ascii="Liberation Sans" w:hAnsi="Liberation Sans"/>
+        </w:rPr>
+      </w:pPr>
+      <w:r>
+        <w:rPr>
+          <w:rFonts w:eastAsia="Arial" w:cs="Arial" w:ascii="Liberation Sans" w:hAnsi="Liberation Sans"/>
+          <w:b/>
+          <w:bCs/>
+          <w:color w:val="2C5F8A"/>
+          <w:sz w:val="32"/>
+          <w:szCs w:val="32"/>
+        </w:rPr>
         <w:t>1. Introduction</w:t>
       </w:r>
     </w:p>
@@ -1599,7 +1591,7 @@
         <w:pStyle w:val="ListParagraph"/>
         <w:numPr>
           <w:ilvl w:val="0"/>
-          <w:numId w:val="8"/>
+          <w:numId w:val="10"/>
         </w:numPr>
         <w:spacing w:before="40" w:after="40"/>
         <w:rPr>
@@ -1622,7 +1614,7 @@
         <w:pStyle w:val="ListParagraph"/>
         <w:numPr>
           <w:ilvl w:val="0"/>
-          <w:numId w:val="1"/>
+          <w:numId w:val="11"/>
         </w:numPr>
         <w:spacing w:before="40" w:after="40"/>
         <w:rPr>
@@ -1645,7 +1637,7 @@
         <w:pStyle w:val="ListParagraph"/>
         <w:numPr>
           <w:ilvl w:val="0"/>
-          <w:numId w:val="1"/>
+          <w:numId w:val="12"/>
         </w:numPr>
         <w:spacing w:before="40" w:after="40"/>
         <w:rPr>
@@ -2012,14 +2004,14 @@
     <w:tbl>
       <w:tblPr>
         <w:tblW w:w="9360" w:type="dxa"/>
-        <w:jc w:val="left"/>
+        <w:jc w:val="start"/>
         <w:tblInd w:w="0" w:type="dxa"/>
         <w:tblLayout w:type="fixed"/>
         <w:tblCellMar>
           <w:top w:w="160" w:type="dxa"/>
-          <w:left w:w="200" w:type="dxa"/>
+          <w:start w:w="200" w:type="dxa"/>
           <w:bottom w:w="160" w:type="dxa"/>
-          <w:right w:w="200" w:type="dxa"/>
+          <w:end w:w="200" w:type="dxa"/>
         </w:tblCellMar>
       </w:tblPr>
       <w:tblGrid>
@@ -2032,9 +2024,9 @@
             <w:tcW w:w="9360" w:type="dxa"/>
             <w:tcBorders>
               <w:top w:val="single" w:sz="2" w:space="0" w:color="2C5F8A"/>
-              <w:left w:val="single" w:sz="2" w:space="0" w:color="2C5F8A"/>
+              <w:start w:val="single" w:sz="2" w:space="0" w:color="2C5F8A"/>
               <w:bottom w:val="single" w:sz="2" w:space="0" w:color="2C5F8A"/>
-              <w:right w:val="single" w:sz="2" w:space="0" w:color="2C5F8A"/>
+              <w:end w:val="single" w:sz="2" w:space="0" w:color="2C5F8A"/>
             </w:tcBorders>
             <w:shd w:fill="F0F5FA" w:val="clear"/>
           </w:tcPr>
@@ -2191,7 +2183,7 @@
         <w:pStyle w:val="ListParagraph"/>
         <w:numPr>
           <w:ilvl w:val="0"/>
-          <w:numId w:val="1"/>
+          <w:numId w:val="13"/>
         </w:numPr>
         <w:spacing w:before="40" w:after="40"/>
         <w:rPr>
@@ -2214,7 +2206,7 @@
         <w:pStyle w:val="ListParagraph"/>
         <w:numPr>
           <w:ilvl w:val="0"/>
-          <w:numId w:val="1"/>
+          <w:numId w:val="14"/>
         </w:numPr>
         <w:spacing w:before="40" w:after="40"/>
         <w:rPr>
@@ -2447,7 +2439,7 @@
         <w:pStyle w:val="ListParagraph"/>
         <w:numPr>
           <w:ilvl w:val="0"/>
-          <w:numId w:val="1"/>
+          <w:numId w:val="15"/>
         </w:numPr>
         <w:spacing w:before="40" w:after="40"/>
         <w:rPr>
@@ -2470,7 +2462,7 @@
         <w:pStyle w:val="ListParagraph"/>
         <w:numPr>
           <w:ilvl w:val="0"/>
-          <w:numId w:val="1"/>
+          <w:numId w:val="16"/>
         </w:numPr>
         <w:spacing w:before="40" w:after="40"/>
         <w:rPr>
@@ -2493,7 +2485,7 @@
         <w:pStyle w:val="ListParagraph"/>
         <w:numPr>
           <w:ilvl w:val="0"/>
-          <w:numId w:val="1"/>
+          <w:numId w:val="17"/>
         </w:numPr>
         <w:spacing w:before="40" w:after="40"/>
         <w:rPr>
@@ -2618,7 +2610,7 @@
         <w:pStyle w:val="ListParagraph"/>
         <w:numPr>
           <w:ilvl w:val="0"/>
-          <w:numId w:val="9"/>
+          <w:numId w:val="18"/>
         </w:numPr>
         <w:spacing w:before="40" w:after="40"/>
         <w:rPr>
@@ -2639,7 +2631,7 @@
         <w:pStyle w:val="ListParagraph"/>
         <w:numPr>
           <w:ilvl w:val="0"/>
-          <w:numId w:val="2"/>
+          <w:numId w:val="19"/>
         </w:numPr>
         <w:spacing w:before="40" w:after="40"/>
         <w:rPr>
@@ -2660,7 +2652,7 @@
         <w:pStyle w:val="ListParagraph"/>
         <w:numPr>
           <w:ilvl w:val="0"/>
-          <w:numId w:val="2"/>
+          <w:numId w:val="20"/>
         </w:numPr>
         <w:spacing w:before="40" w:after="40"/>
         <w:rPr>
@@ -2681,7 +2673,7 @@
         <w:pStyle w:val="ListParagraph"/>
         <w:numPr>
           <w:ilvl w:val="0"/>
-          <w:numId w:val="2"/>
+          <w:numId w:val="21"/>
         </w:numPr>
         <w:spacing w:before="40" w:after="40"/>
         <w:rPr>
@@ -2702,7 +2694,7 @@
         <w:pStyle w:val="ListParagraph"/>
         <w:numPr>
           <w:ilvl w:val="0"/>
-          <w:numId w:val="2"/>
+          <w:numId w:val="22"/>
         </w:numPr>
         <w:spacing w:before="40" w:after="40"/>
         <w:rPr>
@@ -2723,7 +2715,7 @@
         <w:pStyle w:val="ListParagraph"/>
         <w:numPr>
           <w:ilvl w:val="0"/>
-          <w:numId w:val="2"/>
+          <w:numId w:val="23"/>
         </w:numPr>
         <w:spacing w:before="40" w:after="40"/>
         <w:rPr>
@@ -2744,7 +2736,7 @@
         <w:pStyle w:val="ListParagraph"/>
         <w:numPr>
           <w:ilvl w:val="0"/>
-          <w:numId w:val="2"/>
+          <w:numId w:val="24"/>
         </w:numPr>
         <w:spacing w:before="40" w:after="40"/>
         <w:rPr>
@@ -2765,7 +2757,7 @@
         <w:pStyle w:val="ListParagraph"/>
         <w:numPr>
           <w:ilvl w:val="0"/>
-          <w:numId w:val="2"/>
+          <w:numId w:val="25"/>
         </w:numPr>
         <w:spacing w:before="40" w:after="40"/>
         <w:rPr>
@@ -2786,7 +2778,7 @@
         <w:pStyle w:val="ListParagraph"/>
         <w:numPr>
           <w:ilvl w:val="0"/>
-          <w:numId w:val="2"/>
+          <w:numId w:val="26"/>
         </w:numPr>
         <w:spacing w:before="40" w:after="40"/>
         <w:rPr>
@@ -2807,7 +2799,7 @@
         <w:pStyle w:val="ListParagraph"/>
         <w:numPr>
           <w:ilvl w:val="0"/>
-          <w:numId w:val="2"/>
+          <w:numId w:val="27"/>
         </w:numPr>
         <w:spacing w:before="40" w:after="40"/>
         <w:rPr>
@@ -2915,14 +2907,14 @@
     <w:tbl>
       <w:tblPr>
         <w:tblW w:w="9360" w:type="dxa"/>
-        <w:jc w:val="left"/>
+        <w:jc w:val="start"/>
         <w:tblInd w:w="0" w:type="dxa"/>
         <w:tblLayout w:type="fixed"/>
         <w:tblCellMar>
           <w:top w:w="80" w:type="dxa"/>
-          <w:left w:w="120" w:type="dxa"/>
+          <w:start w:w="120" w:type="dxa"/>
           <w:bottom w:w="80" w:type="dxa"/>
-          <w:right w:w="120" w:type="dxa"/>
+          <w:end w:w="120" w:type="dxa"/>
         </w:tblCellMar>
       </w:tblPr>
       <w:tblGrid>
@@ -2938,9 +2930,9 @@
             <w:tcW w:w="4680" w:type="dxa"/>
             <w:tcBorders>
               <w:top w:val="single" w:sz="2" w:space="0" w:color="2C5F8A"/>
-              <w:left w:val="single" w:sz="2" w:space="0" w:color="2C5F8A"/>
+              <w:start w:val="single" w:sz="2" w:space="0" w:color="2C5F8A"/>
               <w:bottom w:val="single" w:sz="2" w:space="0" w:color="2C5F8A"/>
-              <w:right w:val="single" w:sz="2" w:space="0" w:color="2C5F8A"/>
+              <w:end w:val="single" w:sz="2" w:space="0" w:color="2C5F8A"/>
             </w:tcBorders>
             <w:shd w:fill="2C5F8A" w:val="clear"/>
           </w:tcPr>
@@ -2970,9 +2962,9 @@
             <w:tcW w:w="4679" w:type="dxa"/>
             <w:tcBorders>
               <w:top w:val="single" w:sz="2" w:space="0" w:color="2C5F8A"/>
-              <w:left w:val="single" w:sz="2" w:space="0" w:color="2C5F8A"/>
+              <w:start w:val="single" w:sz="2" w:space="0" w:color="2C5F8A"/>
               <w:bottom w:val="single" w:sz="2" w:space="0" w:color="2C5F8A"/>
-              <w:right w:val="single" w:sz="2" w:space="0" w:color="2C5F8A"/>
+              <w:end w:val="single" w:sz="2" w:space="0" w:color="2C5F8A"/>
             </w:tcBorders>
             <w:shd w:fill="2C5F8A" w:val="clear"/>
           </w:tcPr>
@@ -3005,16 +2997,16 @@
             <w:tcW w:w="4680" w:type="dxa"/>
             <w:tcBorders>
               <w:top w:val="single" w:sz="2" w:space="0" w:color="CCCCCC"/>
-              <w:left w:val="single" w:sz="2" w:space="0" w:color="CCCCCC"/>
-              <w:bottom w:val="single" w:sz="2" w:space="0" w:color="CCCCCC"/>
-              <w:right w:val="single" w:sz="2" w:space="0" w:color="CCCCCC"/>
+              <w:start w:val="single" w:sz="2" w:space="0" w:color="CCCCCC"/>
+              <w:bottom w:val="single" w:sz="2" w:space="0" w:color="CCCCCC"/>
+              <w:end w:val="single" w:sz="2" w:space="0" w:color="CCCCCC"/>
             </w:tcBorders>
             <w:shd w:fill="F0F5FA" w:val="clear"/>
           </w:tcPr>
           <w:p>
             <w:pPr>
               <w:pStyle w:val="Normal"/>
-              <w:jc w:val="left"/>
+              <w:jc w:val="start"/>
               <w:rPr>
                 <w:rFonts w:ascii="Liberation Sans" w:hAnsi="Liberation Sans"/>
               </w:rPr>
@@ -3034,9 +3026,9 @@
             <w:tcW w:w="4679" w:type="dxa"/>
             <w:tcBorders>
               <w:top w:val="single" w:sz="2" w:space="0" w:color="CCCCCC"/>
-              <w:left w:val="single" w:sz="2" w:space="0" w:color="CCCCCC"/>
-              <w:bottom w:val="single" w:sz="2" w:space="0" w:color="CCCCCC"/>
-              <w:right w:val="single" w:sz="2" w:space="0" w:color="CCCCCC"/>
+              <w:start w:val="single" w:sz="2" w:space="0" w:color="CCCCCC"/>
+              <w:bottom w:val="single" w:sz="2" w:space="0" w:color="CCCCCC"/>
+              <w:end w:val="single" w:sz="2" w:space="0" w:color="CCCCCC"/>
             </w:tcBorders>
             <w:shd w:fill="F0F5FA" w:val="clear"/>
           </w:tcPr>
@@ -3066,16 +3058,16 @@
             <w:tcW w:w="4680" w:type="dxa"/>
             <w:tcBorders>
               <w:top w:val="single" w:sz="2" w:space="0" w:color="CCCCCC"/>
-              <w:left w:val="single" w:sz="2" w:space="0" w:color="CCCCCC"/>
-              <w:bottom w:val="single" w:sz="2" w:space="0" w:color="CCCCCC"/>
-              <w:right w:val="single" w:sz="2" w:space="0" w:color="CCCCCC"/>
+              <w:start w:val="single" w:sz="2" w:space="0" w:color="CCCCCC"/>
+              <w:bottom w:val="single" w:sz="2" w:space="0" w:color="CCCCCC"/>
+              <w:end w:val="single" w:sz="2" w:space="0" w:color="CCCCCC"/>
             </w:tcBorders>
             <w:shd w:fill="FFFFFF" w:val="clear"/>
           </w:tcPr>
           <w:p>
             <w:pPr>
               <w:pStyle w:val="Normal"/>
-              <w:jc w:val="left"/>
+              <w:jc w:val="start"/>
               <w:rPr>
                 <w:rFonts w:ascii="Liberation Sans" w:hAnsi="Liberation Sans"/>
               </w:rPr>
@@ -3095,9 +3087,9 @@
             <w:tcW w:w="4679" w:type="dxa"/>
             <w:tcBorders>
               <w:top w:val="single" w:sz="2" w:space="0" w:color="CCCCCC"/>
-              <w:left w:val="single" w:sz="2" w:space="0" w:color="CCCCCC"/>
-              <w:bottom w:val="single" w:sz="2" w:space="0" w:color="CCCCCC"/>
-              <w:right w:val="single" w:sz="2" w:space="0" w:color="CCCCCC"/>
+              <w:start w:val="single" w:sz="2" w:space="0" w:color="CCCCCC"/>
+              <w:bottom w:val="single" w:sz="2" w:space="0" w:color="CCCCCC"/>
+              <w:end w:val="single" w:sz="2" w:space="0" w:color="CCCCCC"/>
             </w:tcBorders>
             <w:shd w:fill="FFFFFF" w:val="clear"/>
           </w:tcPr>
@@ -3127,16 +3119,16 @@
             <w:tcW w:w="4680" w:type="dxa"/>
             <w:tcBorders>
               <w:top w:val="single" w:sz="2" w:space="0" w:color="CCCCCC"/>
-              <w:left w:val="single" w:sz="2" w:space="0" w:color="CCCCCC"/>
-              <w:bottom w:val="single" w:sz="2" w:space="0" w:color="CCCCCC"/>
-              <w:right w:val="single" w:sz="2" w:space="0" w:color="CCCCCC"/>
+              <w:start w:val="single" w:sz="2" w:space="0" w:color="CCCCCC"/>
+              <w:bottom w:val="single" w:sz="2" w:space="0" w:color="CCCCCC"/>
+              <w:end w:val="single" w:sz="2" w:space="0" w:color="CCCCCC"/>
             </w:tcBorders>
             <w:shd w:fill="F0F5FA" w:val="clear"/>
           </w:tcPr>
           <w:p>
             <w:pPr>
               <w:pStyle w:val="Normal"/>
-              <w:jc w:val="left"/>
+              <w:jc w:val="start"/>
               <w:rPr>
                 <w:rFonts w:ascii="Liberation Sans" w:hAnsi="Liberation Sans"/>
               </w:rPr>
@@ -3156,9 +3148,9 @@
             <w:tcW w:w="4679" w:type="dxa"/>
             <w:tcBorders>
               <w:top w:val="single" w:sz="2" w:space="0" w:color="CCCCCC"/>
-              <w:left w:val="single" w:sz="2" w:space="0" w:color="CCCCCC"/>
-              <w:bottom w:val="single" w:sz="2" w:space="0" w:color="CCCCCC"/>
-              <w:right w:val="single" w:sz="2" w:space="0" w:color="CCCCCC"/>
+              <w:start w:val="single" w:sz="2" w:space="0" w:color="CCCCCC"/>
+              <w:bottom w:val="single" w:sz="2" w:space="0" w:color="CCCCCC"/>
+              <w:end w:val="single" w:sz="2" w:space="0" w:color="CCCCCC"/>
             </w:tcBorders>
             <w:shd w:fill="F0F5FA" w:val="clear"/>
           </w:tcPr>
@@ -3188,16 +3180,16 @@
             <w:tcW w:w="4680" w:type="dxa"/>
             <w:tcBorders>
               <w:top w:val="single" w:sz="2" w:space="0" w:color="CCCCCC"/>
-              <w:left w:val="single" w:sz="2" w:space="0" w:color="CCCCCC"/>
-              <w:bottom w:val="single" w:sz="2" w:space="0" w:color="CCCCCC"/>
-              <w:right w:val="single" w:sz="2" w:space="0" w:color="CCCCCC"/>
+              <w:start w:val="single" w:sz="2" w:space="0" w:color="CCCCCC"/>
+              <w:bottom w:val="single" w:sz="2" w:space="0" w:color="CCCCCC"/>
+              <w:end w:val="single" w:sz="2" w:space="0" w:color="CCCCCC"/>
             </w:tcBorders>
             <w:shd w:fill="FFFFFF" w:val="clear"/>
           </w:tcPr>
           <w:p>
             <w:pPr>
               <w:pStyle w:val="Normal"/>
-              <w:jc w:val="left"/>
+              <w:jc w:val="start"/>
               <w:rPr>
                 <w:rFonts w:ascii="Liberation Sans" w:hAnsi="Liberation Sans"/>
               </w:rPr>
@@ -3217,9 +3209,9 @@
             <w:tcW w:w="4679" w:type="dxa"/>
             <w:tcBorders>
               <w:top w:val="single" w:sz="2" w:space="0" w:color="CCCCCC"/>
-              <w:left w:val="single" w:sz="2" w:space="0" w:color="CCCCCC"/>
-              <w:bottom w:val="single" w:sz="2" w:space="0" w:color="CCCCCC"/>
-              <w:right w:val="single" w:sz="2" w:space="0" w:color="CCCCCC"/>
+              <w:start w:val="single" w:sz="2" w:space="0" w:color="CCCCCC"/>
+              <w:bottom w:val="single" w:sz="2" w:space="0" w:color="CCCCCC"/>
+              <w:end w:val="single" w:sz="2" w:space="0" w:color="CCCCCC"/>
             </w:tcBorders>
             <w:shd w:fill="FFFFFF" w:val="clear"/>
           </w:tcPr>
@@ -3249,16 +3241,16 @@
             <w:tcW w:w="4680" w:type="dxa"/>
             <w:tcBorders>
               <w:top w:val="single" w:sz="2" w:space="0" w:color="CCCCCC"/>
-              <w:left w:val="single" w:sz="2" w:space="0" w:color="CCCCCC"/>
-              <w:bottom w:val="single" w:sz="2" w:space="0" w:color="CCCCCC"/>
-              <w:right w:val="single" w:sz="2" w:space="0" w:color="CCCCCC"/>
+              <w:start w:val="single" w:sz="2" w:space="0" w:color="CCCCCC"/>
+              <w:bottom w:val="single" w:sz="2" w:space="0" w:color="CCCCCC"/>
+              <w:end w:val="single" w:sz="2" w:space="0" w:color="CCCCCC"/>
             </w:tcBorders>
             <w:shd w:fill="F0F5FA" w:val="clear"/>
           </w:tcPr>
           <w:p>
             <w:pPr>
               <w:pStyle w:val="Normal"/>
-              <w:jc w:val="left"/>
+              <w:jc w:val="start"/>
               <w:rPr>
                 <w:rFonts w:ascii="Liberation Sans" w:hAnsi="Liberation Sans"/>
               </w:rPr>
@@ -3278,9 +3270,9 @@
             <w:tcW w:w="4679" w:type="dxa"/>
             <w:tcBorders>
               <w:top w:val="single" w:sz="2" w:space="0" w:color="CCCCCC"/>
-              <w:left w:val="single" w:sz="2" w:space="0" w:color="CCCCCC"/>
-              <w:bottom w:val="single" w:sz="2" w:space="0" w:color="CCCCCC"/>
-              <w:right w:val="single" w:sz="2" w:space="0" w:color="CCCCCC"/>
+              <w:start w:val="single" w:sz="2" w:space="0" w:color="CCCCCC"/>
+              <w:bottom w:val="single" w:sz="2" w:space="0" w:color="CCCCCC"/>
+              <w:end w:val="single" w:sz="2" w:space="0" w:color="CCCCCC"/>
             </w:tcBorders>
             <w:shd w:fill="F0F5FA" w:val="clear"/>
           </w:tcPr>
@@ -3310,16 +3302,16 @@
             <w:tcW w:w="4680" w:type="dxa"/>
             <w:tcBorders>
               <w:top w:val="single" w:sz="2" w:space="0" w:color="CCCCCC"/>
-              <w:left w:val="single" w:sz="2" w:space="0" w:color="CCCCCC"/>
-              <w:bottom w:val="single" w:sz="2" w:space="0" w:color="CCCCCC"/>
-              <w:right w:val="single" w:sz="2" w:space="0" w:color="CCCCCC"/>
+              <w:start w:val="single" w:sz="2" w:space="0" w:color="CCCCCC"/>
+              <w:bottom w:val="single" w:sz="2" w:space="0" w:color="CCCCCC"/>
+              <w:end w:val="single" w:sz="2" w:space="0" w:color="CCCCCC"/>
             </w:tcBorders>
             <w:shd w:fill="FFFFFF" w:val="clear"/>
           </w:tcPr>
           <w:p>
             <w:pPr>
               <w:pStyle w:val="Normal"/>
-              <w:jc w:val="left"/>
+              <w:jc w:val="start"/>
               <w:rPr>
                 <w:rFonts w:ascii="Liberation Sans" w:hAnsi="Liberation Sans"/>
               </w:rPr>
@@ -3339,9 +3331,9 @@
             <w:tcW w:w="4679" w:type="dxa"/>
             <w:tcBorders>
               <w:top w:val="single" w:sz="2" w:space="0" w:color="CCCCCC"/>
-              <w:left w:val="single" w:sz="2" w:space="0" w:color="CCCCCC"/>
-              <w:bottom w:val="single" w:sz="2" w:space="0" w:color="CCCCCC"/>
-              <w:right w:val="single" w:sz="2" w:space="0" w:color="CCCCCC"/>
+              <w:start w:val="single" w:sz="2" w:space="0" w:color="CCCCCC"/>
+              <w:bottom w:val="single" w:sz="2" w:space="0" w:color="CCCCCC"/>
+              <w:end w:val="single" w:sz="2" w:space="0" w:color="CCCCCC"/>
             </w:tcBorders>
             <w:shd w:fill="FFFFFF" w:val="clear"/>
           </w:tcPr>
@@ -3402,7 +3394,7 @@
         <w:pStyle w:val="ListParagraph"/>
         <w:numPr>
           <w:ilvl w:val="0"/>
-          <w:numId w:val="1"/>
+          <w:numId w:val="28"/>
         </w:numPr>
         <w:spacing w:before="40" w:after="40"/>
         <w:rPr>
@@ -3425,7 +3417,7 @@
         <w:pStyle w:val="ListParagraph"/>
         <w:numPr>
           <w:ilvl w:val="0"/>
-          <w:numId w:val="1"/>
+          <w:numId w:val="29"/>
         </w:numPr>
         <w:spacing w:before="40" w:after="40"/>
         <w:rPr>
@@ -3448,7 +3440,7 @@
         <w:pStyle w:val="ListParagraph"/>
         <w:numPr>
           <w:ilvl w:val="0"/>
-          <w:numId w:val="1"/>
+          <w:numId w:val="30"/>
         </w:numPr>
         <w:spacing w:before="40" w:after="40"/>
         <w:rPr>
@@ -3521,21 +3513,21 @@
     <w:tbl>
       <w:tblPr>
         <w:tblW w:w="9360" w:type="dxa"/>
-        <w:jc w:val="left"/>
+        <w:jc w:val="start"/>
         <w:tblInd w:w="0" w:type="dxa"/>
         <w:tblLayout w:type="fixed"/>
         <w:tblCellMar>
           <w:top w:w="80" w:type="dxa"/>
-          <w:left w:w="120" w:type="dxa"/>
+          <w:start w:w="120" w:type="dxa"/>
           <w:bottom w:w="80" w:type="dxa"/>
-          <w:right w:w="120" w:type="dxa"/>
+          <w:end w:w="120" w:type="dxa"/>
         </w:tblCellMar>
       </w:tblPr>
       <w:tblGrid>
         <w:gridCol w:w="2000"/>
         <w:gridCol w:w="2000"/>
-        <w:gridCol w:w="2499"/>
-        <w:gridCol w:w="1500"/>
+        <w:gridCol w:w="2498"/>
+        <w:gridCol w:w="1501"/>
         <w:gridCol w:w="1361"/>
       </w:tblGrid>
       <w:tr>
@@ -3547,9 +3539,9 @@
             <w:tcW w:w="2000" w:type="dxa"/>
             <w:tcBorders>
               <w:top w:val="single" w:sz="2" w:space="0" w:color="2C5F8A"/>
-              <w:left w:val="single" w:sz="2" w:space="0" w:color="2C5F8A"/>
+              <w:start w:val="single" w:sz="2" w:space="0" w:color="2C5F8A"/>
               <w:bottom w:val="single" w:sz="2" w:space="0" w:color="2C5F8A"/>
-              <w:right w:val="single" w:sz="2" w:space="0" w:color="2C5F8A"/>
+              <w:end w:val="single" w:sz="2" w:space="0" w:color="2C5F8A"/>
             </w:tcBorders>
             <w:shd w:fill="2C5F8A" w:val="clear"/>
           </w:tcPr>
@@ -3579,9 +3571,9 @@
             <w:tcW w:w="2000" w:type="dxa"/>
             <w:tcBorders>
               <w:top w:val="single" w:sz="2" w:space="0" w:color="2C5F8A"/>
-              <w:left w:val="single" w:sz="2" w:space="0" w:color="2C5F8A"/>
+              <w:start w:val="single" w:sz="2" w:space="0" w:color="2C5F8A"/>
               <w:bottom w:val="single" w:sz="2" w:space="0" w:color="2C5F8A"/>
-              <w:right w:val="single" w:sz="2" w:space="0" w:color="2C5F8A"/>
+              <w:end w:val="single" w:sz="2" w:space="0" w:color="2C5F8A"/>
             </w:tcBorders>
             <w:shd w:fill="2C5F8A" w:val="clear"/>
           </w:tcPr>
@@ -3608,12 +3600,12 @@
         </w:tc>
         <w:tc>
           <w:tcPr>
-            <w:tcW w:w="2499" w:type="dxa"/>
+            <w:tcW w:w="2498" w:type="dxa"/>
             <w:tcBorders>
               <w:top w:val="single" w:sz="2" w:space="0" w:color="2C5F8A"/>
-              <w:left w:val="single" w:sz="2" w:space="0" w:color="2C5F8A"/>
+              <w:start w:val="single" w:sz="2" w:space="0" w:color="2C5F8A"/>
               <w:bottom w:val="single" w:sz="2" w:space="0" w:color="2C5F8A"/>
-              <w:right w:val="single" w:sz="2" w:space="0" w:color="2C5F8A"/>
+              <w:end w:val="single" w:sz="2" w:space="0" w:color="2C5F8A"/>
             </w:tcBorders>
             <w:shd w:fill="2C5F8A" w:val="clear"/>
           </w:tcPr>
@@ -3640,12 +3632,12 @@
         </w:tc>
         <w:tc>
           <w:tcPr>
-            <w:tcW w:w="1500" w:type="dxa"/>
+            <w:tcW w:w="1501" w:type="dxa"/>
             <w:tcBorders>
               <w:top w:val="single" w:sz="2" w:space="0" w:color="2C5F8A"/>
-              <w:left w:val="single" w:sz="2" w:space="0" w:color="2C5F8A"/>
+              <w:start w:val="single" w:sz="2" w:space="0" w:color="2C5F8A"/>
               <w:bottom w:val="single" w:sz="2" w:space="0" w:color="2C5F8A"/>
-              <w:right w:val="single" w:sz="2" w:space="0" w:color="2C5F8A"/>
+              <w:end w:val="single" w:sz="2" w:space="0" w:color="2C5F8A"/>
             </w:tcBorders>
             <w:shd w:fill="2C5F8A" w:val="clear"/>
           </w:tcPr>
@@ -3675,9 +3667,9 @@
             <w:tcW w:w="1361" w:type="dxa"/>
             <w:tcBorders>
               <w:top w:val="single" w:sz="2" w:space="0" w:color="2C5F8A"/>
-              <w:left w:val="single" w:sz="2" w:space="0" w:color="2C5F8A"/>
+              <w:start w:val="single" w:sz="2" w:space="0" w:color="2C5F8A"/>
               <w:bottom w:val="single" w:sz="2" w:space="0" w:color="2C5F8A"/>
-              <w:right w:val="single" w:sz="2" w:space="0" w:color="2C5F8A"/>
+              <w:end w:val="single" w:sz="2" w:space="0" w:color="2C5F8A"/>
             </w:tcBorders>
             <w:shd w:fill="2C5F8A" w:val="clear"/>
           </w:tcPr>
@@ -3710,16 +3702,16 @@
             <w:tcW w:w="2000" w:type="dxa"/>
             <w:tcBorders>
               <w:top w:val="single" w:sz="2" w:space="0" w:color="CCCCCC"/>
-              <w:left w:val="single" w:sz="2" w:space="0" w:color="CCCCCC"/>
-              <w:bottom w:val="single" w:sz="2" w:space="0" w:color="CCCCCC"/>
-              <w:right w:val="single" w:sz="2" w:space="0" w:color="CCCCCC"/>
+              <w:start w:val="single" w:sz="2" w:space="0" w:color="CCCCCC"/>
+              <w:bottom w:val="single" w:sz="2" w:space="0" w:color="CCCCCC"/>
+              <w:end w:val="single" w:sz="2" w:space="0" w:color="CCCCCC"/>
             </w:tcBorders>
             <w:shd w:fill="F0F5FA" w:val="clear"/>
           </w:tcPr>
           <w:p>
             <w:pPr>
               <w:pStyle w:val="Normal"/>
-              <w:jc w:val="left"/>
+              <w:jc w:val="start"/>
               <w:rPr>
                 <w:rFonts w:ascii="Liberation Sans" w:hAnsi="Liberation Sans"/>
               </w:rPr>
@@ -3739,9 +3731,9 @@
             <w:tcW w:w="2000" w:type="dxa"/>
             <w:tcBorders>
               <w:top w:val="single" w:sz="2" w:space="0" w:color="CCCCCC"/>
-              <w:left w:val="single" w:sz="2" w:space="0" w:color="CCCCCC"/>
-              <w:bottom w:val="single" w:sz="2" w:space="0" w:color="CCCCCC"/>
-              <w:right w:val="single" w:sz="2" w:space="0" w:color="CCCCCC"/>
+              <w:start w:val="single" w:sz="2" w:space="0" w:color="CCCCCC"/>
+              <w:bottom w:val="single" w:sz="2" w:space="0" w:color="CCCCCC"/>
+              <w:end w:val="single" w:sz="2" w:space="0" w:color="CCCCCC"/>
             </w:tcBorders>
             <w:shd w:fill="F0F5FA" w:val="clear"/>
           </w:tcPr>
@@ -3765,12 +3757,12 @@
         </w:tc>
         <w:tc>
           <w:tcPr>
-            <w:tcW w:w="2499" w:type="dxa"/>
-            <w:tcBorders>
-              <w:top w:val="single" w:sz="2" w:space="0" w:color="CCCCCC"/>
-              <w:left w:val="single" w:sz="2" w:space="0" w:color="CCCCCC"/>
-              <w:bottom w:val="single" w:sz="2" w:space="0" w:color="CCCCCC"/>
-              <w:right w:val="single" w:sz="2" w:space="0" w:color="CCCCCC"/>
+            <w:tcW w:w="2498" w:type="dxa"/>
+            <w:tcBorders>
+              <w:top w:val="single" w:sz="2" w:space="0" w:color="CCCCCC"/>
+              <w:start w:val="single" w:sz="2" w:space="0" w:color="CCCCCC"/>
+              <w:bottom w:val="single" w:sz="2" w:space="0" w:color="CCCCCC"/>
+              <w:end w:val="single" w:sz="2" w:space="0" w:color="CCCCCC"/>
             </w:tcBorders>
             <w:shd w:fill="F0F5FA" w:val="clear"/>
           </w:tcPr>
@@ -3794,12 +3786,12 @@
         </w:tc>
         <w:tc>
           <w:tcPr>
-            <w:tcW w:w="1500" w:type="dxa"/>
-            <w:tcBorders>
-              <w:top w:val="single" w:sz="2" w:space="0" w:color="CCCCCC"/>
-              <w:left w:val="single" w:sz="2" w:space="0" w:color="CCCCCC"/>
-              <w:bottom w:val="single" w:sz="2" w:space="0" w:color="CCCCCC"/>
-              <w:right w:val="single" w:sz="2" w:space="0" w:color="CCCCCC"/>
+            <w:tcW w:w="1501" w:type="dxa"/>
+            <w:tcBorders>
+              <w:top w:val="single" w:sz="2" w:space="0" w:color="CCCCCC"/>
+              <w:start w:val="single" w:sz="2" w:space="0" w:color="CCCCCC"/>
+              <w:bottom w:val="single" w:sz="2" w:space="0" w:color="CCCCCC"/>
+              <w:end w:val="single" w:sz="2" w:space="0" w:color="CCCCCC"/>
             </w:tcBorders>
             <w:shd w:fill="F0F5FA" w:val="clear"/>
           </w:tcPr>
@@ -3826,9 +3818,9 @@
             <w:tcW w:w="1361" w:type="dxa"/>
             <w:tcBorders>
               <w:top w:val="single" w:sz="2" w:space="0" w:color="CCCCCC"/>
-              <w:left w:val="single" w:sz="2" w:space="0" w:color="CCCCCC"/>
-              <w:bottom w:val="single" w:sz="2" w:space="0" w:color="CCCCCC"/>
-              <w:right w:val="single" w:sz="2" w:space="0" w:color="CCCCCC"/>
+              <w:start w:val="single" w:sz="2" w:space="0" w:color="CCCCCC"/>
+              <w:bottom w:val="single" w:sz="2" w:space="0" w:color="CCCCCC"/>
+              <w:end w:val="single" w:sz="2" w:space="0" w:color="CCCCCC"/>
             </w:tcBorders>
             <w:shd w:fill="F0F5FA" w:val="clear"/>
           </w:tcPr>
@@ -3858,16 +3850,16 @@
             <w:tcW w:w="2000" w:type="dxa"/>
             <w:tcBorders>
               <w:top w:val="single" w:sz="2" w:space="0" w:color="CCCCCC"/>
-              <w:left w:val="single" w:sz="2" w:space="0" w:color="CCCCCC"/>
-              <w:bottom w:val="single" w:sz="2" w:space="0" w:color="CCCCCC"/>
-              <w:right w:val="single" w:sz="2" w:space="0" w:color="CCCCCC"/>
+              <w:start w:val="single" w:sz="2" w:space="0" w:color="CCCCCC"/>
+              <w:bottom w:val="single" w:sz="2" w:space="0" w:color="CCCCCC"/>
+              <w:end w:val="single" w:sz="2" w:space="0" w:color="CCCCCC"/>
             </w:tcBorders>
             <w:shd w:fill="FFFFFF" w:val="clear"/>
           </w:tcPr>
           <w:p>
             <w:pPr>
               <w:pStyle w:val="Normal"/>
-              <w:jc w:val="left"/>
+              <w:jc w:val="start"/>
               <w:rPr>
                 <w:rFonts w:ascii="Liberation Sans" w:hAnsi="Liberation Sans"/>
               </w:rPr>
@@ -3887,9 +3879,9 @@
             <w:tcW w:w="2000" w:type="dxa"/>
             <w:tcBorders>
               <w:top w:val="single" w:sz="2" w:space="0" w:color="CCCCCC"/>
-              <w:left w:val="single" w:sz="2" w:space="0" w:color="CCCCCC"/>
-              <w:bottom w:val="single" w:sz="2" w:space="0" w:color="CCCCCC"/>
-              <w:right w:val="single" w:sz="2" w:space="0" w:color="CCCCCC"/>
+              <w:start w:val="single" w:sz="2" w:space="0" w:color="CCCCCC"/>
+              <w:bottom w:val="single" w:sz="2" w:space="0" w:color="CCCCCC"/>
+              <w:end w:val="single" w:sz="2" w:space="0" w:color="CCCCCC"/>
             </w:tcBorders>
             <w:shd w:fill="FFFFFF" w:val="clear"/>
           </w:tcPr>
@@ -3913,12 +3905,12 @@
         </w:tc>
         <w:tc>
           <w:tcPr>
-            <w:tcW w:w="2499" w:type="dxa"/>
-            <w:tcBorders>
-              <w:top w:val="single" w:sz="2" w:space="0" w:color="CCCCCC"/>
-              <w:left w:val="single" w:sz="2" w:space="0" w:color="CCCCCC"/>
-              <w:bottom w:val="single" w:sz="2" w:space="0" w:color="CCCCCC"/>
-              <w:right w:val="single" w:sz="2" w:space="0" w:color="CCCCCC"/>
+            <w:tcW w:w="2498" w:type="dxa"/>
+            <w:tcBorders>
+              <w:top w:val="single" w:sz="2" w:space="0" w:color="CCCCCC"/>
+              <w:start w:val="single" w:sz="2" w:space="0" w:color="CCCCCC"/>
+              <w:bottom w:val="single" w:sz="2" w:space="0" w:color="CCCCCC"/>
+              <w:end w:val="single" w:sz="2" w:space="0" w:color="CCCCCC"/>
             </w:tcBorders>
             <w:shd w:fill="FFFFFF" w:val="clear"/>
           </w:tcPr>
@@ -3942,12 +3934,12 @@
         </w:tc>
         <w:tc>
           <w:tcPr>
-            <w:tcW w:w="1500" w:type="dxa"/>
-            <w:tcBorders>
-              <w:top w:val="single" w:sz="2" w:space="0" w:color="CCCCCC"/>
-              <w:left w:val="single" w:sz="2" w:space="0" w:color="CCCCCC"/>
-              <w:bottom w:val="single" w:sz="2" w:space="0" w:color="CCCCCC"/>
-              <w:right w:val="single" w:sz="2" w:space="0" w:color="CCCCCC"/>
+            <w:tcW w:w="1501" w:type="dxa"/>
+            <w:tcBorders>
+              <w:top w:val="single" w:sz="2" w:space="0" w:color="CCCCCC"/>
+              <w:start w:val="single" w:sz="2" w:space="0" w:color="CCCCCC"/>
+              <w:bottom w:val="single" w:sz="2" w:space="0" w:color="CCCCCC"/>
+              <w:end w:val="single" w:sz="2" w:space="0" w:color="CCCCCC"/>
             </w:tcBorders>
             <w:shd w:fill="FFFFFF" w:val="clear"/>
           </w:tcPr>
@@ -3974,9 +3966,9 @@
             <w:tcW w:w="1361" w:type="dxa"/>
             <w:tcBorders>
               <w:top w:val="single" w:sz="2" w:space="0" w:color="CCCCCC"/>
-              <w:left w:val="single" w:sz="2" w:space="0" w:color="CCCCCC"/>
-              <w:bottom w:val="single" w:sz="2" w:space="0" w:color="CCCCCC"/>
-              <w:right w:val="single" w:sz="2" w:space="0" w:color="CCCCCC"/>
+              <w:start w:val="single" w:sz="2" w:space="0" w:color="CCCCCC"/>
+              <w:bottom w:val="single" w:sz="2" w:space="0" w:color="CCCCCC"/>
+              <w:end w:val="single" w:sz="2" w:space="0" w:color="CCCCCC"/>
             </w:tcBorders>
             <w:shd w:fill="FFFFFF" w:val="clear"/>
           </w:tcPr>
@@ -4006,16 +3998,16 @@
             <w:tcW w:w="2000" w:type="dxa"/>
             <w:tcBorders>
               <w:top w:val="single" w:sz="2" w:space="0" w:color="CCCCCC"/>
-              <w:left w:val="single" w:sz="2" w:space="0" w:color="CCCCCC"/>
-              <w:bottom w:val="single" w:sz="2" w:space="0" w:color="CCCCCC"/>
-              <w:right w:val="single" w:sz="2" w:space="0" w:color="CCCCCC"/>
+              <w:start w:val="single" w:sz="2" w:space="0" w:color="CCCCCC"/>
+              <w:bottom w:val="single" w:sz="2" w:space="0" w:color="CCCCCC"/>
+              <w:end w:val="single" w:sz="2" w:space="0" w:color="CCCCCC"/>
             </w:tcBorders>
             <w:shd w:fill="F0F5FA" w:val="clear"/>
           </w:tcPr>
           <w:p>
             <w:pPr>
               <w:pStyle w:val="Normal"/>
-              <w:jc w:val="left"/>
+              <w:jc w:val="start"/>
               <w:rPr>
                 <w:rFonts w:ascii="Liberation Sans" w:hAnsi="Liberation Sans"/>
               </w:rPr>
@@ -4035,9 +4027,9 @@
             <w:tcW w:w="2000" w:type="dxa"/>
             <w:tcBorders>
               <w:top w:val="single" w:sz="2" w:space="0" w:color="CCCCCC"/>
-              <w:left w:val="single" w:sz="2" w:space="0" w:color="CCCCCC"/>
-              <w:bottom w:val="single" w:sz="2" w:space="0" w:color="CCCCCC"/>
-              <w:right w:val="single" w:sz="2" w:space="0" w:color="CCCCCC"/>
+              <w:start w:val="single" w:sz="2" w:space="0" w:color="CCCCCC"/>
+              <w:bottom w:val="single" w:sz="2" w:space="0" w:color="CCCCCC"/>
+              <w:end w:val="single" w:sz="2" w:space="0" w:color="CCCCCC"/>
             </w:tcBorders>
             <w:shd w:fill="F0F5FA" w:val="clear"/>
           </w:tcPr>
@@ -4061,12 +4053,12 @@
         </w:tc>
         <w:tc>
           <w:tcPr>
-            <w:tcW w:w="2499" w:type="dxa"/>
-            <w:tcBorders>
-              <w:top w:val="single" w:sz="2" w:space="0" w:color="CCCCCC"/>
-              <w:left w:val="single" w:sz="2" w:space="0" w:color="CCCCCC"/>
-              <w:bottom w:val="single" w:sz="2" w:space="0" w:color="CCCCCC"/>
-              <w:right w:val="single" w:sz="2" w:space="0" w:color="CCCCCC"/>
+            <w:tcW w:w="2498" w:type="dxa"/>
+            <w:tcBorders>
+              <w:top w:val="single" w:sz="2" w:space="0" w:color="CCCCCC"/>
+              <w:start w:val="single" w:sz="2" w:space="0" w:color="CCCCCC"/>
+              <w:bottom w:val="single" w:sz="2" w:space="0" w:color="CCCCCC"/>
+              <w:end w:val="single" w:sz="2" w:space="0" w:color="CCCCCC"/>
             </w:tcBorders>
             <w:shd w:fill="F0F5FA" w:val="clear"/>
           </w:tcPr>
@@ -4090,12 +4082,12 @@
         </w:tc>
         <w:tc>
           <w:tcPr>
-            <w:tcW w:w="1500" w:type="dxa"/>
-            <w:tcBorders>
-              <w:top w:val="single" w:sz="2" w:space="0" w:color="CCCCCC"/>
-              <w:left w:val="single" w:sz="2" w:space="0" w:color="CCCCCC"/>
-              <w:bottom w:val="single" w:sz="2" w:space="0" w:color="CCCCCC"/>
-              <w:right w:val="single" w:sz="2" w:space="0" w:color="CCCCCC"/>
+            <w:tcW w:w="1501" w:type="dxa"/>
+            <w:tcBorders>
+              <w:top w:val="single" w:sz="2" w:space="0" w:color="CCCCCC"/>
+              <w:start w:val="single" w:sz="2" w:space="0" w:color="CCCCCC"/>
+              <w:bottom w:val="single" w:sz="2" w:space="0" w:color="CCCCCC"/>
+              <w:end w:val="single" w:sz="2" w:space="0" w:color="CCCCCC"/>
             </w:tcBorders>
             <w:shd w:fill="F0F5FA" w:val="clear"/>
           </w:tcPr>
@@ -4122,9 +4114,9 @@
             <w:tcW w:w="1361" w:type="dxa"/>
             <w:tcBorders>
               <w:top w:val="single" w:sz="2" w:space="0" w:color="CCCCCC"/>
-              <w:left w:val="single" w:sz="2" w:space="0" w:color="CCCCCC"/>
-              <w:bottom w:val="single" w:sz="2" w:space="0" w:color="CCCCCC"/>
-              <w:right w:val="single" w:sz="2" w:space="0" w:color="CCCCCC"/>
+              <w:start w:val="single" w:sz="2" w:space="0" w:color="CCCCCC"/>
+              <w:bottom w:val="single" w:sz="2" w:space="0" w:color="CCCCCC"/>
+              <w:end w:val="single" w:sz="2" w:space="0" w:color="CCCCCC"/>
             </w:tcBorders>
             <w:shd w:fill="F0F5FA" w:val="clear"/>
           </w:tcPr>
@@ -4154,16 +4146,16 @@
             <w:tcW w:w="2000" w:type="dxa"/>
             <w:tcBorders>
               <w:top w:val="single" w:sz="2" w:space="0" w:color="CCCCCC"/>
-              <w:left w:val="single" w:sz="2" w:space="0" w:color="CCCCCC"/>
-              <w:bottom w:val="single" w:sz="2" w:space="0" w:color="CCCCCC"/>
-              <w:right w:val="single" w:sz="2" w:space="0" w:color="CCCCCC"/>
+              <w:start w:val="single" w:sz="2" w:space="0" w:color="CCCCCC"/>
+              <w:bottom w:val="single" w:sz="2" w:space="0" w:color="CCCCCC"/>
+              <w:end w:val="single" w:sz="2" w:space="0" w:color="CCCCCC"/>
             </w:tcBorders>
             <w:shd w:fill="FFFFFF" w:val="clear"/>
           </w:tcPr>
           <w:p>
             <w:pPr>
               <w:pStyle w:val="Normal"/>
-              <w:jc w:val="left"/>
+              <w:jc w:val="start"/>
               <w:rPr>
                 <w:rFonts w:ascii="Liberation Sans" w:hAnsi="Liberation Sans"/>
               </w:rPr>
@@ -4183,9 +4175,9 @@
             <w:tcW w:w="2000" w:type="dxa"/>
             <w:tcBorders>
               <w:top w:val="single" w:sz="2" w:space="0" w:color="CCCCCC"/>
-              <w:left w:val="single" w:sz="2" w:space="0" w:color="CCCCCC"/>
-              <w:bottom w:val="single" w:sz="2" w:space="0" w:color="CCCCCC"/>
-              <w:right w:val="single" w:sz="2" w:space="0" w:color="CCCCCC"/>
+              <w:start w:val="single" w:sz="2" w:space="0" w:color="CCCCCC"/>
+              <w:bottom w:val="single" w:sz="2" w:space="0" w:color="CCCCCC"/>
+              <w:end w:val="single" w:sz="2" w:space="0" w:color="CCCCCC"/>
             </w:tcBorders>
             <w:shd w:fill="FFFFFF" w:val="clear"/>
           </w:tcPr>
@@ -4209,12 +4201,12 @@
         </w:tc>
         <w:tc>
           <w:tcPr>
-            <w:tcW w:w="2499" w:type="dxa"/>
-            <w:tcBorders>
-              <w:top w:val="single" w:sz="2" w:space="0" w:color="CCCCCC"/>
-              <w:left w:val="single" w:sz="2" w:space="0" w:color="CCCCCC"/>
-              <w:bottom w:val="single" w:sz="2" w:space="0" w:color="CCCCCC"/>
-              <w:right w:val="single" w:sz="2" w:space="0" w:color="CCCCCC"/>
+            <w:tcW w:w="2498" w:type="dxa"/>
+            <w:tcBorders>
+              <w:top w:val="single" w:sz="2" w:space="0" w:color="CCCCCC"/>
+              <w:start w:val="single" w:sz="2" w:space="0" w:color="CCCCCC"/>
+              <w:bottom w:val="single" w:sz="2" w:space="0" w:color="CCCCCC"/>
+              <w:end w:val="single" w:sz="2" w:space="0" w:color="CCCCCC"/>
             </w:tcBorders>
             <w:shd w:fill="FFFFFF" w:val="clear"/>
           </w:tcPr>
@@ -4238,12 +4230,12 @@
         </w:tc>
         <w:tc>
           <w:tcPr>
-            <w:tcW w:w="1500" w:type="dxa"/>
-            <w:tcBorders>
-              <w:top w:val="single" w:sz="2" w:space="0" w:color="CCCCCC"/>
-              <w:left w:val="single" w:sz="2" w:space="0" w:color="CCCCCC"/>
-              <w:bottom w:val="single" w:sz="2" w:space="0" w:color="CCCCCC"/>
-              <w:right w:val="single" w:sz="2" w:space="0" w:color="CCCCCC"/>
+            <w:tcW w:w="1501" w:type="dxa"/>
+            <w:tcBorders>
+              <w:top w:val="single" w:sz="2" w:space="0" w:color="CCCCCC"/>
+              <w:start w:val="single" w:sz="2" w:space="0" w:color="CCCCCC"/>
+              <w:bottom w:val="single" w:sz="2" w:space="0" w:color="CCCCCC"/>
+              <w:end w:val="single" w:sz="2" w:space="0" w:color="CCCCCC"/>
             </w:tcBorders>
             <w:shd w:fill="FFFFFF" w:val="clear"/>
           </w:tcPr>
@@ -4270,9 +4262,9 @@
             <w:tcW w:w="1361" w:type="dxa"/>
             <w:tcBorders>
               <w:top w:val="single" w:sz="2" w:space="0" w:color="CCCCCC"/>
-              <w:left w:val="single" w:sz="2" w:space="0" w:color="CCCCCC"/>
-              <w:bottom w:val="single" w:sz="2" w:space="0" w:color="CCCCCC"/>
-              <w:right w:val="single" w:sz="2" w:space="0" w:color="CCCCCC"/>
+              <w:start w:val="single" w:sz="2" w:space="0" w:color="CCCCCC"/>
+              <w:bottom w:val="single" w:sz="2" w:space="0" w:color="CCCCCC"/>
+              <w:end w:val="single" w:sz="2" w:space="0" w:color="CCCCCC"/>
             </w:tcBorders>
             <w:shd w:fill="FFFFFF" w:val="clear"/>
           </w:tcPr>
@@ -4302,16 +4294,16 @@
             <w:tcW w:w="2000" w:type="dxa"/>
             <w:tcBorders>
               <w:top w:val="single" w:sz="2" w:space="0" w:color="CCCCCC"/>
-              <w:left w:val="single" w:sz="2" w:space="0" w:color="CCCCCC"/>
-              <w:bottom w:val="single" w:sz="2" w:space="0" w:color="CCCCCC"/>
-              <w:right w:val="single" w:sz="2" w:space="0" w:color="CCCCCC"/>
+              <w:start w:val="single" w:sz="2" w:space="0" w:color="CCCCCC"/>
+              <w:bottom w:val="single" w:sz="2" w:space="0" w:color="CCCCCC"/>
+              <w:end w:val="single" w:sz="2" w:space="0" w:color="CCCCCC"/>
             </w:tcBorders>
             <w:shd w:fill="F0F5FA" w:val="clear"/>
           </w:tcPr>
           <w:p>
             <w:pPr>
               <w:pStyle w:val="Normal"/>
-              <w:jc w:val="left"/>
+              <w:jc w:val="start"/>
               <w:rPr>
                 <w:rFonts w:ascii="Liberation Sans" w:hAnsi="Liberation Sans"/>
               </w:rPr>
@@ -4331,9 +4323,9 @@
             <w:tcW w:w="2000" w:type="dxa"/>
             <w:tcBorders>
               <w:top w:val="single" w:sz="2" w:space="0" w:color="CCCCCC"/>
-              <w:left w:val="single" w:sz="2" w:space="0" w:color="CCCCCC"/>
-              <w:bottom w:val="single" w:sz="2" w:space="0" w:color="CCCCCC"/>
-              <w:right w:val="single" w:sz="2" w:space="0" w:color="CCCCCC"/>
+              <w:start w:val="single" w:sz="2" w:space="0" w:color="CCCCCC"/>
+              <w:bottom w:val="single" w:sz="2" w:space="0" w:color="CCCCCC"/>
+              <w:end w:val="single" w:sz="2" w:space="0" w:color="CCCCCC"/>
             </w:tcBorders>
             <w:shd w:fill="F0F5FA" w:val="clear"/>
           </w:tcPr>
@@ -4357,12 +4349,12 @@
         </w:tc>
         <w:tc>
           <w:tcPr>
-            <w:tcW w:w="2499" w:type="dxa"/>
-            <w:tcBorders>
-              <w:top w:val="single" w:sz="2" w:space="0" w:color="CCCCCC"/>
-              <w:left w:val="single" w:sz="2" w:space="0" w:color="CCCCCC"/>
-              <w:bottom w:val="single" w:sz="2" w:space="0" w:color="CCCCCC"/>
-              <w:right w:val="single" w:sz="2" w:space="0" w:color="CCCCCC"/>
+            <w:tcW w:w="2498" w:type="dxa"/>
+            <w:tcBorders>
+              <w:top w:val="single" w:sz="2" w:space="0" w:color="CCCCCC"/>
+              <w:start w:val="single" w:sz="2" w:space="0" w:color="CCCCCC"/>
+              <w:bottom w:val="single" w:sz="2" w:space="0" w:color="CCCCCC"/>
+              <w:end w:val="single" w:sz="2" w:space="0" w:color="CCCCCC"/>
             </w:tcBorders>
             <w:shd w:fill="F0F5FA" w:val="clear"/>
           </w:tcPr>
@@ -4386,12 +4378,12 @@
         </w:tc>
         <w:tc>
           <w:tcPr>
-            <w:tcW w:w="1500" w:type="dxa"/>
-            <w:tcBorders>
-              <w:top w:val="single" w:sz="2" w:space="0" w:color="CCCCCC"/>
-              <w:left w:val="single" w:sz="2" w:space="0" w:color="CCCCCC"/>
-              <w:bottom w:val="single" w:sz="2" w:space="0" w:color="CCCCCC"/>
-              <w:right w:val="single" w:sz="2" w:space="0" w:color="CCCCCC"/>
+            <w:tcW w:w="1501" w:type="dxa"/>
+            <w:tcBorders>
+              <w:top w:val="single" w:sz="2" w:space="0" w:color="CCCCCC"/>
+              <w:start w:val="single" w:sz="2" w:space="0" w:color="CCCCCC"/>
+              <w:bottom w:val="single" w:sz="2" w:space="0" w:color="CCCCCC"/>
+              <w:end w:val="single" w:sz="2" w:space="0" w:color="CCCCCC"/>
             </w:tcBorders>
             <w:shd w:fill="F0F5FA" w:val="clear"/>
           </w:tcPr>
@@ -4418,9 +4410,9 @@
             <w:tcW w:w="1361" w:type="dxa"/>
             <w:tcBorders>
               <w:top w:val="single" w:sz="2" w:space="0" w:color="CCCCCC"/>
-              <w:left w:val="single" w:sz="2" w:space="0" w:color="CCCCCC"/>
-              <w:bottom w:val="single" w:sz="2" w:space="0" w:color="CCCCCC"/>
-              <w:right w:val="single" w:sz="2" w:space="0" w:color="CCCCCC"/>
+              <w:start w:val="single" w:sz="2" w:space="0" w:color="CCCCCC"/>
+              <w:bottom w:val="single" w:sz="2" w:space="0" w:color="CCCCCC"/>
+              <w:end w:val="single" w:sz="2" w:space="0" w:color="CCCCCC"/>
             </w:tcBorders>
             <w:shd w:fill="F0F5FA" w:val="clear"/>
           </w:tcPr>
@@ -4450,16 +4442,16 @@
             <w:tcW w:w="2000" w:type="dxa"/>
             <w:tcBorders>
               <w:top w:val="single" w:sz="2" w:space="0" w:color="CCCCCC"/>
-              <w:left w:val="single" w:sz="2" w:space="0" w:color="CCCCCC"/>
-              <w:bottom w:val="single" w:sz="2" w:space="0" w:color="CCCCCC"/>
-              <w:right w:val="single" w:sz="2" w:space="0" w:color="CCCCCC"/>
+              <w:start w:val="single" w:sz="2" w:space="0" w:color="CCCCCC"/>
+              <w:bottom w:val="single" w:sz="2" w:space="0" w:color="CCCCCC"/>
+              <w:end w:val="single" w:sz="2" w:space="0" w:color="CCCCCC"/>
             </w:tcBorders>
             <w:shd w:fill="FFFFFF" w:val="clear"/>
           </w:tcPr>
           <w:p>
             <w:pPr>
               <w:pStyle w:val="Normal"/>
-              <w:jc w:val="left"/>
+              <w:jc w:val="start"/>
               <w:rPr>
                 <w:rFonts w:ascii="Liberation Sans" w:hAnsi="Liberation Sans"/>
               </w:rPr>
@@ -4479,9 +4471,9 @@
             <w:tcW w:w="2000" w:type="dxa"/>
             <w:tcBorders>
               <w:top w:val="single" w:sz="2" w:space="0" w:color="CCCCCC"/>
-              <w:left w:val="single" w:sz="2" w:space="0" w:color="CCCCCC"/>
-              <w:bottom w:val="single" w:sz="2" w:space="0" w:color="CCCCCC"/>
-              <w:right w:val="single" w:sz="2" w:space="0" w:color="CCCCCC"/>
+              <w:start w:val="single" w:sz="2" w:space="0" w:color="CCCCCC"/>
+              <w:bottom w:val="single" w:sz="2" w:space="0" w:color="CCCCCC"/>
+              <w:end w:val="single" w:sz="2" w:space="0" w:color="CCCCCC"/>
             </w:tcBorders>
             <w:shd w:fill="FFFFFF" w:val="clear"/>
           </w:tcPr>
@@ -4505,12 +4497,12 @@
         </w:tc>
         <w:tc>
           <w:tcPr>
-            <w:tcW w:w="2499" w:type="dxa"/>
-            <w:tcBorders>
-              <w:top w:val="single" w:sz="2" w:space="0" w:color="CCCCCC"/>
-              <w:left w:val="single" w:sz="2" w:space="0" w:color="CCCCCC"/>
-              <w:bottom w:val="single" w:sz="2" w:space="0" w:color="CCCCCC"/>
-              <w:right w:val="single" w:sz="2" w:space="0" w:color="CCCCCC"/>
+            <w:tcW w:w="2498" w:type="dxa"/>
+            <w:tcBorders>
+              <w:top w:val="single" w:sz="2" w:space="0" w:color="CCCCCC"/>
+              <w:start w:val="single" w:sz="2" w:space="0" w:color="CCCCCC"/>
+              <w:bottom w:val="single" w:sz="2" w:space="0" w:color="CCCCCC"/>
+              <w:end w:val="single" w:sz="2" w:space="0" w:color="CCCCCC"/>
             </w:tcBorders>
             <w:shd w:fill="FFFFFF" w:val="clear"/>
           </w:tcPr>
@@ -4534,12 +4526,12 @@
         </w:tc>
         <w:tc>
           <w:tcPr>
-            <w:tcW w:w="1500" w:type="dxa"/>
-            <w:tcBorders>
-              <w:top w:val="single" w:sz="2" w:space="0" w:color="CCCCCC"/>
-              <w:left w:val="single" w:sz="2" w:space="0" w:color="CCCCCC"/>
-              <w:bottom w:val="single" w:sz="2" w:space="0" w:color="CCCCCC"/>
-              <w:right w:val="single" w:sz="2" w:space="0" w:color="CCCCCC"/>
+            <w:tcW w:w="1501" w:type="dxa"/>
+            <w:tcBorders>
+              <w:top w:val="single" w:sz="2" w:space="0" w:color="CCCCCC"/>
+              <w:start w:val="single" w:sz="2" w:space="0" w:color="CCCCCC"/>
+              <w:bottom w:val="single" w:sz="2" w:space="0" w:color="CCCCCC"/>
+              <w:end w:val="single" w:sz="2" w:space="0" w:color="CCCCCC"/>
             </w:tcBorders>
             <w:shd w:fill="FFFFFF" w:val="clear"/>
           </w:tcPr>
@@ -4566,9 +4558,9 @@
             <w:tcW w:w="1361" w:type="dxa"/>
             <w:tcBorders>
               <w:top w:val="single" w:sz="2" w:space="0" w:color="CCCCCC"/>
-              <w:left w:val="single" w:sz="2" w:space="0" w:color="CCCCCC"/>
-              <w:bottom w:val="single" w:sz="2" w:space="0" w:color="CCCCCC"/>
-              <w:right w:val="single" w:sz="2" w:space="0" w:color="CCCCCC"/>
+              <w:start w:val="single" w:sz="2" w:space="0" w:color="CCCCCC"/>
+              <w:bottom w:val="single" w:sz="2" w:space="0" w:color="CCCCCC"/>
+              <w:end w:val="single" w:sz="2" w:space="0" w:color="CCCCCC"/>
             </w:tcBorders>
             <w:shd w:fill="FFFFFF" w:val="clear"/>
           </w:tcPr>
@@ -4598,16 +4590,16 @@
             <w:tcW w:w="2000" w:type="dxa"/>
             <w:tcBorders>
               <w:top w:val="single" w:sz="2" w:space="0" w:color="CCCCCC"/>
-              <w:left w:val="single" w:sz="2" w:space="0" w:color="CCCCCC"/>
-              <w:bottom w:val="single" w:sz="2" w:space="0" w:color="CCCCCC"/>
-              <w:right w:val="single" w:sz="2" w:space="0" w:color="CCCCCC"/>
+              <w:start w:val="single" w:sz="2" w:space="0" w:color="CCCCCC"/>
+              <w:bottom w:val="single" w:sz="2" w:space="0" w:color="CCCCCC"/>
+              <w:end w:val="single" w:sz="2" w:space="0" w:color="CCCCCC"/>
             </w:tcBorders>
             <w:shd w:fill="F0F5FA" w:val="clear"/>
           </w:tcPr>
           <w:p>
             <w:pPr>
               <w:pStyle w:val="Normal"/>
-              <w:jc w:val="left"/>
+              <w:jc w:val="start"/>
               <w:rPr>
                 <w:rFonts w:ascii="Liberation Sans" w:hAnsi="Liberation Sans"/>
               </w:rPr>
@@ -4627,9 +4619,9 @@
             <w:tcW w:w="2000" w:type="dxa"/>
             <w:tcBorders>
               <w:top w:val="single" w:sz="2" w:space="0" w:color="CCCCCC"/>
-              <w:left w:val="single" w:sz="2" w:space="0" w:color="CCCCCC"/>
-              <w:bottom w:val="single" w:sz="2" w:space="0" w:color="CCCCCC"/>
-              <w:right w:val="single" w:sz="2" w:space="0" w:color="CCCCCC"/>
+              <w:start w:val="single" w:sz="2" w:space="0" w:color="CCCCCC"/>
+              <w:bottom w:val="single" w:sz="2" w:space="0" w:color="CCCCCC"/>
+              <w:end w:val="single" w:sz="2" w:space="0" w:color="CCCCCC"/>
             </w:tcBorders>
             <w:shd w:fill="F0F5FA" w:val="clear"/>
           </w:tcPr>
@@ -4653,12 +4645,12 @@
         </w:tc>
         <w:tc>
           <w:tcPr>
-            <w:tcW w:w="2499" w:type="dxa"/>
-            <w:tcBorders>
-              <w:top w:val="single" w:sz="2" w:space="0" w:color="CCCCCC"/>
-              <w:left w:val="single" w:sz="2" w:space="0" w:color="CCCCCC"/>
-              <w:bottom w:val="single" w:sz="2" w:space="0" w:color="CCCCCC"/>
-              <w:right w:val="single" w:sz="2" w:space="0" w:color="CCCCCC"/>
+            <w:tcW w:w="2498" w:type="dxa"/>
+            <w:tcBorders>
+              <w:top w:val="single" w:sz="2" w:space="0" w:color="CCCCCC"/>
+              <w:start w:val="single" w:sz="2" w:space="0" w:color="CCCCCC"/>
+              <w:bottom w:val="single" w:sz="2" w:space="0" w:color="CCCCCC"/>
+              <w:end w:val="single" w:sz="2" w:space="0" w:color="CCCCCC"/>
             </w:tcBorders>
             <w:shd w:fill="F0F5FA" w:val="clear"/>
           </w:tcPr>
@@ -4682,12 +4674,12 @@
         </w:tc>
         <w:tc>
           <w:tcPr>
-            <w:tcW w:w="1500" w:type="dxa"/>
-            <w:tcBorders>
-              <w:top w:val="single" w:sz="2" w:space="0" w:color="CCCCCC"/>
-              <w:left w:val="single" w:sz="2" w:space="0" w:color="CCCCCC"/>
-              <w:bottom w:val="single" w:sz="2" w:space="0" w:color="CCCCCC"/>
-              <w:right w:val="single" w:sz="2" w:space="0" w:color="CCCCCC"/>
+            <w:tcW w:w="1501" w:type="dxa"/>
+            <w:tcBorders>
+              <w:top w:val="single" w:sz="2" w:space="0" w:color="CCCCCC"/>
+              <w:start w:val="single" w:sz="2" w:space="0" w:color="CCCCCC"/>
+              <w:bottom w:val="single" w:sz="2" w:space="0" w:color="CCCCCC"/>
+              <w:end w:val="single" w:sz="2" w:space="0" w:color="CCCCCC"/>
             </w:tcBorders>
             <w:shd w:fill="F0F5FA" w:val="clear"/>
           </w:tcPr>
@@ -4714,9 +4706,9 @@
             <w:tcW w:w="1361" w:type="dxa"/>
             <w:tcBorders>
               <w:top w:val="single" w:sz="2" w:space="0" w:color="CCCCCC"/>
-              <w:left w:val="single" w:sz="2" w:space="0" w:color="CCCCCC"/>
-              <w:bottom w:val="single" w:sz="2" w:space="0" w:color="CCCCCC"/>
-              <w:right w:val="single" w:sz="2" w:space="0" w:color="CCCCCC"/>
+              <w:start w:val="single" w:sz="2" w:space="0" w:color="CCCCCC"/>
+              <w:bottom w:val="single" w:sz="2" w:space="0" w:color="CCCCCC"/>
+              <w:end w:val="single" w:sz="2" w:space="0" w:color="CCCCCC"/>
             </w:tcBorders>
             <w:shd w:fill="F0F5FA" w:val="clear"/>
           </w:tcPr>
@@ -4746,16 +4738,16 @@
             <w:tcW w:w="2000" w:type="dxa"/>
             <w:tcBorders>
               <w:top w:val="single" w:sz="2" w:space="0" w:color="CCCCCC"/>
-              <w:left w:val="single" w:sz="2" w:space="0" w:color="CCCCCC"/>
-              <w:bottom w:val="single" w:sz="2" w:space="0" w:color="CCCCCC"/>
-              <w:right w:val="single" w:sz="2" w:space="0" w:color="CCCCCC"/>
+              <w:start w:val="single" w:sz="2" w:space="0" w:color="CCCCCC"/>
+              <w:bottom w:val="single" w:sz="2" w:space="0" w:color="CCCCCC"/>
+              <w:end w:val="single" w:sz="2" w:space="0" w:color="CCCCCC"/>
             </w:tcBorders>
             <w:shd w:fill="FFFFFF" w:val="clear"/>
           </w:tcPr>
           <w:p>
             <w:pPr>
               <w:pStyle w:val="Normal"/>
-              <w:jc w:val="left"/>
+              <w:jc w:val="start"/>
               <w:rPr>
                 <w:rFonts w:ascii="Liberation Sans" w:hAnsi="Liberation Sans"/>
               </w:rPr>
@@ -4775,9 +4767,9 @@
             <w:tcW w:w="2000" w:type="dxa"/>
             <w:tcBorders>
               <w:top w:val="single" w:sz="2" w:space="0" w:color="CCCCCC"/>
-              <w:left w:val="single" w:sz="2" w:space="0" w:color="CCCCCC"/>
-              <w:bottom w:val="single" w:sz="2" w:space="0" w:color="CCCCCC"/>
-              <w:right w:val="single" w:sz="2" w:space="0" w:color="CCCCCC"/>
+              <w:start w:val="single" w:sz="2" w:space="0" w:color="CCCCCC"/>
+              <w:bottom w:val="single" w:sz="2" w:space="0" w:color="CCCCCC"/>
+              <w:end w:val="single" w:sz="2" w:space="0" w:color="CCCCCC"/>
             </w:tcBorders>
             <w:shd w:fill="FFFFFF" w:val="clear"/>
           </w:tcPr>
@@ -4801,12 +4793,12 @@
         </w:tc>
         <w:tc>
           <w:tcPr>
-            <w:tcW w:w="2499" w:type="dxa"/>
-            <w:tcBorders>
-              <w:top w:val="single" w:sz="2" w:space="0" w:color="CCCCCC"/>
-              <w:left w:val="single" w:sz="2" w:space="0" w:color="CCCCCC"/>
-              <w:bottom w:val="single" w:sz="2" w:space="0" w:color="CCCCCC"/>
-              <w:right w:val="single" w:sz="2" w:space="0" w:color="CCCCCC"/>
+            <w:tcW w:w="2498" w:type="dxa"/>
+            <w:tcBorders>
+              <w:top w:val="single" w:sz="2" w:space="0" w:color="CCCCCC"/>
+              <w:start w:val="single" w:sz="2" w:space="0" w:color="CCCCCC"/>
+              <w:bottom w:val="single" w:sz="2" w:space="0" w:color="CCCCCC"/>
+              <w:end w:val="single" w:sz="2" w:space="0" w:color="CCCCCC"/>
             </w:tcBorders>
             <w:shd w:fill="FFFFFF" w:val="clear"/>
           </w:tcPr>
@@ -4830,12 +4822,12 @@
         </w:tc>
         <w:tc>
           <w:tcPr>
-            <w:tcW w:w="1500" w:type="dxa"/>
-            <w:tcBorders>
-              <w:top w:val="single" w:sz="2" w:space="0" w:color="CCCCCC"/>
-              <w:left w:val="single" w:sz="2" w:space="0" w:color="CCCCCC"/>
-              <w:bottom w:val="single" w:sz="2" w:space="0" w:color="CCCCCC"/>
-              <w:right w:val="single" w:sz="2" w:space="0" w:color="CCCCCC"/>
+            <w:tcW w:w="1501" w:type="dxa"/>
+            <w:tcBorders>
+              <w:top w:val="single" w:sz="2" w:space="0" w:color="CCCCCC"/>
+              <w:start w:val="single" w:sz="2" w:space="0" w:color="CCCCCC"/>
+              <w:bottom w:val="single" w:sz="2" w:space="0" w:color="CCCCCC"/>
+              <w:end w:val="single" w:sz="2" w:space="0" w:color="CCCCCC"/>
             </w:tcBorders>
             <w:shd w:fill="FFFFFF" w:val="clear"/>
           </w:tcPr>
@@ -4862,9 +4854,9 @@
             <w:tcW w:w="1361" w:type="dxa"/>
             <w:tcBorders>
               <w:top w:val="single" w:sz="2" w:space="0" w:color="CCCCCC"/>
-              <w:left w:val="single" w:sz="2" w:space="0" w:color="CCCCCC"/>
-              <w:bottom w:val="single" w:sz="2" w:space="0" w:color="CCCCCC"/>
-              <w:right w:val="single" w:sz="2" w:space="0" w:color="CCCCCC"/>
+              <w:start w:val="single" w:sz="2" w:space="0" w:color="CCCCCC"/>
+              <w:bottom w:val="single" w:sz="2" w:space="0" w:color="CCCCCC"/>
+              <w:end w:val="single" w:sz="2" w:space="0" w:color="CCCCCC"/>
             </w:tcBorders>
             <w:shd w:fill="FFFFFF" w:val="clear"/>
           </w:tcPr>
@@ -4975,14 +4967,14 @@
     <w:tbl>
       <w:tblPr>
         <w:tblW w:w="7800" w:type="dxa"/>
-        <w:jc w:val="left"/>
+        <w:jc w:val="start"/>
         <w:tblInd w:w="0" w:type="dxa"/>
         <w:tblLayout w:type="fixed"/>
         <w:tblCellMar>
           <w:top w:w="80" w:type="dxa"/>
-          <w:left w:w="120" w:type="dxa"/>
+          <w:start w:w="120" w:type="dxa"/>
           <w:bottom w:w="80" w:type="dxa"/>
-          <w:right w:w="120" w:type="dxa"/>
+          <w:end w:w="120" w:type="dxa"/>
         </w:tblCellMar>
       </w:tblPr>
       <w:tblGrid>
@@ -5001,9 +4993,9 @@
             <w:tcW w:w="1560" w:type="dxa"/>
             <w:tcBorders>
               <w:top w:val="single" w:sz="2" w:space="0" w:color="2C5F8A"/>
-              <w:left w:val="single" w:sz="2" w:space="0" w:color="2C5F8A"/>
+              <w:start w:val="single" w:sz="2" w:space="0" w:color="2C5F8A"/>
               <w:bottom w:val="single" w:sz="2" w:space="0" w:color="2C5F8A"/>
-              <w:right w:val="single" w:sz="2" w:space="0" w:color="2C5F8A"/>
+              <w:end w:val="single" w:sz="2" w:space="0" w:color="2C5F8A"/>
             </w:tcBorders>
             <w:shd w:fill="2C5F8A" w:val="clear"/>
           </w:tcPr>
@@ -5033,9 +5025,9 @@
             <w:tcW w:w="1560" w:type="dxa"/>
             <w:tcBorders>
               <w:top w:val="single" w:sz="2" w:space="0" w:color="2C5F8A"/>
-              <w:left w:val="single" w:sz="2" w:space="0" w:color="2C5F8A"/>
+              <w:start w:val="single" w:sz="2" w:space="0" w:color="2C5F8A"/>
               <w:bottom w:val="single" w:sz="2" w:space="0" w:color="2C5F8A"/>
-              <w:right w:val="single" w:sz="2" w:space="0" w:color="2C5F8A"/>
+              <w:end w:val="single" w:sz="2" w:space="0" w:color="2C5F8A"/>
             </w:tcBorders>
             <w:shd w:fill="2C5F8A" w:val="clear"/>
           </w:tcPr>
@@ -5065,9 +5057,9 @@
             <w:tcW w:w="1560" w:type="dxa"/>
             <w:tcBorders>
               <w:top w:val="single" w:sz="2" w:space="0" w:color="2C5F8A"/>
-              <w:left w:val="single" w:sz="2" w:space="0" w:color="2C5F8A"/>
+              <w:start w:val="single" w:sz="2" w:space="0" w:color="2C5F8A"/>
               <w:bottom w:val="single" w:sz="2" w:space="0" w:color="2C5F8A"/>
-              <w:right w:val="single" w:sz="2" w:space="0" w:color="2C5F8A"/>
+              <w:end w:val="single" w:sz="2" w:space="0" w:color="2C5F8A"/>
             </w:tcBorders>
             <w:shd w:fill="2C5F8A" w:val="clear"/>
           </w:tcPr>
@@ -5097,9 +5089,9 @@
             <w:tcW w:w="1560" w:type="dxa"/>
             <w:tcBorders>
               <w:top w:val="single" w:sz="2" w:space="0" w:color="2C5F8A"/>
-              <w:left w:val="single" w:sz="2" w:space="0" w:color="2C5F8A"/>
+              <w:start w:val="single" w:sz="2" w:space="0" w:color="2C5F8A"/>
               <w:bottom w:val="single" w:sz="2" w:space="0" w:color="2C5F8A"/>
-              <w:right w:val="single" w:sz="2" w:space="0" w:color="2C5F8A"/>
+              <w:end w:val="single" w:sz="2" w:space="0" w:color="2C5F8A"/>
             </w:tcBorders>
             <w:shd w:fill="2C5F8A" w:val="clear"/>
           </w:tcPr>
@@ -5129,9 +5121,9 @@
             <w:tcW w:w="1560" w:type="dxa"/>
             <w:tcBorders>
               <w:top w:val="single" w:sz="2" w:space="0" w:color="2C5F8A"/>
-              <w:left w:val="single" w:sz="2" w:space="0" w:color="2C5F8A"/>
+              <w:start w:val="single" w:sz="2" w:space="0" w:color="2C5F8A"/>
               <w:bottom w:val="single" w:sz="2" w:space="0" w:color="2C5F8A"/>
-              <w:right w:val="single" w:sz="2" w:space="0" w:color="2C5F8A"/>
+              <w:end w:val="single" w:sz="2" w:space="0" w:color="2C5F8A"/>
             </w:tcBorders>
             <w:shd w:fill="2C5F8A" w:val="clear"/>
           </w:tcPr>
@@ -5164,16 +5156,16 @@
             <w:tcW w:w="1560" w:type="dxa"/>
             <w:tcBorders>
               <w:top w:val="single" w:sz="2" w:space="0" w:color="CCCCCC"/>
-              <w:left w:val="single" w:sz="2" w:space="0" w:color="CCCCCC"/>
-              <w:bottom w:val="single" w:sz="2" w:space="0" w:color="CCCCCC"/>
-              <w:right w:val="single" w:sz="2" w:space="0" w:color="CCCCCC"/>
+              <w:start w:val="single" w:sz="2" w:space="0" w:color="CCCCCC"/>
+              <w:bottom w:val="single" w:sz="2" w:space="0" w:color="CCCCCC"/>
+              <w:end w:val="single" w:sz="2" w:space="0" w:color="CCCCCC"/>
             </w:tcBorders>
             <w:shd w:fill="F0F5FA" w:val="clear"/>
           </w:tcPr>
           <w:p>
             <w:pPr>
               <w:pStyle w:val="Normal"/>
-              <w:jc w:val="left"/>
+              <w:jc w:val="start"/>
               <w:rPr>
                 <w:rFonts w:ascii="Liberation Sans" w:hAnsi="Liberation Sans"/>
               </w:rPr>
@@ -5193,9 +5185,9 @@
             <w:tcW w:w="1560" w:type="dxa"/>
             <w:tcBorders>
               <w:top w:val="single" w:sz="2" w:space="0" w:color="CCCCCC"/>
-              <w:left w:val="single" w:sz="2" w:space="0" w:color="CCCCCC"/>
-              <w:bottom w:val="single" w:sz="2" w:space="0" w:color="CCCCCC"/>
-              <w:right w:val="single" w:sz="2" w:space="0" w:color="CCCCCC"/>
+              <w:start w:val="single" w:sz="2" w:space="0" w:color="CCCCCC"/>
+              <w:bottom w:val="single" w:sz="2" w:space="0" w:color="CCCCCC"/>
+              <w:end w:val="single" w:sz="2" w:space="0" w:color="CCCCCC"/>
             </w:tcBorders>
             <w:shd w:fill="F0F5FA" w:val="clear"/>
           </w:tcPr>
@@ -5222,9 +5214,9 @@
             <w:tcW w:w="1560" w:type="dxa"/>
             <w:tcBorders>
               <w:top w:val="single" w:sz="2" w:space="0" w:color="CCCCCC"/>
-              <w:left w:val="single" w:sz="2" w:space="0" w:color="CCCCCC"/>
-              <w:bottom w:val="single" w:sz="2" w:space="0" w:color="CCCCCC"/>
-              <w:right w:val="single" w:sz="2" w:space="0" w:color="CCCCCC"/>
+              <w:start w:val="single" w:sz="2" w:space="0" w:color="CCCCCC"/>
+              <w:bottom w:val="single" w:sz="2" w:space="0" w:color="CCCCCC"/>
+              <w:end w:val="single" w:sz="2" w:space="0" w:color="CCCCCC"/>
             </w:tcBorders>
             <w:shd w:fill="F0F5FA" w:val="clear"/>
           </w:tcPr>
@@ -5251,9 +5243,9 @@
             <w:tcW w:w="1560" w:type="dxa"/>
             <w:tcBorders>
               <w:top w:val="single" w:sz="2" w:space="0" w:color="CCCCCC"/>
-              <w:left w:val="single" w:sz="2" w:space="0" w:color="CCCCCC"/>
-              <w:bottom w:val="single" w:sz="2" w:space="0" w:color="CCCCCC"/>
-              <w:right w:val="single" w:sz="2" w:space="0" w:color="CCCCCC"/>
+              <w:start w:val="single" w:sz="2" w:space="0" w:color="CCCCCC"/>
+              <w:bottom w:val="single" w:sz="2" w:space="0" w:color="CCCCCC"/>
+              <w:end w:val="single" w:sz="2" w:space="0" w:color="CCCCCC"/>
             </w:tcBorders>
             <w:shd w:fill="F0F5FA" w:val="clear"/>
           </w:tcPr>
@@ -5280,9 +5272,9 @@
             <w:tcW w:w="1560" w:type="dxa"/>
             <w:tcBorders>
               <w:top w:val="single" w:sz="2" w:space="0" w:color="CCCCCC"/>
-              <w:left w:val="single" w:sz="2" w:space="0" w:color="CCCCCC"/>
-              <w:bottom w:val="single" w:sz="2" w:space="0" w:color="CCCCCC"/>
-              <w:right w:val="single" w:sz="2" w:space="0" w:color="CCCCCC"/>
+              <w:start w:val="single" w:sz="2" w:space="0" w:color="CCCCCC"/>
+              <w:bottom w:val="single" w:sz="2" w:space="0" w:color="CCCCCC"/>
+              <w:end w:val="single" w:sz="2" w:space="0" w:color="CCCCCC"/>
             </w:tcBorders>
             <w:shd w:fill="F0F5FA" w:val="clear"/>
           </w:tcPr>
@@ -5312,16 +5304,16 @@
             <w:tcW w:w="1560" w:type="dxa"/>
             <w:tcBorders>
               <w:top w:val="single" w:sz="2" w:space="0" w:color="CCCCCC"/>
-              <w:left w:val="single" w:sz="2" w:space="0" w:color="CCCCCC"/>
-              <w:bottom w:val="single" w:sz="2" w:space="0" w:color="CCCCCC"/>
-              <w:right w:val="single" w:sz="2" w:space="0" w:color="CCCCCC"/>
+              <w:start w:val="single" w:sz="2" w:space="0" w:color="CCCCCC"/>
+              <w:bottom w:val="single" w:sz="2" w:space="0" w:color="CCCCCC"/>
+              <w:end w:val="single" w:sz="2" w:space="0" w:color="CCCCCC"/>
             </w:tcBorders>
             <w:shd w:fill="FFFFFF" w:val="clear"/>
           </w:tcPr>
           <w:p>
             <w:pPr>
               <w:pStyle w:val="Normal"/>
-              <w:jc w:val="left"/>
+              <w:jc w:val="start"/>
               <w:rPr>
                 <w:rFonts w:ascii="Liberation Sans" w:hAnsi="Liberation Sans"/>
               </w:rPr>
@@ -5341,9 +5333,9 @@
             <w:tcW w:w="1560" w:type="dxa"/>
             <w:tcBorders>
               <w:top w:val="single" w:sz="2" w:space="0" w:color="CCCCCC"/>
-              <w:left w:val="single" w:sz="2" w:space="0" w:color="CCCCCC"/>
-              <w:bottom w:val="single" w:sz="2" w:space="0" w:color="CCCCCC"/>
-              <w:right w:val="single" w:sz="2" w:space="0" w:color="CCCCCC"/>
+              <w:start w:val="single" w:sz="2" w:space="0" w:color="CCCCCC"/>
+              <w:bottom w:val="single" w:sz="2" w:space="0" w:color="CCCCCC"/>
+              <w:end w:val="single" w:sz="2" w:space="0" w:color="CCCCCC"/>
             </w:tcBorders>
             <w:shd w:fill="FFFFFF" w:val="clear"/>
           </w:tcPr>
@@ -5370,9 +5362,9 @@
             <w:tcW w:w="1560" w:type="dxa"/>
             <w:tcBorders>
               <w:top w:val="single" w:sz="2" w:space="0" w:color="CCCCCC"/>
-              <w:left w:val="single" w:sz="2" w:space="0" w:color="CCCCCC"/>
-              <w:bottom w:val="single" w:sz="2" w:space="0" w:color="CCCCCC"/>
-              <w:right w:val="single" w:sz="2" w:space="0" w:color="CCCCCC"/>
+              <w:start w:val="single" w:sz="2" w:space="0" w:color="CCCCCC"/>
+              <w:bottom w:val="single" w:sz="2" w:space="0" w:color="CCCCCC"/>
+              <w:end w:val="single" w:sz="2" w:space="0" w:color="CCCCCC"/>
             </w:tcBorders>
             <w:shd w:fill="FFFFFF" w:val="clear"/>
           </w:tcPr>
@@ -5399,9 +5391,9 @@
             <w:tcW w:w="1560" w:type="dxa"/>
             <w:tcBorders>
               <w:top w:val="single" w:sz="2" w:space="0" w:color="CCCCCC"/>
-              <w:left w:val="single" w:sz="2" w:space="0" w:color="CCCCCC"/>
-              <w:bottom w:val="single" w:sz="2" w:space="0" w:color="CCCCCC"/>
-              <w:right w:val="single" w:sz="2" w:space="0" w:color="CCCCCC"/>
+              <w:start w:val="single" w:sz="2" w:space="0" w:color="CCCCCC"/>
+              <w:bottom w:val="single" w:sz="2" w:space="0" w:color="CCCCCC"/>
+              <w:end w:val="single" w:sz="2" w:space="0" w:color="CCCCCC"/>
             </w:tcBorders>
             <w:shd w:fill="FFFFFF" w:val="clear"/>
           </w:tcPr>
@@ -5428,9 +5420,9 @@
             <w:tcW w:w="1560" w:type="dxa"/>
             <w:tcBorders>
               <w:top w:val="single" w:sz="2" w:space="0" w:color="CCCCCC"/>
-              <w:left w:val="single" w:sz="2" w:space="0" w:color="CCCCCC"/>
-              <w:bottom w:val="single" w:sz="2" w:space="0" w:color="CCCCCC"/>
-              <w:right w:val="single" w:sz="2" w:space="0" w:color="CCCCCC"/>
+              <w:start w:val="single" w:sz="2" w:space="0" w:color="CCCCCC"/>
+              <w:bottom w:val="single" w:sz="2" w:space="0" w:color="CCCCCC"/>
+              <w:end w:val="single" w:sz="2" w:space="0" w:color="CCCCCC"/>
             </w:tcBorders>
             <w:shd w:fill="FFFFFF" w:val="clear"/>
           </w:tcPr>
@@ -5460,16 +5452,16 @@
             <w:tcW w:w="1560" w:type="dxa"/>
             <w:tcBorders>
               <w:top w:val="single" w:sz="2" w:space="0" w:color="CCCCCC"/>
-              <w:left w:val="single" w:sz="2" w:space="0" w:color="CCCCCC"/>
-              <w:bottom w:val="single" w:sz="2" w:space="0" w:color="CCCCCC"/>
-              <w:right w:val="single" w:sz="2" w:space="0" w:color="CCCCCC"/>
+              <w:start w:val="single" w:sz="2" w:space="0" w:color="CCCCCC"/>
+              <w:bottom w:val="single" w:sz="2" w:space="0" w:color="CCCCCC"/>
+              <w:end w:val="single" w:sz="2" w:space="0" w:color="CCCCCC"/>
             </w:tcBorders>
             <w:shd w:fill="F0F5FA" w:val="clear"/>
           </w:tcPr>
           <w:p>
             <w:pPr>
               <w:pStyle w:val="Normal"/>
-              <w:jc w:val="left"/>
+              <w:jc w:val="start"/>
               <w:rPr>
                 <w:rFonts w:ascii="Liberation Sans" w:hAnsi="Liberation Sans"/>
               </w:rPr>
@@ -5489,9 +5481,9 @@
             <w:tcW w:w="1560" w:type="dxa"/>
             <w:tcBorders>
               <w:top w:val="single" w:sz="2" w:space="0" w:color="CCCCCC"/>
-              <w:left w:val="single" w:sz="2" w:space="0" w:color="CCCCCC"/>
-              <w:bottom w:val="single" w:sz="2" w:space="0" w:color="CCCCCC"/>
-              <w:right w:val="single" w:sz="2" w:space="0" w:color="CCCCCC"/>
+              <w:start w:val="single" w:sz="2" w:space="0" w:color="CCCCCC"/>
+              <w:bottom w:val="single" w:sz="2" w:space="0" w:color="CCCCCC"/>
+              <w:end w:val="single" w:sz="2" w:space="0" w:color="CCCCCC"/>
             </w:tcBorders>
             <w:shd w:fill="F0F5FA" w:val="clear"/>
           </w:tcPr>
@@ -5518,9 +5510,9 @@
             <w:tcW w:w="1560" w:type="dxa"/>
             <w:tcBorders>
               <w:top w:val="single" w:sz="2" w:space="0" w:color="CCCCCC"/>
-              <w:left w:val="single" w:sz="2" w:space="0" w:color="CCCCCC"/>
-              <w:bottom w:val="single" w:sz="2" w:space="0" w:color="CCCCCC"/>
-              <w:right w:val="single" w:sz="2" w:space="0" w:color="CCCCCC"/>
+              <w:start w:val="single" w:sz="2" w:space="0" w:color="CCCCCC"/>
+              <w:bottom w:val="single" w:sz="2" w:space="0" w:color="CCCCCC"/>
+              <w:end w:val="single" w:sz="2" w:space="0" w:color="CCCCCC"/>
             </w:tcBorders>
             <w:shd w:fill="F0F5FA" w:val="clear"/>
           </w:tcPr>
@@ -5547,9 +5539,9 @@
             <w:tcW w:w="1560" w:type="dxa"/>
             <w:tcBorders>
               <w:top w:val="single" w:sz="2" w:space="0" w:color="CCCCCC"/>
-              <w:left w:val="single" w:sz="2" w:space="0" w:color="CCCCCC"/>
-              <w:bottom w:val="single" w:sz="2" w:space="0" w:color="CCCCCC"/>
-              <w:right w:val="single" w:sz="2" w:space="0" w:color="CCCCCC"/>
+              <w:start w:val="single" w:sz="2" w:space="0" w:color="CCCCCC"/>
+              <w:bottom w:val="single" w:sz="2" w:space="0" w:color="CCCCCC"/>
+              <w:end w:val="single" w:sz="2" w:space="0" w:color="CCCCCC"/>
             </w:tcBorders>
             <w:shd w:fill="F0F5FA" w:val="clear"/>
           </w:tcPr>
@@ -5576,9 +5568,9 @@
             <w:tcW w:w="1560" w:type="dxa"/>
             <w:tcBorders>
               <w:top w:val="single" w:sz="2" w:space="0" w:color="CCCCCC"/>
-              <w:left w:val="single" w:sz="2" w:space="0" w:color="CCCCCC"/>
-              <w:bottom w:val="single" w:sz="2" w:space="0" w:color="CCCCCC"/>
-              <w:right w:val="single" w:sz="2" w:space="0" w:color="CCCCCC"/>
+              <w:start w:val="single" w:sz="2" w:space="0" w:color="CCCCCC"/>
+              <w:bottom w:val="single" w:sz="2" w:space="0" w:color="CCCCCC"/>
+              <w:end w:val="single" w:sz="2" w:space="0" w:color="CCCCCC"/>
             </w:tcBorders>
             <w:shd w:fill="F0F5FA" w:val="clear"/>
           </w:tcPr>
@@ -5608,16 +5600,16 @@
             <w:tcW w:w="1560" w:type="dxa"/>
             <w:tcBorders>
               <w:top w:val="single" w:sz="2" w:space="0" w:color="CCCCCC"/>
-              <w:left w:val="single" w:sz="2" w:space="0" w:color="CCCCCC"/>
-              <w:bottom w:val="single" w:sz="2" w:space="0" w:color="CCCCCC"/>
-              <w:right w:val="single" w:sz="2" w:space="0" w:color="CCCCCC"/>
+              <w:start w:val="single" w:sz="2" w:space="0" w:color="CCCCCC"/>
+              <w:bottom w:val="single" w:sz="2" w:space="0" w:color="CCCCCC"/>
+              <w:end w:val="single" w:sz="2" w:space="0" w:color="CCCCCC"/>
             </w:tcBorders>
             <w:shd w:fill="FFFFFF" w:val="clear"/>
           </w:tcPr>
           <w:p>
             <w:pPr>
               <w:pStyle w:val="Normal"/>
-              <w:jc w:val="left"/>
+              <w:jc w:val="start"/>
               <w:rPr>
                 <w:rFonts w:ascii="Liberation Sans" w:hAnsi="Liberation Sans"/>
               </w:rPr>
@@ -5637,9 +5629,9 @@
             <w:tcW w:w="1560" w:type="dxa"/>
             <w:tcBorders>
               <w:top w:val="single" w:sz="2" w:space="0" w:color="CCCCCC"/>
-              <w:left w:val="single" w:sz="2" w:space="0" w:color="CCCCCC"/>
-              <w:bottom w:val="single" w:sz="2" w:space="0" w:color="CCCCCC"/>
-              <w:right w:val="single" w:sz="2" w:space="0" w:color="CCCCCC"/>
+              <w:start w:val="single" w:sz="2" w:space="0" w:color="CCCCCC"/>
+              <w:bottom w:val="single" w:sz="2" w:space="0" w:color="CCCCCC"/>
+              <w:end w:val="single" w:sz="2" w:space="0" w:color="CCCCCC"/>
             </w:tcBorders>
             <w:shd w:fill="FFFFFF" w:val="clear"/>
           </w:tcPr>
@@ -5666,9 +5658,9 @@
             <w:tcW w:w="1560" w:type="dxa"/>
             <w:tcBorders>
               <w:top w:val="single" w:sz="2" w:space="0" w:color="CCCCCC"/>
-              <w:left w:val="single" w:sz="2" w:space="0" w:color="CCCCCC"/>
-              <w:bottom w:val="single" w:sz="2" w:space="0" w:color="CCCCCC"/>
-              <w:right w:val="single" w:sz="2" w:space="0" w:color="CCCCCC"/>
+              <w:start w:val="single" w:sz="2" w:space="0" w:color="CCCCCC"/>
+              <w:bottom w:val="single" w:sz="2" w:space="0" w:color="CCCCCC"/>
+              <w:end w:val="single" w:sz="2" w:space="0" w:color="CCCCCC"/>
             </w:tcBorders>
             <w:shd w:fill="FFFFFF" w:val="clear"/>
           </w:tcPr>
@@ -5695,9 +5687,9 @@
             <w:tcW w:w="1560" w:type="dxa"/>
             <w:tcBorders>
               <w:top w:val="single" w:sz="2" w:space="0" w:color="CCCCCC"/>
-              <w:left w:val="single" w:sz="2" w:space="0" w:color="CCCCCC"/>
-              <w:bottom w:val="single" w:sz="2" w:space="0" w:color="CCCCCC"/>
-              <w:right w:val="single" w:sz="2" w:space="0" w:color="CCCCCC"/>
+              <w:start w:val="single" w:sz="2" w:space="0" w:color="CCCCCC"/>
+              <w:bottom w:val="single" w:sz="2" w:space="0" w:color="CCCCCC"/>
+              <w:end w:val="single" w:sz="2" w:space="0" w:color="CCCCCC"/>
             </w:tcBorders>
             <w:shd w:fill="FFFFFF" w:val="clear"/>
           </w:tcPr>
@@ -5724,9 +5716,9 @@
             <w:tcW w:w="1560" w:type="dxa"/>
             <w:tcBorders>
               <w:top w:val="single" w:sz="2" w:space="0" w:color="CCCCCC"/>
-              <w:left w:val="single" w:sz="2" w:space="0" w:color="CCCCCC"/>
-              <w:bottom w:val="single" w:sz="2" w:space="0" w:color="CCCCCC"/>
-              <w:right w:val="single" w:sz="2" w:space="0" w:color="CCCCCC"/>
+              <w:start w:val="single" w:sz="2" w:space="0" w:color="CCCCCC"/>
+              <w:bottom w:val="single" w:sz="2" w:space="0" w:color="CCCCCC"/>
+              <w:end w:val="single" w:sz="2" w:space="0" w:color="CCCCCC"/>
             </w:tcBorders>
             <w:shd w:fill="FFFFFF" w:val="clear"/>
           </w:tcPr>
@@ -5756,16 +5748,16 @@
             <w:tcW w:w="1560" w:type="dxa"/>
             <w:tcBorders>
               <w:top w:val="single" w:sz="2" w:space="0" w:color="CCCCCC"/>
-              <w:left w:val="single" w:sz="2" w:space="0" w:color="CCCCCC"/>
-              <w:bottom w:val="single" w:sz="2" w:space="0" w:color="CCCCCC"/>
-              <w:right w:val="single" w:sz="2" w:space="0" w:color="CCCCCC"/>
+              <w:start w:val="single" w:sz="2" w:space="0" w:color="CCCCCC"/>
+              <w:bottom w:val="single" w:sz="2" w:space="0" w:color="CCCCCC"/>
+              <w:end w:val="single" w:sz="2" w:space="0" w:color="CCCCCC"/>
             </w:tcBorders>
             <w:shd w:fill="F0F5FA" w:val="clear"/>
           </w:tcPr>
           <w:p>
             <w:pPr>
               <w:pStyle w:val="Normal"/>
-              <w:jc w:val="left"/>
+              <w:jc w:val="start"/>
               <w:rPr>
                 <w:rFonts w:ascii="Liberation Sans" w:hAnsi="Liberation Sans"/>
               </w:rPr>
@@ -5785,9 +5777,9 @@
             <w:tcW w:w="1560" w:type="dxa"/>
             <w:tcBorders>
               <w:top w:val="single" w:sz="2" w:space="0" w:color="CCCCCC"/>
-              <w:left w:val="single" w:sz="2" w:space="0" w:color="CCCCCC"/>
-              <w:bottom w:val="single" w:sz="2" w:space="0" w:color="CCCCCC"/>
-              <w:right w:val="single" w:sz="2" w:space="0" w:color="CCCCCC"/>
+              <w:start w:val="single" w:sz="2" w:space="0" w:color="CCCCCC"/>
+              <w:bottom w:val="single" w:sz="2" w:space="0" w:color="CCCCCC"/>
+              <w:end w:val="single" w:sz="2" w:space="0" w:color="CCCCCC"/>
             </w:tcBorders>
             <w:shd w:fill="F0F5FA" w:val="clear"/>
           </w:tcPr>
@@ -5814,9 +5806,9 @@
             <w:tcW w:w="1560" w:type="dxa"/>
             <w:tcBorders>
               <w:top w:val="single" w:sz="2" w:space="0" w:color="CCCCCC"/>
-              <w:left w:val="single" w:sz="2" w:space="0" w:color="CCCCCC"/>
-              <w:bottom w:val="single" w:sz="2" w:space="0" w:color="CCCCCC"/>
-              <w:right w:val="single" w:sz="2" w:space="0" w:color="CCCCCC"/>
+              <w:start w:val="single" w:sz="2" w:space="0" w:color="CCCCCC"/>
+              <w:bottom w:val="single" w:sz="2" w:space="0" w:color="CCCCCC"/>
+              <w:end w:val="single" w:sz="2" w:space="0" w:color="CCCCCC"/>
             </w:tcBorders>
             <w:shd w:fill="F0F5FA" w:val="clear"/>
           </w:tcPr>
@@ -5843,9 +5835,9 @@
             <w:tcW w:w="1560" w:type="dxa"/>
             <w:tcBorders>
               <w:top w:val="single" w:sz="2" w:space="0" w:color="CCCCCC"/>
-              <w:left w:val="single" w:sz="2" w:space="0" w:color="CCCCCC"/>
-              <w:bottom w:val="single" w:sz="2" w:space="0" w:color="CCCCCC"/>
-              <w:right w:val="single" w:sz="2" w:space="0" w:color="CCCCCC"/>
+              <w:start w:val="single" w:sz="2" w:space="0" w:color="CCCCCC"/>
+              <w:bottom w:val="single" w:sz="2" w:space="0" w:color="CCCCCC"/>
+              <w:end w:val="single" w:sz="2" w:space="0" w:color="CCCCCC"/>
             </w:tcBorders>
             <w:shd w:fill="F0F5FA" w:val="clear"/>
           </w:tcPr>
@@ -5872,9 +5864,9 @@
             <w:tcW w:w="1560" w:type="dxa"/>
             <w:tcBorders>
               <w:top w:val="single" w:sz="2" w:space="0" w:color="CCCCCC"/>
-              <w:left w:val="single" w:sz="2" w:space="0" w:color="CCCCCC"/>
-              <w:bottom w:val="single" w:sz="2" w:space="0" w:color="CCCCCC"/>
-              <w:right w:val="single" w:sz="2" w:space="0" w:color="CCCCCC"/>
+              <w:start w:val="single" w:sz="2" w:space="0" w:color="CCCCCC"/>
+              <w:bottom w:val="single" w:sz="2" w:space="0" w:color="CCCCCC"/>
+              <w:end w:val="single" w:sz="2" w:space="0" w:color="CCCCCC"/>
             </w:tcBorders>
             <w:shd w:fill="F0F5FA" w:val="clear"/>
           </w:tcPr>
@@ -5904,16 +5896,16 @@
             <w:tcW w:w="1560" w:type="dxa"/>
             <w:tcBorders>
               <w:top w:val="single" w:sz="2" w:space="0" w:color="CCCCCC"/>
-              <w:left w:val="single" w:sz="2" w:space="0" w:color="CCCCCC"/>
-              <w:bottom w:val="single" w:sz="2" w:space="0" w:color="CCCCCC"/>
-              <w:right w:val="single" w:sz="2" w:space="0" w:color="CCCCCC"/>
+              <w:start w:val="single" w:sz="2" w:space="0" w:color="CCCCCC"/>
+              <w:bottom w:val="single" w:sz="2" w:space="0" w:color="CCCCCC"/>
+              <w:end w:val="single" w:sz="2" w:space="0" w:color="CCCCCC"/>
             </w:tcBorders>
             <w:shd w:fill="FFFFFF" w:val="clear"/>
           </w:tcPr>
           <w:p>
             <w:pPr>
               <w:pStyle w:val="Normal"/>
-              <w:jc w:val="left"/>
+              <w:jc w:val="start"/>
               <w:rPr>
                 <w:rFonts w:ascii="Liberation Sans" w:hAnsi="Liberation Sans"/>
               </w:rPr>
@@ -5933,9 +5925,9 @@
             <w:tcW w:w="1560" w:type="dxa"/>
             <w:tcBorders>
               <w:top w:val="single" w:sz="2" w:space="0" w:color="CCCCCC"/>
-              <w:left w:val="single" w:sz="2" w:space="0" w:color="CCCCCC"/>
-              <w:bottom w:val="single" w:sz="2" w:space="0" w:color="CCCCCC"/>
-              <w:right w:val="single" w:sz="2" w:space="0" w:color="CCCCCC"/>
+              <w:start w:val="single" w:sz="2" w:space="0" w:color="CCCCCC"/>
+              <w:bottom w:val="single" w:sz="2" w:space="0" w:color="CCCCCC"/>
+              <w:end w:val="single" w:sz="2" w:space="0" w:color="CCCCCC"/>
             </w:tcBorders>
             <w:shd w:fill="FFFFFF" w:val="clear"/>
           </w:tcPr>
@@ -5962,9 +5954,9 @@
             <w:tcW w:w="1560" w:type="dxa"/>
             <w:tcBorders>
               <w:top w:val="single" w:sz="2" w:space="0" w:color="CCCCCC"/>
-              <w:left w:val="single" w:sz="2" w:space="0" w:color="CCCCCC"/>
-              <w:bottom w:val="single" w:sz="2" w:space="0" w:color="CCCCCC"/>
-              <w:right w:val="single" w:sz="2" w:space="0" w:color="CCCCCC"/>
+              <w:start w:val="single" w:sz="2" w:space="0" w:color="CCCCCC"/>
+              <w:bottom w:val="single" w:sz="2" w:space="0" w:color="CCCCCC"/>
+              <w:end w:val="single" w:sz="2" w:space="0" w:color="CCCCCC"/>
             </w:tcBorders>
             <w:shd w:fill="FFFFFF" w:val="clear"/>
           </w:tcPr>
@@ -5991,9 +5983,9 @@
             <w:tcW w:w="1560" w:type="dxa"/>
             <w:tcBorders>
               <w:top w:val="single" w:sz="2" w:space="0" w:color="CCCCCC"/>
-              <w:left w:val="single" w:sz="2" w:space="0" w:color="CCCCCC"/>
-              <w:bottom w:val="single" w:sz="2" w:space="0" w:color="CCCCCC"/>
-              <w:right w:val="single" w:sz="2" w:space="0" w:color="CCCCCC"/>
+              <w:start w:val="single" w:sz="2" w:space="0" w:color="CCCCCC"/>
+              <w:bottom w:val="single" w:sz="2" w:space="0" w:color="CCCCCC"/>
+              <w:end w:val="single" w:sz="2" w:space="0" w:color="CCCCCC"/>
             </w:tcBorders>
             <w:shd w:fill="FFFFFF" w:val="clear"/>
           </w:tcPr>
@@ -6020,9 +6012,9 @@
             <w:tcW w:w="1560" w:type="dxa"/>
             <w:tcBorders>
               <w:top w:val="single" w:sz="2" w:space="0" w:color="CCCCCC"/>
-              <w:left w:val="single" w:sz="2" w:space="0" w:color="CCCCCC"/>
-              <w:bottom w:val="single" w:sz="2" w:space="0" w:color="CCCCCC"/>
-              <w:right w:val="single" w:sz="2" w:space="0" w:color="CCCCCC"/>
+              <w:start w:val="single" w:sz="2" w:space="0" w:color="CCCCCC"/>
+              <w:bottom w:val="single" w:sz="2" w:space="0" w:color="CCCCCC"/>
+              <w:end w:val="single" w:sz="2" w:space="0" w:color="CCCCCC"/>
             </w:tcBorders>
             <w:shd w:fill="FFFFFF" w:val="clear"/>
           </w:tcPr>
@@ -6319,7 +6311,7 @@
         <w:pStyle w:val="ListParagraph"/>
         <w:numPr>
           <w:ilvl w:val="0"/>
-          <w:numId w:val="1"/>
+          <w:numId w:val="31"/>
         </w:numPr>
         <w:spacing w:before="40" w:after="40"/>
         <w:rPr>
@@ -6342,7 +6334,7 @@
         <w:pStyle w:val="ListParagraph"/>
         <w:numPr>
           <w:ilvl w:val="0"/>
-          <w:numId w:val="1"/>
+          <w:numId w:val="32"/>
         </w:numPr>
         <w:spacing w:before="40" w:after="40"/>
         <w:rPr>
@@ -6365,7 +6357,7 @@
         <w:pStyle w:val="ListParagraph"/>
         <w:numPr>
           <w:ilvl w:val="0"/>
-          <w:numId w:val="1"/>
+          <w:numId w:val="33"/>
         </w:numPr>
         <w:spacing w:before="40" w:after="40"/>
         <w:rPr>
@@ -6440,7 +6432,7 @@
         <w:pStyle w:val="ListParagraph"/>
         <w:numPr>
           <w:ilvl w:val="0"/>
-          <w:numId w:val="1"/>
+          <w:numId w:val="34"/>
         </w:numPr>
         <w:spacing w:before="40" w:after="40"/>
         <w:rPr>
@@ -6463,7 +6455,7 @@
         <w:pStyle w:val="ListParagraph"/>
         <w:numPr>
           <w:ilvl w:val="0"/>
-          <w:numId w:val="1"/>
+          <w:numId w:val="35"/>
         </w:numPr>
         <w:spacing w:before="40" w:after="40"/>
         <w:rPr>
@@ -6486,7 +6478,7 @@
         <w:pStyle w:val="ListParagraph"/>
         <w:numPr>
           <w:ilvl w:val="0"/>
-          <w:numId w:val="1"/>
+          <w:numId w:val="36"/>
         </w:numPr>
         <w:spacing w:before="40" w:after="40"/>
         <w:rPr>
@@ -6682,19 +6674,19 @@
     <w:tbl>
       <w:tblPr>
         <w:tblW w:w="9360" w:type="dxa"/>
-        <w:jc w:val="left"/>
+        <w:jc w:val="start"/>
         <w:tblInd w:w="0" w:type="dxa"/>
         <w:tblLayout w:type="fixed"/>
         <w:tblCellMar>
           <w:top w:w="80" w:type="dxa"/>
-          <w:left w:w="120" w:type="dxa"/>
+          <w:start w:w="120" w:type="dxa"/>
           <w:bottom w:w="80" w:type="dxa"/>
-          <w:right w:w="120" w:type="dxa"/>
+          <w:end w:w="120" w:type="dxa"/>
         </w:tblCellMar>
       </w:tblPr>
       <w:tblGrid>
-        <w:gridCol w:w="2399"/>
-        <w:gridCol w:w="1800"/>
+        <w:gridCol w:w="2398"/>
+        <w:gridCol w:w="1801"/>
         <w:gridCol w:w="1601"/>
         <w:gridCol w:w="1200"/>
         <w:gridCol w:w="1160"/>
@@ -6706,12 +6698,12 @@
         </w:trPr>
         <w:tc>
           <w:tcPr>
-            <w:tcW w:w="2399" w:type="dxa"/>
+            <w:tcW w:w="2398" w:type="dxa"/>
             <w:tcBorders>
               <w:top w:val="single" w:sz="2" w:space="0" w:color="2C5F8A"/>
-              <w:left w:val="single" w:sz="2" w:space="0" w:color="2C5F8A"/>
+              <w:start w:val="single" w:sz="2" w:space="0" w:color="2C5F8A"/>
               <w:bottom w:val="single" w:sz="2" w:space="0" w:color="2C5F8A"/>
-              <w:right w:val="single" w:sz="2" w:space="0" w:color="2C5F8A"/>
+              <w:end w:val="single" w:sz="2" w:space="0" w:color="2C5F8A"/>
             </w:tcBorders>
             <w:shd w:fill="2C5F8A" w:val="clear"/>
           </w:tcPr>
@@ -6738,12 +6730,12 @@
         </w:tc>
         <w:tc>
           <w:tcPr>
-            <w:tcW w:w="1800" w:type="dxa"/>
+            <w:tcW w:w="1801" w:type="dxa"/>
             <w:tcBorders>
               <w:top w:val="single" w:sz="2" w:space="0" w:color="2C5F8A"/>
-              <w:left w:val="single" w:sz="2" w:space="0" w:color="2C5F8A"/>
+              <w:start w:val="single" w:sz="2" w:space="0" w:color="2C5F8A"/>
               <w:bottom w:val="single" w:sz="2" w:space="0" w:color="2C5F8A"/>
-              <w:right w:val="single" w:sz="2" w:space="0" w:color="2C5F8A"/>
+              <w:end w:val="single" w:sz="2" w:space="0" w:color="2C5F8A"/>
             </w:tcBorders>
             <w:shd w:fill="2C5F8A" w:val="clear"/>
           </w:tcPr>
@@ -6773,9 +6765,9 @@
             <w:tcW w:w="1601" w:type="dxa"/>
             <w:tcBorders>
               <w:top w:val="single" w:sz="2" w:space="0" w:color="2C5F8A"/>
-              <w:left w:val="single" w:sz="2" w:space="0" w:color="2C5F8A"/>
+              <w:start w:val="single" w:sz="2" w:space="0" w:color="2C5F8A"/>
               <w:bottom w:val="single" w:sz="2" w:space="0" w:color="2C5F8A"/>
-              <w:right w:val="single" w:sz="2" w:space="0" w:color="2C5F8A"/>
+              <w:end w:val="single" w:sz="2" w:space="0" w:color="2C5F8A"/>
             </w:tcBorders>
             <w:shd w:fill="2C5F8A" w:val="clear"/>
           </w:tcPr>
@@ -6805,9 +6797,9 @@
             <w:tcW w:w="1200" w:type="dxa"/>
             <w:tcBorders>
               <w:top w:val="single" w:sz="2" w:space="0" w:color="2C5F8A"/>
-              <w:left w:val="single" w:sz="2" w:space="0" w:color="2C5F8A"/>
+              <w:start w:val="single" w:sz="2" w:space="0" w:color="2C5F8A"/>
               <w:bottom w:val="single" w:sz="2" w:space="0" w:color="2C5F8A"/>
-              <w:right w:val="single" w:sz="2" w:space="0" w:color="2C5F8A"/>
+              <w:end w:val="single" w:sz="2" w:space="0" w:color="2C5F8A"/>
             </w:tcBorders>
             <w:shd w:fill="2C5F8A" w:val="clear"/>
           </w:tcPr>
@@ -6837,9 +6829,9 @@
             <w:tcW w:w="1160" w:type="dxa"/>
             <w:tcBorders>
               <w:top w:val="single" w:sz="2" w:space="0" w:color="2C5F8A"/>
-              <w:left w:val="single" w:sz="2" w:space="0" w:color="2C5F8A"/>
+              <w:start w:val="single" w:sz="2" w:space="0" w:color="2C5F8A"/>
               <w:bottom w:val="single" w:sz="2" w:space="0" w:color="2C5F8A"/>
-              <w:right w:val="single" w:sz="2" w:space="0" w:color="2C5F8A"/>
+              <w:end w:val="single" w:sz="2" w:space="0" w:color="2C5F8A"/>
             </w:tcBorders>
             <w:shd w:fill="2C5F8A" w:val="clear"/>
           </w:tcPr>
@@ -6869,9 +6861,9 @@
             <w:tcW w:w="1199" w:type="dxa"/>
             <w:tcBorders>
               <w:top w:val="single" w:sz="2" w:space="0" w:color="2C5F8A"/>
-              <w:left w:val="single" w:sz="2" w:space="0" w:color="2C5F8A"/>
+              <w:start w:val="single" w:sz="2" w:space="0" w:color="2C5F8A"/>
               <w:bottom w:val="single" w:sz="2" w:space="0" w:color="2C5F8A"/>
-              <w:right w:val="single" w:sz="2" w:space="0" w:color="2C5F8A"/>
+              <w:end w:val="single" w:sz="2" w:space="0" w:color="2C5F8A"/>
             </w:tcBorders>
             <w:shd w:fill="2C5F8A" w:val="clear"/>
           </w:tcPr>
@@ -6901,19 +6893,19 @@
         <w:trPr/>
         <w:tc>
           <w:tcPr>
-            <w:tcW w:w="2399" w:type="dxa"/>
-            <w:tcBorders>
-              <w:top w:val="single" w:sz="2" w:space="0" w:color="CCCCCC"/>
-              <w:left w:val="single" w:sz="2" w:space="0" w:color="CCCCCC"/>
-              <w:bottom w:val="single" w:sz="2" w:space="0" w:color="CCCCCC"/>
-              <w:right w:val="single" w:sz="2" w:space="0" w:color="CCCCCC"/>
+            <w:tcW w:w="2398" w:type="dxa"/>
+            <w:tcBorders>
+              <w:top w:val="single" w:sz="2" w:space="0" w:color="CCCCCC"/>
+              <w:start w:val="single" w:sz="2" w:space="0" w:color="CCCCCC"/>
+              <w:bottom w:val="single" w:sz="2" w:space="0" w:color="CCCCCC"/>
+              <w:end w:val="single" w:sz="2" w:space="0" w:color="CCCCCC"/>
             </w:tcBorders>
             <w:shd w:fill="F0F5FA" w:val="clear"/>
           </w:tcPr>
           <w:p>
             <w:pPr>
               <w:pStyle w:val="Normal"/>
-              <w:jc w:val="left"/>
+              <w:jc w:val="start"/>
               <w:rPr>
                 <w:rFonts w:ascii="Liberation Sans" w:hAnsi="Liberation Sans"/>
               </w:rPr>
@@ -6930,12 +6922,12 @@
         </w:tc>
         <w:tc>
           <w:tcPr>
-            <w:tcW w:w="1800" w:type="dxa"/>
-            <w:tcBorders>
-              <w:top w:val="single" w:sz="2" w:space="0" w:color="CCCCCC"/>
-              <w:left w:val="single" w:sz="2" w:space="0" w:color="CCCCCC"/>
-              <w:bottom w:val="single" w:sz="2" w:space="0" w:color="CCCCCC"/>
-              <w:right w:val="single" w:sz="2" w:space="0" w:color="CCCCCC"/>
+            <w:tcW w:w="1801" w:type="dxa"/>
+            <w:tcBorders>
+              <w:top w:val="single" w:sz="2" w:space="0" w:color="CCCCCC"/>
+              <w:start w:val="single" w:sz="2" w:space="0" w:color="CCCCCC"/>
+              <w:bottom w:val="single" w:sz="2" w:space="0" w:color="CCCCCC"/>
+              <w:end w:val="single" w:sz="2" w:space="0" w:color="CCCCCC"/>
             </w:tcBorders>
             <w:shd w:fill="F0F5FA" w:val="clear"/>
           </w:tcPr>
@@ -6962,9 +6954,9 @@
             <w:tcW w:w="1601" w:type="dxa"/>
             <w:tcBorders>
               <w:top w:val="single" w:sz="2" w:space="0" w:color="CCCCCC"/>
-              <w:left w:val="single" w:sz="2" w:space="0" w:color="CCCCCC"/>
-              <w:bottom w:val="single" w:sz="2" w:space="0" w:color="CCCCCC"/>
-              <w:right w:val="single" w:sz="2" w:space="0" w:color="CCCCCC"/>
+              <w:start w:val="single" w:sz="2" w:space="0" w:color="CCCCCC"/>
+              <w:bottom w:val="single" w:sz="2" w:space="0" w:color="CCCCCC"/>
+              <w:end w:val="single" w:sz="2" w:space="0" w:color="CCCCCC"/>
             </w:tcBorders>
             <w:shd w:fill="F0F5FA" w:val="clear"/>
           </w:tcPr>
@@ -6991,9 +6983,9 @@
             <w:tcW w:w="1200" w:type="dxa"/>
             <w:tcBorders>
               <w:top w:val="single" w:sz="2" w:space="0" w:color="CCCCCC"/>
-              <w:left w:val="single" w:sz="2" w:space="0" w:color="CCCCCC"/>
-              <w:bottom w:val="single" w:sz="2" w:space="0" w:color="CCCCCC"/>
-              <w:right w:val="single" w:sz="2" w:space="0" w:color="CCCCCC"/>
+              <w:start w:val="single" w:sz="2" w:space="0" w:color="CCCCCC"/>
+              <w:bottom w:val="single" w:sz="2" w:space="0" w:color="CCCCCC"/>
+              <w:end w:val="single" w:sz="2" w:space="0" w:color="CCCCCC"/>
             </w:tcBorders>
             <w:shd w:fill="F0F5FA" w:val="clear"/>
           </w:tcPr>
@@ -7020,9 +7012,9 @@
             <w:tcW w:w="1160" w:type="dxa"/>
             <w:tcBorders>
               <w:top w:val="single" w:sz="2" w:space="0" w:color="CCCCCC"/>
-              <w:left w:val="single" w:sz="2" w:space="0" w:color="CCCCCC"/>
-              <w:bottom w:val="single" w:sz="2" w:space="0" w:color="CCCCCC"/>
-              <w:right w:val="single" w:sz="2" w:space="0" w:color="CCCCCC"/>
+              <w:start w:val="single" w:sz="2" w:space="0" w:color="CCCCCC"/>
+              <w:bottom w:val="single" w:sz="2" w:space="0" w:color="CCCCCC"/>
+              <w:end w:val="single" w:sz="2" w:space="0" w:color="CCCCCC"/>
             </w:tcBorders>
             <w:shd w:fill="F0F5FA" w:val="clear"/>
           </w:tcPr>
@@ -7049,9 +7041,9 @@
             <w:tcW w:w="1199" w:type="dxa"/>
             <w:tcBorders>
               <w:top w:val="single" w:sz="2" w:space="0" w:color="CCCCCC"/>
-              <w:left w:val="single" w:sz="2" w:space="0" w:color="CCCCCC"/>
-              <w:bottom w:val="single" w:sz="2" w:space="0" w:color="CCCCCC"/>
-              <w:right w:val="single" w:sz="2" w:space="0" w:color="CCCCCC"/>
+              <w:start w:val="single" w:sz="2" w:space="0" w:color="CCCCCC"/>
+              <w:bottom w:val="single" w:sz="2" w:space="0" w:color="CCCCCC"/>
+              <w:end w:val="single" w:sz="2" w:space="0" w:color="CCCCCC"/>
             </w:tcBorders>
             <w:shd w:fill="F0F5FA" w:val="clear"/>
           </w:tcPr>
@@ -7078,19 +7070,19 @@
         <w:trPr/>
         <w:tc>
           <w:tcPr>
-            <w:tcW w:w="2399" w:type="dxa"/>
-            <w:tcBorders>
-              <w:top w:val="single" w:sz="2" w:space="0" w:color="CCCCCC"/>
-              <w:left w:val="single" w:sz="2" w:space="0" w:color="CCCCCC"/>
-              <w:bottom w:val="single" w:sz="2" w:space="0" w:color="CCCCCC"/>
-              <w:right w:val="single" w:sz="2" w:space="0" w:color="CCCCCC"/>
+            <w:tcW w:w="2398" w:type="dxa"/>
+            <w:tcBorders>
+              <w:top w:val="single" w:sz="2" w:space="0" w:color="CCCCCC"/>
+              <w:start w:val="single" w:sz="2" w:space="0" w:color="CCCCCC"/>
+              <w:bottom w:val="single" w:sz="2" w:space="0" w:color="CCCCCC"/>
+              <w:end w:val="single" w:sz="2" w:space="0" w:color="CCCCCC"/>
             </w:tcBorders>
             <w:shd w:fill="FFFFFF" w:val="clear"/>
           </w:tcPr>
           <w:p>
             <w:pPr>
               <w:pStyle w:val="Normal"/>
-              <w:jc w:val="left"/>
+              <w:jc w:val="start"/>
               <w:rPr>
                 <w:rFonts w:ascii="Liberation Sans" w:hAnsi="Liberation Sans"/>
               </w:rPr>
@@ -7107,12 +7099,12 @@
         </w:tc>
         <w:tc>
           <w:tcPr>
-            <w:tcW w:w="1800" w:type="dxa"/>
-            <w:tcBorders>
-              <w:top w:val="single" w:sz="2" w:space="0" w:color="CCCCCC"/>
-              <w:left w:val="single" w:sz="2" w:space="0" w:color="CCCCCC"/>
-              <w:bottom w:val="single" w:sz="2" w:space="0" w:color="CCCCCC"/>
-              <w:right w:val="single" w:sz="2" w:space="0" w:color="CCCCCC"/>
+            <w:tcW w:w="1801" w:type="dxa"/>
+            <w:tcBorders>
+              <w:top w:val="single" w:sz="2" w:space="0" w:color="CCCCCC"/>
+              <w:start w:val="single" w:sz="2" w:space="0" w:color="CCCCCC"/>
+              <w:bottom w:val="single" w:sz="2" w:space="0" w:color="CCCCCC"/>
+              <w:end w:val="single" w:sz="2" w:space="0" w:color="CCCCCC"/>
             </w:tcBorders>
             <w:shd w:fill="FFFFFF" w:val="clear"/>
           </w:tcPr>
@@ -7139,9 +7131,9 @@
             <w:tcW w:w="1601" w:type="dxa"/>
             <w:tcBorders>
               <w:top w:val="single" w:sz="2" w:space="0" w:color="CCCCCC"/>
-              <w:left w:val="single" w:sz="2" w:space="0" w:color="CCCCCC"/>
-              <w:bottom w:val="single" w:sz="2" w:space="0" w:color="CCCCCC"/>
-              <w:right w:val="single" w:sz="2" w:space="0" w:color="CCCCCC"/>
+              <w:start w:val="single" w:sz="2" w:space="0" w:color="CCCCCC"/>
+              <w:bottom w:val="single" w:sz="2" w:space="0" w:color="CCCCCC"/>
+              <w:end w:val="single" w:sz="2" w:space="0" w:color="CCCCCC"/>
             </w:tcBorders>
             <w:shd w:fill="FFFFFF" w:val="clear"/>
           </w:tcPr>
@@ -7168,9 +7160,9 @@
             <w:tcW w:w="1200" w:type="dxa"/>
             <w:tcBorders>
               <w:top w:val="single" w:sz="2" w:space="0" w:color="CCCCCC"/>
-              <w:left w:val="single" w:sz="2" w:space="0" w:color="CCCCCC"/>
-              <w:bottom w:val="single" w:sz="2" w:space="0" w:color="CCCCCC"/>
-              <w:right w:val="single" w:sz="2" w:space="0" w:color="CCCCCC"/>
+              <w:start w:val="single" w:sz="2" w:space="0" w:color="CCCCCC"/>
+              <w:bottom w:val="single" w:sz="2" w:space="0" w:color="CCCCCC"/>
+              <w:end w:val="single" w:sz="2" w:space="0" w:color="CCCCCC"/>
             </w:tcBorders>
             <w:shd w:fill="FFFFFF" w:val="clear"/>
           </w:tcPr>
@@ -7197,9 +7189,9 @@
             <w:tcW w:w="1160" w:type="dxa"/>
             <w:tcBorders>
               <w:top w:val="single" w:sz="2" w:space="0" w:color="CCCCCC"/>
-              <w:left w:val="single" w:sz="2" w:space="0" w:color="CCCCCC"/>
-              <w:bottom w:val="single" w:sz="2" w:space="0" w:color="CCCCCC"/>
-              <w:right w:val="single" w:sz="2" w:space="0" w:color="CCCCCC"/>
+              <w:start w:val="single" w:sz="2" w:space="0" w:color="CCCCCC"/>
+              <w:bottom w:val="single" w:sz="2" w:space="0" w:color="CCCCCC"/>
+              <w:end w:val="single" w:sz="2" w:space="0" w:color="CCCCCC"/>
             </w:tcBorders>
             <w:shd w:fill="FFFFFF" w:val="clear"/>
           </w:tcPr>
@@ -7226,9 +7218,9 @@
             <w:tcW w:w="1199" w:type="dxa"/>
             <w:tcBorders>
               <w:top w:val="single" w:sz="2" w:space="0" w:color="CCCCCC"/>
-              <w:left w:val="single" w:sz="2" w:space="0" w:color="CCCCCC"/>
-              <w:bottom w:val="single" w:sz="2" w:space="0" w:color="CCCCCC"/>
-              <w:right w:val="single" w:sz="2" w:space="0" w:color="CCCCCC"/>
+              <w:start w:val="single" w:sz="2" w:space="0" w:color="CCCCCC"/>
+              <w:bottom w:val="single" w:sz="2" w:space="0" w:color="CCCCCC"/>
+              <w:end w:val="single" w:sz="2" w:space="0" w:color="CCCCCC"/>
             </w:tcBorders>
             <w:shd w:fill="FFFFFF" w:val="clear"/>
           </w:tcPr>
@@ -7255,19 +7247,19 @@
         <w:trPr/>
         <w:tc>
           <w:tcPr>
-            <w:tcW w:w="2399" w:type="dxa"/>
-            <w:tcBorders>
-              <w:top w:val="single" w:sz="2" w:space="0" w:color="CCCCCC"/>
-              <w:left w:val="single" w:sz="2" w:space="0" w:color="CCCCCC"/>
-              <w:bottom w:val="single" w:sz="2" w:space="0" w:color="CCCCCC"/>
-              <w:right w:val="single" w:sz="2" w:space="0" w:color="CCCCCC"/>
+            <w:tcW w:w="2398" w:type="dxa"/>
+            <w:tcBorders>
+              <w:top w:val="single" w:sz="2" w:space="0" w:color="CCCCCC"/>
+              <w:start w:val="single" w:sz="2" w:space="0" w:color="CCCCCC"/>
+              <w:bottom w:val="single" w:sz="2" w:space="0" w:color="CCCCCC"/>
+              <w:end w:val="single" w:sz="2" w:space="0" w:color="CCCCCC"/>
             </w:tcBorders>
             <w:shd w:fill="F0F5FA" w:val="clear"/>
           </w:tcPr>
           <w:p>
             <w:pPr>
               <w:pStyle w:val="Normal"/>
-              <w:jc w:val="left"/>
+              <w:jc w:val="start"/>
               <w:rPr>
                 <w:rFonts w:ascii="Liberation Sans" w:hAnsi="Liberation Sans"/>
               </w:rPr>
@@ -7284,12 +7276,12 @@
         </w:tc>
         <w:tc>
           <w:tcPr>
-            <w:tcW w:w="1800" w:type="dxa"/>
-            <w:tcBorders>
-              <w:top w:val="single" w:sz="2" w:space="0" w:color="CCCCCC"/>
-              <w:left w:val="single" w:sz="2" w:space="0" w:color="CCCCCC"/>
-              <w:bottom w:val="single" w:sz="2" w:space="0" w:color="CCCCCC"/>
-              <w:right w:val="single" w:sz="2" w:space="0" w:color="CCCCCC"/>
+            <w:tcW w:w="1801" w:type="dxa"/>
+            <w:tcBorders>
+              <w:top w:val="single" w:sz="2" w:space="0" w:color="CCCCCC"/>
+              <w:start w:val="single" w:sz="2" w:space="0" w:color="CCCCCC"/>
+              <w:bottom w:val="single" w:sz="2" w:space="0" w:color="CCCCCC"/>
+              <w:end w:val="single" w:sz="2" w:space="0" w:color="CCCCCC"/>
             </w:tcBorders>
             <w:shd w:fill="F0F5FA" w:val="clear"/>
           </w:tcPr>
@@ -7316,9 +7308,9 @@
             <w:tcW w:w="1601" w:type="dxa"/>
             <w:tcBorders>
               <w:top w:val="single" w:sz="2" w:space="0" w:color="CCCCCC"/>
-              <w:left w:val="single" w:sz="2" w:space="0" w:color="CCCCCC"/>
-              <w:bottom w:val="single" w:sz="2" w:space="0" w:color="CCCCCC"/>
-              <w:right w:val="single" w:sz="2" w:space="0" w:color="CCCCCC"/>
+              <w:start w:val="single" w:sz="2" w:space="0" w:color="CCCCCC"/>
+              <w:bottom w:val="single" w:sz="2" w:space="0" w:color="CCCCCC"/>
+              <w:end w:val="single" w:sz="2" w:space="0" w:color="CCCCCC"/>
             </w:tcBorders>
             <w:shd w:fill="F0F5FA" w:val="clear"/>
           </w:tcPr>
@@ -7345,9 +7337,9 @@
             <w:tcW w:w="1200" w:type="dxa"/>
             <w:tcBorders>
               <w:top w:val="single" w:sz="2" w:space="0" w:color="CCCCCC"/>
-              <w:left w:val="single" w:sz="2" w:space="0" w:color="CCCCCC"/>
-              <w:bottom w:val="single" w:sz="2" w:space="0" w:color="CCCCCC"/>
-              <w:right w:val="single" w:sz="2" w:space="0" w:color="CCCCCC"/>
+              <w:start w:val="single" w:sz="2" w:space="0" w:color="CCCCCC"/>
+              <w:bottom w:val="single" w:sz="2" w:space="0" w:color="CCCCCC"/>
+              <w:end w:val="single" w:sz="2" w:space="0" w:color="CCCCCC"/>
             </w:tcBorders>
             <w:shd w:fill="F0F5FA" w:val="clear"/>
           </w:tcPr>
@@ -7374,9 +7366,9 @@
             <w:tcW w:w="1160" w:type="dxa"/>
             <w:tcBorders>
               <w:top w:val="single" w:sz="2" w:space="0" w:color="CCCCCC"/>
-              <w:left w:val="single" w:sz="2" w:space="0" w:color="CCCCCC"/>
-              <w:bottom w:val="single" w:sz="2" w:space="0" w:color="CCCCCC"/>
-              <w:right w:val="single" w:sz="2" w:space="0" w:color="CCCCCC"/>
+              <w:start w:val="single" w:sz="2" w:space="0" w:color="CCCCCC"/>
+              <w:bottom w:val="single" w:sz="2" w:space="0" w:color="CCCCCC"/>
+              <w:end w:val="single" w:sz="2" w:space="0" w:color="CCCCCC"/>
             </w:tcBorders>
             <w:shd w:fill="F0F5FA" w:val="clear"/>
           </w:tcPr>
@@ -7403,9 +7395,9 @@
             <w:tcW w:w="1199" w:type="dxa"/>
             <w:tcBorders>
               <w:top w:val="single" w:sz="2" w:space="0" w:color="CCCCCC"/>
-              <w:left w:val="single" w:sz="2" w:space="0" w:color="CCCCCC"/>
-              <w:bottom w:val="single" w:sz="2" w:space="0" w:color="CCCCCC"/>
-              <w:right w:val="single" w:sz="2" w:space="0" w:color="CCCCCC"/>
+              <w:start w:val="single" w:sz="2" w:space="0" w:color="CCCCCC"/>
+              <w:bottom w:val="single" w:sz="2" w:space="0" w:color="CCCCCC"/>
+              <w:end w:val="single" w:sz="2" w:space="0" w:color="CCCCCC"/>
             </w:tcBorders>
             <w:shd w:fill="F0F5FA" w:val="clear"/>
           </w:tcPr>
@@ -7432,19 +7424,19 @@
         <w:trPr/>
         <w:tc>
           <w:tcPr>
-            <w:tcW w:w="2399" w:type="dxa"/>
-            <w:tcBorders>
-              <w:top w:val="single" w:sz="2" w:space="0" w:color="CCCCCC"/>
-              <w:left w:val="single" w:sz="2" w:space="0" w:color="CCCCCC"/>
-              <w:bottom w:val="single" w:sz="2" w:space="0" w:color="CCCCCC"/>
-              <w:right w:val="single" w:sz="2" w:space="0" w:color="CCCCCC"/>
+            <w:tcW w:w="2398" w:type="dxa"/>
+            <w:tcBorders>
+              <w:top w:val="single" w:sz="2" w:space="0" w:color="CCCCCC"/>
+              <w:start w:val="single" w:sz="2" w:space="0" w:color="CCCCCC"/>
+              <w:bottom w:val="single" w:sz="2" w:space="0" w:color="CCCCCC"/>
+              <w:end w:val="single" w:sz="2" w:space="0" w:color="CCCCCC"/>
             </w:tcBorders>
             <w:shd w:fill="FFFFFF" w:val="clear"/>
           </w:tcPr>
           <w:p>
             <w:pPr>
               <w:pStyle w:val="Normal"/>
-              <w:jc w:val="left"/>
+              <w:jc w:val="start"/>
               <w:rPr>
                 <w:rFonts w:ascii="Liberation Sans" w:hAnsi="Liberation Sans"/>
               </w:rPr>
@@ -7461,12 +7453,12 @@
         </w:tc>
         <w:tc>
           <w:tcPr>
-            <w:tcW w:w="1800" w:type="dxa"/>
-            <w:tcBorders>
-              <w:top w:val="single" w:sz="2" w:space="0" w:color="CCCCCC"/>
-              <w:left w:val="single" w:sz="2" w:space="0" w:color="CCCCCC"/>
-              <w:bottom w:val="single" w:sz="2" w:space="0" w:color="CCCCCC"/>
-              <w:right w:val="single" w:sz="2" w:space="0" w:color="CCCCCC"/>
+            <w:tcW w:w="1801" w:type="dxa"/>
+            <w:tcBorders>
+              <w:top w:val="single" w:sz="2" w:space="0" w:color="CCCCCC"/>
+              <w:start w:val="single" w:sz="2" w:space="0" w:color="CCCCCC"/>
+              <w:bottom w:val="single" w:sz="2" w:space="0" w:color="CCCCCC"/>
+              <w:end w:val="single" w:sz="2" w:space="0" w:color="CCCCCC"/>
             </w:tcBorders>
             <w:shd w:fill="FFFFFF" w:val="clear"/>
           </w:tcPr>
@@ -7493,9 +7485,9 @@
             <w:tcW w:w="1601" w:type="dxa"/>
             <w:tcBorders>
               <w:top w:val="single" w:sz="2" w:space="0" w:color="CCCCCC"/>
-              <w:left w:val="single" w:sz="2" w:space="0" w:color="CCCCCC"/>
-              <w:bottom w:val="single" w:sz="2" w:space="0" w:color="CCCCCC"/>
-              <w:right w:val="single" w:sz="2" w:space="0" w:color="CCCCCC"/>
+              <w:start w:val="single" w:sz="2" w:space="0" w:color="CCCCCC"/>
+              <w:bottom w:val="single" w:sz="2" w:space="0" w:color="CCCCCC"/>
+              <w:end w:val="single" w:sz="2" w:space="0" w:color="CCCCCC"/>
             </w:tcBorders>
             <w:shd w:fill="FFFFFF" w:val="clear"/>
           </w:tcPr>
@@ -7522,9 +7514,9 @@
             <w:tcW w:w="1200" w:type="dxa"/>
             <w:tcBorders>
               <w:top w:val="single" w:sz="2" w:space="0" w:color="CCCCCC"/>
-              <w:left w:val="single" w:sz="2" w:space="0" w:color="CCCCCC"/>
-              <w:bottom w:val="single" w:sz="2" w:space="0" w:color="CCCCCC"/>
-              <w:right w:val="single" w:sz="2" w:space="0" w:color="CCCCCC"/>
+              <w:start w:val="single" w:sz="2" w:space="0" w:color="CCCCCC"/>
+              <w:bottom w:val="single" w:sz="2" w:space="0" w:color="CCCCCC"/>
+              <w:end w:val="single" w:sz="2" w:space="0" w:color="CCCCCC"/>
             </w:tcBorders>
             <w:shd w:fill="FFFFFF" w:val="clear"/>
           </w:tcPr>
@@ -7551,9 +7543,9 @@
             <w:tcW w:w="1160" w:type="dxa"/>
             <w:tcBorders>
               <w:top w:val="single" w:sz="2" w:space="0" w:color="CCCCCC"/>
-              <w:left w:val="single" w:sz="2" w:space="0" w:color="CCCCCC"/>
-              <w:bottom w:val="single" w:sz="2" w:space="0" w:color="CCCCCC"/>
-              <w:right w:val="single" w:sz="2" w:space="0" w:color="CCCCCC"/>
+              <w:start w:val="single" w:sz="2" w:space="0" w:color="CCCCCC"/>
+              <w:bottom w:val="single" w:sz="2" w:space="0" w:color="CCCCCC"/>
+              <w:end w:val="single" w:sz="2" w:space="0" w:color="CCCCCC"/>
             </w:tcBorders>
             <w:shd w:fill="FFFFFF" w:val="clear"/>
           </w:tcPr>
@@ -7580,9 +7572,9 @@
             <w:tcW w:w="1199" w:type="dxa"/>
             <w:tcBorders>
               <w:top w:val="single" w:sz="2" w:space="0" w:color="CCCCCC"/>
-              <w:left w:val="single" w:sz="2" w:space="0" w:color="CCCCCC"/>
-              <w:bottom w:val="single" w:sz="2" w:space="0" w:color="CCCCCC"/>
-              <w:right w:val="single" w:sz="2" w:space="0" w:color="CCCCCC"/>
+              <w:start w:val="single" w:sz="2" w:space="0" w:color="CCCCCC"/>
+              <w:bottom w:val="single" w:sz="2" w:space="0" w:color="CCCCCC"/>
+              <w:end w:val="single" w:sz="2" w:space="0" w:color="CCCCCC"/>
             </w:tcBorders>
             <w:shd w:fill="FFFFFF" w:val="clear"/>
           </w:tcPr>
@@ -7878,20 +7870,20 @@
     <w:tbl>
       <w:tblPr>
         <w:tblW w:w="9360" w:type="dxa"/>
-        <w:jc w:val="left"/>
+        <w:jc w:val="start"/>
         <w:tblInd w:w="0" w:type="dxa"/>
         <w:tblLayout w:type="fixed"/>
         <w:tblCellMar>
           <w:top w:w="80" w:type="dxa"/>
-          <w:left w:w="120" w:type="dxa"/>
+          <w:start w:w="120" w:type="dxa"/>
           <w:bottom w:w="80" w:type="dxa"/>
-          <w:right w:w="120" w:type="dxa"/>
+          <w:end w:w="120" w:type="dxa"/>
         </w:tblCellMar>
       </w:tblPr>
       <w:tblGrid>
-        <w:gridCol w:w="2799"/>
+        <w:gridCol w:w="2798"/>
         <w:gridCol w:w="3200"/>
-        <w:gridCol w:w="3361"/>
+        <w:gridCol w:w="3362"/>
       </w:tblGrid>
       <w:tr>
         <w:trPr>
@@ -7899,12 +7891,12 @@
         </w:trPr>
         <w:tc>
           <w:tcPr>
-            <w:tcW w:w="2799" w:type="dxa"/>
+            <w:tcW w:w="2798" w:type="dxa"/>
             <w:tcBorders>
               <w:top w:val="single" w:sz="2" w:space="0" w:color="2C5F8A"/>
-              <w:left w:val="single" w:sz="2" w:space="0" w:color="2C5F8A"/>
+              <w:start w:val="single" w:sz="2" w:space="0" w:color="2C5F8A"/>
               <w:bottom w:val="single" w:sz="2" w:space="0" w:color="2C5F8A"/>
-              <w:right w:val="single" w:sz="2" w:space="0" w:color="2C5F8A"/>
+              <w:end w:val="single" w:sz="2" w:space="0" w:color="2C5F8A"/>
             </w:tcBorders>
             <w:shd w:fill="2C5F8A" w:val="clear"/>
           </w:tcPr>
@@ -7934,9 +7926,9 @@
             <w:tcW w:w="3200" w:type="dxa"/>
             <w:tcBorders>
               <w:top w:val="single" w:sz="2" w:space="0" w:color="2C5F8A"/>
-              <w:left w:val="single" w:sz="2" w:space="0" w:color="2C5F8A"/>
+              <w:start w:val="single" w:sz="2" w:space="0" w:color="2C5F8A"/>
               <w:bottom w:val="single" w:sz="2" w:space="0" w:color="2C5F8A"/>
-              <w:right w:val="single" w:sz="2" w:space="0" w:color="2C5F8A"/>
+              <w:end w:val="single" w:sz="2" w:space="0" w:color="2C5F8A"/>
             </w:tcBorders>
             <w:shd w:fill="2C5F8A" w:val="clear"/>
           </w:tcPr>
@@ -7963,12 +7955,12 @@
         </w:tc>
         <w:tc>
           <w:tcPr>
-            <w:tcW w:w="3361" w:type="dxa"/>
+            <w:tcW w:w="3362" w:type="dxa"/>
             <w:tcBorders>
               <w:top w:val="single" w:sz="2" w:space="0" w:color="2C5F8A"/>
-              <w:left w:val="single" w:sz="2" w:space="0" w:color="2C5F8A"/>
+              <w:start w:val="single" w:sz="2" w:space="0" w:color="2C5F8A"/>
               <w:bottom w:val="single" w:sz="2" w:space="0" w:color="2C5F8A"/>
-              <w:right w:val="single" w:sz="2" w:space="0" w:color="2C5F8A"/>
+              <w:end w:val="single" w:sz="2" w:space="0" w:color="2C5F8A"/>
             </w:tcBorders>
             <w:shd w:fill="2C5F8A" w:val="clear"/>
           </w:tcPr>
@@ -7998,19 +7990,19 @@
         <w:trPr/>
         <w:tc>
           <w:tcPr>
-            <w:tcW w:w="2799" w:type="dxa"/>
-            <w:tcBorders>
-              <w:top w:val="single" w:sz="2" w:space="0" w:color="CCCCCC"/>
-              <w:left w:val="single" w:sz="2" w:space="0" w:color="CCCCCC"/>
-              <w:bottom w:val="single" w:sz="2" w:space="0" w:color="CCCCCC"/>
-              <w:right w:val="single" w:sz="2" w:space="0" w:color="CCCCCC"/>
+            <w:tcW w:w="2798" w:type="dxa"/>
+            <w:tcBorders>
+              <w:top w:val="single" w:sz="2" w:space="0" w:color="CCCCCC"/>
+              <w:start w:val="single" w:sz="2" w:space="0" w:color="CCCCCC"/>
+              <w:bottom w:val="single" w:sz="2" w:space="0" w:color="CCCCCC"/>
+              <w:end w:val="single" w:sz="2" w:space="0" w:color="CCCCCC"/>
             </w:tcBorders>
             <w:shd w:fill="F0F5FA" w:val="clear"/>
           </w:tcPr>
           <w:p>
             <w:pPr>
               <w:pStyle w:val="Normal"/>
-              <w:jc w:val="left"/>
+              <w:jc w:val="start"/>
               <w:rPr>
                 <w:rFonts w:ascii="Liberation Sans" w:hAnsi="Liberation Sans"/>
               </w:rPr>
@@ -8030,9 +8022,9 @@
             <w:tcW w:w="3200" w:type="dxa"/>
             <w:tcBorders>
               <w:top w:val="single" w:sz="2" w:space="0" w:color="CCCCCC"/>
-              <w:left w:val="single" w:sz="2" w:space="0" w:color="CCCCCC"/>
-              <w:bottom w:val="single" w:sz="2" w:space="0" w:color="CCCCCC"/>
-              <w:right w:val="single" w:sz="2" w:space="0" w:color="CCCCCC"/>
+              <w:start w:val="single" w:sz="2" w:space="0" w:color="CCCCCC"/>
+              <w:bottom w:val="single" w:sz="2" w:space="0" w:color="CCCCCC"/>
+              <w:end w:val="single" w:sz="2" w:space="0" w:color="CCCCCC"/>
             </w:tcBorders>
             <w:shd w:fill="F0F5FA" w:val="clear"/>
           </w:tcPr>
@@ -8056,12 +8048,12 @@
         </w:tc>
         <w:tc>
           <w:tcPr>
-            <w:tcW w:w="3361" w:type="dxa"/>
-            <w:tcBorders>
-              <w:top w:val="single" w:sz="2" w:space="0" w:color="CCCCCC"/>
-              <w:left w:val="single" w:sz="2" w:space="0" w:color="CCCCCC"/>
-              <w:bottom w:val="single" w:sz="2" w:space="0" w:color="CCCCCC"/>
-              <w:right w:val="single" w:sz="2" w:space="0" w:color="CCCCCC"/>
+            <w:tcW w:w="3362" w:type="dxa"/>
+            <w:tcBorders>
+              <w:top w:val="single" w:sz="2" w:space="0" w:color="CCCCCC"/>
+              <w:start w:val="single" w:sz="2" w:space="0" w:color="CCCCCC"/>
+              <w:bottom w:val="single" w:sz="2" w:space="0" w:color="CCCCCC"/>
+              <w:end w:val="single" w:sz="2" w:space="0" w:color="CCCCCC"/>
             </w:tcBorders>
             <w:shd w:fill="F0F5FA" w:val="clear"/>
           </w:tcPr>
@@ -8088,19 +8080,19 @@
         <w:trPr/>
         <w:tc>
           <w:tcPr>
-            <w:tcW w:w="2799" w:type="dxa"/>
-            <w:tcBorders>
-              <w:top w:val="single" w:sz="2" w:space="0" w:color="CCCCCC"/>
-              <w:left w:val="single" w:sz="2" w:space="0" w:color="CCCCCC"/>
-              <w:bottom w:val="single" w:sz="2" w:space="0" w:color="CCCCCC"/>
-              <w:right w:val="single" w:sz="2" w:space="0" w:color="CCCCCC"/>
+            <w:tcW w:w="2798" w:type="dxa"/>
+            <w:tcBorders>
+              <w:top w:val="single" w:sz="2" w:space="0" w:color="CCCCCC"/>
+              <w:start w:val="single" w:sz="2" w:space="0" w:color="CCCCCC"/>
+              <w:bottom w:val="single" w:sz="2" w:space="0" w:color="CCCCCC"/>
+              <w:end w:val="single" w:sz="2" w:space="0" w:color="CCCCCC"/>
             </w:tcBorders>
             <w:shd w:fill="FFFFFF" w:val="clear"/>
           </w:tcPr>
           <w:p>
             <w:pPr>
               <w:pStyle w:val="Normal"/>
-              <w:jc w:val="left"/>
+              <w:jc w:val="start"/>
               <w:rPr>
                 <w:rFonts w:ascii="Liberation Sans" w:hAnsi="Liberation Sans"/>
               </w:rPr>
@@ -8120,9 +8112,9 @@
             <w:tcW w:w="3200" w:type="dxa"/>
             <w:tcBorders>
               <w:top w:val="single" w:sz="2" w:space="0" w:color="CCCCCC"/>
-              <w:left w:val="single" w:sz="2" w:space="0" w:color="CCCCCC"/>
-              <w:bottom w:val="single" w:sz="2" w:space="0" w:color="CCCCCC"/>
-              <w:right w:val="single" w:sz="2" w:space="0" w:color="CCCCCC"/>
+              <w:start w:val="single" w:sz="2" w:space="0" w:color="CCCCCC"/>
+              <w:bottom w:val="single" w:sz="2" w:space="0" w:color="CCCCCC"/>
+              <w:end w:val="single" w:sz="2" w:space="0" w:color="CCCCCC"/>
             </w:tcBorders>
             <w:shd w:fill="FFFFFF" w:val="clear"/>
           </w:tcPr>
@@ -8146,12 +8138,12 @@
         </w:tc>
         <w:tc>
           <w:tcPr>
-            <w:tcW w:w="3361" w:type="dxa"/>
-            <w:tcBorders>
-              <w:top w:val="single" w:sz="2" w:space="0" w:color="CCCCCC"/>
-              <w:left w:val="single" w:sz="2" w:space="0" w:color="CCCCCC"/>
-              <w:bottom w:val="single" w:sz="2" w:space="0" w:color="CCCCCC"/>
-              <w:right w:val="single" w:sz="2" w:space="0" w:color="CCCCCC"/>
+            <w:tcW w:w="3362" w:type="dxa"/>
+            <w:tcBorders>
+              <w:top w:val="single" w:sz="2" w:space="0" w:color="CCCCCC"/>
+              <w:start w:val="single" w:sz="2" w:space="0" w:color="CCCCCC"/>
+              <w:bottom w:val="single" w:sz="2" w:space="0" w:color="CCCCCC"/>
+              <w:end w:val="single" w:sz="2" w:space="0" w:color="CCCCCC"/>
             </w:tcBorders>
             <w:shd w:fill="FFFFFF" w:val="clear"/>
           </w:tcPr>
@@ -8178,19 +8170,19 @@
         <w:trPr/>
         <w:tc>
           <w:tcPr>
-            <w:tcW w:w="2799" w:type="dxa"/>
-            <w:tcBorders>
-              <w:top w:val="single" w:sz="2" w:space="0" w:color="CCCCCC"/>
-              <w:left w:val="single" w:sz="2" w:space="0" w:color="CCCCCC"/>
-              <w:bottom w:val="single" w:sz="2" w:space="0" w:color="CCCCCC"/>
-              <w:right w:val="single" w:sz="2" w:space="0" w:color="CCCCCC"/>
+            <w:tcW w:w="2798" w:type="dxa"/>
+            <w:tcBorders>
+              <w:top w:val="single" w:sz="2" w:space="0" w:color="CCCCCC"/>
+              <w:start w:val="single" w:sz="2" w:space="0" w:color="CCCCCC"/>
+              <w:bottom w:val="single" w:sz="2" w:space="0" w:color="CCCCCC"/>
+              <w:end w:val="single" w:sz="2" w:space="0" w:color="CCCCCC"/>
             </w:tcBorders>
             <w:shd w:fill="F0F5FA" w:val="clear"/>
           </w:tcPr>
           <w:p>
             <w:pPr>
               <w:pStyle w:val="Normal"/>
-              <w:jc w:val="left"/>
+              <w:jc w:val="start"/>
               <w:rPr>
                 <w:rFonts w:ascii="Liberation Sans" w:hAnsi="Liberation Sans"/>
               </w:rPr>
@@ -8210,9 +8202,9 @@
             <w:tcW w:w="3200" w:type="dxa"/>
             <w:tcBorders>
               <w:top w:val="single" w:sz="2" w:space="0" w:color="CCCCCC"/>
-              <w:left w:val="single" w:sz="2" w:space="0" w:color="CCCCCC"/>
-              <w:bottom w:val="single" w:sz="2" w:space="0" w:color="CCCCCC"/>
-              <w:right w:val="single" w:sz="2" w:space="0" w:color="CCCCCC"/>
+              <w:start w:val="single" w:sz="2" w:space="0" w:color="CCCCCC"/>
+              <w:bottom w:val="single" w:sz="2" w:space="0" w:color="CCCCCC"/>
+              <w:end w:val="single" w:sz="2" w:space="0" w:color="CCCCCC"/>
             </w:tcBorders>
             <w:shd w:fill="F0F5FA" w:val="clear"/>
           </w:tcPr>
@@ -8236,12 +8228,12 @@
         </w:tc>
         <w:tc>
           <w:tcPr>
-            <w:tcW w:w="3361" w:type="dxa"/>
-            <w:tcBorders>
-              <w:top w:val="single" w:sz="2" w:space="0" w:color="CCCCCC"/>
-              <w:left w:val="single" w:sz="2" w:space="0" w:color="CCCCCC"/>
-              <w:bottom w:val="single" w:sz="2" w:space="0" w:color="CCCCCC"/>
-              <w:right w:val="single" w:sz="2" w:space="0" w:color="CCCCCC"/>
+            <w:tcW w:w="3362" w:type="dxa"/>
+            <w:tcBorders>
+              <w:top w:val="single" w:sz="2" w:space="0" w:color="CCCCCC"/>
+              <w:start w:val="single" w:sz="2" w:space="0" w:color="CCCCCC"/>
+              <w:bottom w:val="single" w:sz="2" w:space="0" w:color="CCCCCC"/>
+              <w:end w:val="single" w:sz="2" w:space="0" w:color="CCCCCC"/>
             </w:tcBorders>
             <w:shd w:fill="F0F5FA" w:val="clear"/>
           </w:tcPr>
@@ -8352,14 +8344,14 @@
     <w:tbl>
       <w:tblPr>
         <w:tblW w:w="9360" w:type="dxa"/>
-        <w:jc w:val="left"/>
+        <w:jc w:val="start"/>
         <w:tblInd w:w="0" w:type="dxa"/>
         <w:tblLayout w:type="fixed"/>
         <w:tblCellMar>
           <w:top w:w="160" w:type="dxa"/>
-          <w:left w:w="200" w:type="dxa"/>
+          <w:start w:w="200" w:type="dxa"/>
           <w:bottom w:w="160" w:type="dxa"/>
-          <w:right w:w="200" w:type="dxa"/>
+          <w:end w:w="200" w:type="dxa"/>
         </w:tblCellMar>
       </w:tblPr>
       <w:tblGrid>
@@ -8372,9 +8364,9 @@
             <w:tcW w:w="9360" w:type="dxa"/>
             <w:tcBorders>
               <w:top w:val="single" w:sz="2" w:space="0" w:color="2C5F8A"/>
-              <w:left w:val="single" w:sz="2" w:space="0" w:color="2C5F8A"/>
+              <w:start w:val="single" w:sz="2" w:space="0" w:color="2C5F8A"/>
               <w:bottom w:val="single" w:sz="2" w:space="0" w:color="2C5F8A"/>
-              <w:right w:val="single" w:sz="2" w:space="0" w:color="2C5F8A"/>
+              <w:end w:val="single" w:sz="2" w:space="0" w:color="2C5F8A"/>
             </w:tcBorders>
             <w:shd w:fill="F0F5FA" w:val="clear"/>
           </w:tcPr>
@@ -8476,7 +8468,7 @@
         <w:pStyle w:val="ListParagraph"/>
         <w:numPr>
           <w:ilvl w:val="0"/>
-          <w:numId w:val="1"/>
+          <w:numId w:val="37"/>
         </w:numPr>
         <w:spacing w:before="40" w:after="40"/>
         <w:rPr>
@@ -8499,7 +8491,7 @@
         <w:pStyle w:val="ListParagraph"/>
         <w:numPr>
           <w:ilvl w:val="0"/>
-          <w:numId w:val="1"/>
+          <w:numId w:val="38"/>
         </w:numPr>
         <w:spacing w:before="40" w:after="40"/>
         <w:rPr>
@@ -8522,7 +8514,7 @@
         <w:pStyle w:val="ListParagraph"/>
         <w:numPr>
           <w:ilvl w:val="0"/>
-          <w:numId w:val="1"/>
+          <w:numId w:val="39"/>
         </w:numPr>
         <w:spacing w:before="40" w:after="40"/>
         <w:rPr>
@@ -8652,7 +8644,7 @@
         <w:pStyle w:val="ListParagraph"/>
         <w:numPr>
           <w:ilvl w:val="0"/>
-          <w:numId w:val="1"/>
+          <w:numId w:val="40"/>
         </w:numPr>
         <w:spacing w:before="40" w:after="40"/>
         <w:rPr>
@@ -8675,7 +8667,7 @@
         <w:pStyle w:val="ListParagraph"/>
         <w:numPr>
           <w:ilvl w:val="0"/>
-          <w:numId w:val="1"/>
+          <w:numId w:val="41"/>
         </w:numPr>
         <w:spacing w:before="40" w:after="40"/>
         <w:rPr>
@@ -8698,7 +8690,7 @@
         <w:pStyle w:val="ListParagraph"/>
         <w:numPr>
           <w:ilvl w:val="0"/>
-          <w:numId w:val="1"/>
+          <w:numId w:val="42"/>
         </w:numPr>
         <w:spacing w:before="40" w:after="40"/>
         <w:rPr>
@@ -8777,7 +8769,7 @@
         <w:pStyle w:val="ListParagraph"/>
         <w:numPr>
           <w:ilvl w:val="0"/>
-          <w:numId w:val="1"/>
+          <w:numId w:val="43"/>
         </w:numPr>
         <w:spacing w:before="40" w:after="40"/>
         <w:rPr>
@@ -8800,7 +8792,7 @@
         <w:pStyle w:val="ListParagraph"/>
         <w:numPr>
           <w:ilvl w:val="0"/>
-          <w:numId w:val="1"/>
+          <w:numId w:val="44"/>
         </w:numPr>
         <w:spacing w:before="40" w:after="40"/>
         <w:rPr>
@@ -9032,7 +9024,7 @@
         <w:pStyle w:val="ListParagraph"/>
         <w:numPr>
           <w:ilvl w:val="0"/>
-          <w:numId w:val="1"/>
+          <w:numId w:val="45"/>
         </w:numPr>
         <w:spacing w:before="40" w:after="40"/>
         <w:rPr>
@@ -9055,7 +9047,7 @@
         <w:pStyle w:val="ListParagraph"/>
         <w:numPr>
           <w:ilvl w:val="0"/>
-          <w:numId w:val="1"/>
+          <w:numId w:val="46"/>
         </w:numPr>
         <w:spacing w:before="40" w:after="40"/>
         <w:rPr>
@@ -9078,7 +9070,7 @@
         <w:pStyle w:val="ListParagraph"/>
         <w:numPr>
           <w:ilvl w:val="0"/>
-          <w:numId w:val="1"/>
+          <w:numId w:val="47"/>
         </w:numPr>
         <w:spacing w:before="40" w:after="40"/>
         <w:rPr>
@@ -9284,7 +9276,7 @@
         <w:pStyle w:val="ListParagraph"/>
         <w:numPr>
           <w:ilvl w:val="0"/>
-          <w:numId w:val="2"/>
+          <w:numId w:val="48"/>
         </w:numPr>
         <w:spacing w:before="40" w:after="40"/>
         <w:rPr>
@@ -9305,7 +9297,7 @@
         <w:pStyle w:val="ListParagraph"/>
         <w:numPr>
           <w:ilvl w:val="0"/>
-          <w:numId w:val="2"/>
+          <w:numId w:val="49"/>
         </w:numPr>
         <w:spacing w:before="40" w:after="40"/>
         <w:rPr>
@@ -9326,7 +9318,7 @@
         <w:pStyle w:val="ListParagraph"/>
         <w:numPr>
           <w:ilvl w:val="0"/>
-          <w:numId w:val="2"/>
+          <w:numId w:val="50"/>
         </w:numPr>
         <w:spacing w:before="40" w:after="40"/>
         <w:rPr>
@@ -9554,8 +9546,19 @@
           <w:sz w:val="22"/>
           <w:szCs w:val="22"/>
         </w:rPr>
-        <w:t>[4] Monfette, M. (2026). Loi p-e et Reformulation de Goldbach modulo 30. Unpublished research notes.</w:t>
-      </w:r>
+        <w:t xml:space="preserve">[4] Monfette, M. (2026). Loi p-e et Reformulation de Goldbach modulo 30. Unpublished research notes. </w:t>
+      </w:r>
+      <w:hyperlink r:id="rId2">
+        <w:r>
+          <w:rPr>
+            <w:rStyle w:val="Hyperlink"/>
+            <w:rFonts w:eastAsia="Arial" w:cs="Arial" w:ascii="Liberation Sans" w:hAnsi="Liberation Sans"/>
+            <w:sz w:val="22"/>
+            <w:szCs w:val="22"/>
+          </w:rPr>
+          <w:t>Github</w:t>
+        </w:r>
+      </w:hyperlink>
     </w:p>
     <w:p>
       <w:pPr>
@@ -9588,6 +9591,17 @@
         </w:rPr>
         <w:t>[5] Monfette, M. (2026). Theoreme de Partition des 64 Tunnels de Goldbach dans (Z/30Z)*. Unpublished manuscript.</w:t>
       </w:r>
+      <w:hyperlink r:id="rId3">
+        <w:r>
+          <w:rPr>
+            <w:rStyle w:val="Hyperlink"/>
+            <w:rFonts w:eastAsia="Arial" w:cs="Arial" w:ascii="Liberation Sans" w:hAnsi="Liberation Sans"/>
+            <w:sz w:val="22"/>
+            <w:szCs w:val="22"/>
+          </w:rPr>
+          <w:t>Github</w:t>
+        </w:r>
+      </w:hyperlink>
     </w:p>
     <w:p>
       <w:pPr>
@@ -9620,6 +9634,17 @@
         </w:rPr>
         <w:t>[6] Monfette, M. (2026). Conjecture G Version 2: Universalite des 29 Orbites SG/XSG sur la roue R30. Research report with empirical validation to 2*10^8.</w:t>
       </w:r>
+      <w:hyperlink r:id="rId4">
+        <w:r>
+          <w:rPr>
+            <w:rStyle w:val="Hyperlink"/>
+            <w:rFonts w:eastAsia="Arial" w:cs="Arial" w:ascii="Liberation Sans" w:hAnsi="Liberation Sans"/>
+            <w:sz w:val="22"/>
+            <w:szCs w:val="22"/>
+          </w:rPr>
+          <w:t>Github</w:t>
+        </w:r>
+      </w:hyperlink>
     </w:p>
     <w:p>
       <w:pPr>
@@ -9652,6 +9677,17 @@
         </w:rPr>
         <w:t>[7] Monfette, M. (2026). Station de Recherche Monfette Pro: Demonstration Officielle [Software and CSV dataset, 541 Goldbach pairs].</w:t>
       </w:r>
+      <w:hyperlink r:id="rId5">
+        <w:r>
+          <w:rPr>
+            <w:rStyle w:val="Hyperlink"/>
+            <w:rFonts w:eastAsia="Arial" w:cs="Arial" w:ascii="Liberation Sans" w:hAnsi="Liberation Sans"/>
+            <w:sz w:val="22"/>
+            <w:szCs w:val="22"/>
+          </w:rPr>
+          <w:t>Github</w:t>
+        </w:r>
+      </w:hyperlink>
     </w:p>
     <w:p>
       <w:pPr>
@@ -9717,30 +9753,35 @@
       </w:pPr>
       <w:r>
         <w:rPr>
-          <w:rFonts w:ascii="Liberation Sans" w:hAnsi="Liberation Sans"/>
-        </w:rPr>
-      </w:r>
-      <w:r>
-        <w:br w:type="page"/>
-      </w:r>
-    </w:p>
-    <w:p>
-      <w:pPr>
-        <w:pStyle w:val="Heading1"/>
-        <w:spacing w:before="360" w:after="180"/>
-        <w:rPr>
-          <w:rFonts w:ascii="Liberation Sans" w:hAnsi="Liberation Sans"/>
-        </w:rPr>
-      </w:pPr>
-      <w:r>
-        <w:rPr>
-          <w:rFonts w:eastAsia="Arial" w:cs="Arial" w:ascii="Liberation Sans" w:hAnsi="Liberation Sans"/>
+          <w:rFonts w:eastAsia="Arial" w:cs="Arial"/>
           <w:b/>
           <w:bCs/>
           <w:color w:val="2C5F8A"/>
           <w:sz w:val="32"/>
           <w:szCs w:val="32"/>
         </w:rPr>
+      </w:r>
+      <w:r>
+        <w:br w:type="page"/>
+      </w:r>
+    </w:p>
+    <w:p>
+      <w:pPr>
+        <w:pStyle w:val="Heading1"/>
+        <w:spacing w:before="0" w:after="180"/>
+        <w:rPr>
+          <w:rFonts w:ascii="Liberation Sans" w:hAnsi="Liberation Sans"/>
+        </w:rPr>
+      </w:pPr>
+      <w:r>
+        <w:rPr>
+          <w:rFonts w:eastAsia="Arial" w:cs="Arial" w:ascii="Liberation Sans" w:hAnsi="Liberation Sans"/>
+          <w:b/>
+          <w:bCs/>
+          <w:color w:val="2C5F8A"/>
+          <w:sz w:val="32"/>
+          <w:szCs w:val="32"/>
+        </w:rPr>
         <w:t>Appendix: Reference Tables</w:t>
       </w:r>
     </w:p>
@@ -9781,14 +9822,14 @@
     <w:tbl>
       <w:tblPr>
         <w:tblW w:w="9360" w:type="dxa"/>
-        <w:jc w:val="left"/>
+        <w:jc w:val="start"/>
         <w:tblInd w:w="0" w:type="dxa"/>
         <w:tblLayout w:type="fixed"/>
         <w:tblCellMar>
           <w:top w:w="80" w:type="dxa"/>
-          <w:left w:w="120" w:type="dxa"/>
+          <w:start w:w="120" w:type="dxa"/>
           <w:bottom w:w="80" w:type="dxa"/>
-          <w:right w:w="120" w:type="dxa"/>
+          <w:end w:w="120" w:type="dxa"/>
         </w:tblCellMar>
       </w:tblPr>
       <w:tblGrid>
@@ -9806,9 +9847,9 @@
             <w:tcW w:w="1439" w:type="dxa"/>
             <w:tcBorders>
               <w:top w:val="single" w:sz="2" w:space="0" w:color="2C5F8A"/>
-              <w:left w:val="single" w:sz="2" w:space="0" w:color="2C5F8A"/>
+              <w:start w:val="single" w:sz="2" w:space="0" w:color="2C5F8A"/>
               <w:bottom w:val="single" w:sz="2" w:space="0" w:color="2C5F8A"/>
-              <w:right w:val="single" w:sz="2" w:space="0" w:color="2C5F8A"/>
+              <w:end w:val="single" w:sz="2" w:space="0" w:color="2C5F8A"/>
             </w:tcBorders>
             <w:shd w:fill="2C5F8A" w:val="clear"/>
           </w:tcPr>
@@ -9838,9 +9879,9 @@
             <w:tcW w:w="1441" w:type="dxa"/>
             <w:tcBorders>
               <w:top w:val="single" w:sz="2" w:space="0" w:color="2C5F8A"/>
-              <w:left w:val="single" w:sz="2" w:space="0" w:color="2C5F8A"/>
+              <w:start w:val="single" w:sz="2" w:space="0" w:color="2C5F8A"/>
               <w:bottom w:val="single" w:sz="2" w:space="0" w:color="2C5F8A"/>
-              <w:right w:val="single" w:sz="2" w:space="0" w:color="2C5F8A"/>
+              <w:end w:val="single" w:sz="2" w:space="0" w:color="2C5F8A"/>
             </w:tcBorders>
             <w:shd w:fill="2C5F8A" w:val="clear"/>
           </w:tcPr>
@@ -9870,9 +9911,9 @@
             <w:tcW w:w="2000" w:type="dxa"/>
             <w:tcBorders>
               <w:top w:val="single" w:sz="2" w:space="0" w:color="2C5F8A"/>
-              <w:left w:val="single" w:sz="2" w:space="0" w:color="2C5F8A"/>
+              <w:start w:val="single" w:sz="2" w:space="0" w:color="2C5F8A"/>
               <w:bottom w:val="single" w:sz="2" w:space="0" w:color="2C5F8A"/>
-              <w:right w:val="single" w:sz="2" w:space="0" w:color="2C5F8A"/>
+              <w:end w:val="single" w:sz="2" w:space="0" w:color="2C5F8A"/>
             </w:tcBorders>
             <w:shd w:fill="2C5F8A" w:val="clear"/>
           </w:tcPr>
@@ -9902,9 +9943,9 @@
             <w:tcW w:w="4479" w:type="dxa"/>
             <w:tcBorders>
               <w:top w:val="single" w:sz="2" w:space="0" w:color="2C5F8A"/>
-              <w:left w:val="single" w:sz="2" w:space="0" w:color="2C5F8A"/>
+              <w:start w:val="single" w:sz="2" w:space="0" w:color="2C5F8A"/>
               <w:bottom w:val="single" w:sz="2" w:space="0" w:color="2C5F8A"/>
-              <w:right w:val="single" w:sz="2" w:space="0" w:color="2C5F8A"/>
+              <w:end w:val="single" w:sz="2" w:space="0" w:color="2C5F8A"/>
             </w:tcBorders>
             <w:shd w:fill="2C5F8A" w:val="clear"/>
           </w:tcPr>
@@ -9937,16 +9978,16 @@
             <w:tcW w:w="1439" w:type="dxa"/>
             <w:tcBorders>
               <w:top w:val="single" w:sz="2" w:space="0" w:color="CCCCCC"/>
-              <w:left w:val="single" w:sz="2" w:space="0" w:color="CCCCCC"/>
-              <w:bottom w:val="single" w:sz="2" w:space="0" w:color="CCCCCC"/>
-              <w:right w:val="single" w:sz="2" w:space="0" w:color="CCCCCC"/>
+              <w:start w:val="single" w:sz="2" w:space="0" w:color="CCCCCC"/>
+              <w:bottom w:val="single" w:sz="2" w:space="0" w:color="CCCCCC"/>
+              <w:end w:val="single" w:sz="2" w:space="0" w:color="CCCCCC"/>
             </w:tcBorders>
             <w:shd w:fill="F0F5FA" w:val="clear"/>
           </w:tcPr>
           <w:p>
             <w:pPr>
               <w:pStyle w:val="Normal"/>
-              <w:jc w:val="left"/>
+              <w:jc w:val="start"/>
               <w:rPr>
                 <w:rFonts w:ascii="Liberation Sans" w:hAnsi="Liberation Sans"/>
               </w:rPr>
@@ -9966,9 +10007,9 @@
             <w:tcW w:w="1441" w:type="dxa"/>
             <w:tcBorders>
               <w:top w:val="single" w:sz="2" w:space="0" w:color="CCCCCC"/>
-              <w:left w:val="single" w:sz="2" w:space="0" w:color="CCCCCC"/>
-              <w:bottom w:val="single" w:sz="2" w:space="0" w:color="CCCCCC"/>
-              <w:right w:val="single" w:sz="2" w:space="0" w:color="CCCCCC"/>
+              <w:start w:val="single" w:sz="2" w:space="0" w:color="CCCCCC"/>
+              <w:bottom w:val="single" w:sz="2" w:space="0" w:color="CCCCCC"/>
+              <w:end w:val="single" w:sz="2" w:space="0" w:color="CCCCCC"/>
             </w:tcBorders>
             <w:shd w:fill="F0F5FA" w:val="clear"/>
           </w:tcPr>
@@ -9995,9 +10036,9 @@
             <w:tcW w:w="2000" w:type="dxa"/>
             <w:tcBorders>
               <w:top w:val="single" w:sz="2" w:space="0" w:color="CCCCCC"/>
-              <w:left w:val="single" w:sz="2" w:space="0" w:color="CCCCCC"/>
-              <w:bottom w:val="single" w:sz="2" w:space="0" w:color="CCCCCC"/>
-              <w:right w:val="single" w:sz="2" w:space="0" w:color="CCCCCC"/>
+              <w:start w:val="single" w:sz="2" w:space="0" w:color="CCCCCC"/>
+              <w:bottom w:val="single" w:sz="2" w:space="0" w:color="CCCCCC"/>
+              <w:end w:val="single" w:sz="2" w:space="0" w:color="CCCCCC"/>
             </w:tcBorders>
             <w:shd w:fill="F0F5FA" w:val="clear"/>
           </w:tcPr>
@@ -10024,9 +10065,9 @@
             <w:tcW w:w="4479" w:type="dxa"/>
             <w:tcBorders>
               <w:top w:val="single" w:sz="2" w:space="0" w:color="CCCCCC"/>
-              <w:left w:val="single" w:sz="2" w:space="0" w:color="CCCCCC"/>
-              <w:bottom w:val="single" w:sz="2" w:space="0" w:color="CCCCCC"/>
-              <w:right w:val="single" w:sz="2" w:space="0" w:color="CCCCCC"/>
+              <w:start w:val="single" w:sz="2" w:space="0" w:color="CCCCCC"/>
+              <w:bottom w:val="single" w:sz="2" w:space="0" w:color="CCCCCC"/>
+              <w:end w:val="single" w:sz="2" w:space="0" w:color="CCCCCC"/>
             </w:tcBorders>
             <w:shd w:fill="F0F5FA" w:val="clear"/>
           </w:tcPr>
@@ -10056,16 +10097,16 @@
             <w:tcW w:w="1439" w:type="dxa"/>
             <w:tcBorders>
               <w:top w:val="single" w:sz="2" w:space="0" w:color="CCCCCC"/>
-              <w:left w:val="single" w:sz="2" w:space="0" w:color="CCCCCC"/>
-              <w:bottom w:val="single" w:sz="2" w:space="0" w:color="CCCCCC"/>
-              <w:right w:val="single" w:sz="2" w:space="0" w:color="CCCCCC"/>
+              <w:start w:val="single" w:sz="2" w:space="0" w:color="CCCCCC"/>
+              <w:bottom w:val="single" w:sz="2" w:space="0" w:color="CCCCCC"/>
+              <w:end w:val="single" w:sz="2" w:space="0" w:color="CCCCCC"/>
             </w:tcBorders>
             <w:shd w:fill="FFFFFF" w:val="clear"/>
           </w:tcPr>
           <w:p>
             <w:pPr>
               <w:pStyle w:val="Normal"/>
-              <w:jc w:val="left"/>
+              <w:jc w:val="start"/>
               <w:rPr>
                 <w:rFonts w:ascii="Liberation Sans" w:hAnsi="Liberation Sans"/>
               </w:rPr>
@@ -10085,9 +10126,9 @@
             <w:tcW w:w="1441" w:type="dxa"/>
             <w:tcBorders>
               <w:top w:val="single" w:sz="2" w:space="0" w:color="CCCCCC"/>
-              <w:left w:val="single" w:sz="2" w:space="0" w:color="CCCCCC"/>
-              <w:bottom w:val="single" w:sz="2" w:space="0" w:color="CCCCCC"/>
-              <w:right w:val="single" w:sz="2" w:space="0" w:color="CCCCCC"/>
+              <w:start w:val="single" w:sz="2" w:space="0" w:color="CCCCCC"/>
+              <w:bottom w:val="single" w:sz="2" w:space="0" w:color="CCCCCC"/>
+              <w:end w:val="single" w:sz="2" w:space="0" w:color="CCCCCC"/>
             </w:tcBorders>
             <w:shd w:fill="FFFFFF" w:val="clear"/>
           </w:tcPr>
@@ -10114,9 +10155,9 @@
             <w:tcW w:w="2000" w:type="dxa"/>
             <w:tcBorders>
               <w:top w:val="single" w:sz="2" w:space="0" w:color="CCCCCC"/>
-              <w:left w:val="single" w:sz="2" w:space="0" w:color="CCCCCC"/>
-              <w:bottom w:val="single" w:sz="2" w:space="0" w:color="CCCCCC"/>
-              <w:right w:val="single" w:sz="2" w:space="0" w:color="CCCCCC"/>
+              <w:start w:val="single" w:sz="2" w:space="0" w:color="CCCCCC"/>
+              <w:bottom w:val="single" w:sz="2" w:space="0" w:color="CCCCCC"/>
+              <w:end w:val="single" w:sz="2" w:space="0" w:color="CCCCCC"/>
             </w:tcBorders>
             <w:shd w:fill="FFFFFF" w:val="clear"/>
           </w:tcPr>
@@ -10143,9 +10184,9 @@
             <w:tcW w:w="4479" w:type="dxa"/>
             <w:tcBorders>
               <w:top w:val="single" w:sz="2" w:space="0" w:color="CCCCCC"/>
-              <w:left w:val="single" w:sz="2" w:space="0" w:color="CCCCCC"/>
-              <w:bottom w:val="single" w:sz="2" w:space="0" w:color="CCCCCC"/>
-              <w:right w:val="single" w:sz="2" w:space="0" w:color="CCCCCC"/>
+              <w:start w:val="single" w:sz="2" w:space="0" w:color="CCCCCC"/>
+              <w:bottom w:val="single" w:sz="2" w:space="0" w:color="CCCCCC"/>
+              <w:end w:val="single" w:sz="2" w:space="0" w:color="CCCCCC"/>
             </w:tcBorders>
             <w:shd w:fill="FFFFFF" w:val="clear"/>
           </w:tcPr>
@@ -10175,16 +10216,16 @@
             <w:tcW w:w="1439" w:type="dxa"/>
             <w:tcBorders>
               <w:top w:val="single" w:sz="2" w:space="0" w:color="CCCCCC"/>
-              <w:left w:val="single" w:sz="2" w:space="0" w:color="CCCCCC"/>
-              <w:bottom w:val="single" w:sz="2" w:space="0" w:color="CCCCCC"/>
-              <w:right w:val="single" w:sz="2" w:space="0" w:color="CCCCCC"/>
+              <w:start w:val="single" w:sz="2" w:space="0" w:color="CCCCCC"/>
+              <w:bottom w:val="single" w:sz="2" w:space="0" w:color="CCCCCC"/>
+              <w:end w:val="single" w:sz="2" w:space="0" w:color="CCCCCC"/>
             </w:tcBorders>
             <w:shd w:fill="F0F5FA" w:val="clear"/>
           </w:tcPr>
           <w:p>
             <w:pPr>
               <w:pStyle w:val="Normal"/>
-              <w:jc w:val="left"/>
+              <w:jc w:val="start"/>
               <w:rPr>
                 <w:rFonts w:ascii="Liberation Sans" w:hAnsi="Liberation Sans"/>
               </w:rPr>
@@ -10204,9 +10245,9 @@
             <w:tcW w:w="1441" w:type="dxa"/>
             <w:tcBorders>
               <w:top w:val="single" w:sz="2" w:space="0" w:color="CCCCCC"/>
-              <w:left w:val="single" w:sz="2" w:space="0" w:color="CCCCCC"/>
-              <w:bottom w:val="single" w:sz="2" w:space="0" w:color="CCCCCC"/>
-              <w:right w:val="single" w:sz="2" w:space="0" w:color="CCCCCC"/>
+              <w:start w:val="single" w:sz="2" w:space="0" w:color="CCCCCC"/>
+              <w:bottom w:val="single" w:sz="2" w:space="0" w:color="CCCCCC"/>
+              <w:end w:val="single" w:sz="2" w:space="0" w:color="CCCCCC"/>
             </w:tcBorders>
             <w:shd w:fill="F0F5FA" w:val="clear"/>
           </w:tcPr>
@@ -10233,9 +10274,9 @@
             <w:tcW w:w="2000" w:type="dxa"/>
             <w:tcBorders>
               <w:top w:val="single" w:sz="2" w:space="0" w:color="CCCCCC"/>
-              <w:left w:val="single" w:sz="2" w:space="0" w:color="CCCCCC"/>
-              <w:bottom w:val="single" w:sz="2" w:space="0" w:color="CCCCCC"/>
-              <w:right w:val="single" w:sz="2" w:space="0" w:color="CCCCCC"/>
+              <w:start w:val="single" w:sz="2" w:space="0" w:color="CCCCCC"/>
+              <w:bottom w:val="single" w:sz="2" w:space="0" w:color="CCCCCC"/>
+              <w:end w:val="single" w:sz="2" w:space="0" w:color="CCCCCC"/>
             </w:tcBorders>
             <w:shd w:fill="F0F5FA" w:val="clear"/>
           </w:tcPr>
@@ -10262,9 +10303,9 @@
             <w:tcW w:w="4479" w:type="dxa"/>
             <w:tcBorders>
               <w:top w:val="single" w:sz="2" w:space="0" w:color="CCCCCC"/>
-              <w:left w:val="single" w:sz="2" w:space="0" w:color="CCCCCC"/>
-              <w:bottom w:val="single" w:sz="2" w:space="0" w:color="CCCCCC"/>
-              <w:right w:val="single" w:sz="2" w:space="0" w:color="CCCCCC"/>
+              <w:start w:val="single" w:sz="2" w:space="0" w:color="CCCCCC"/>
+              <w:bottom w:val="single" w:sz="2" w:space="0" w:color="CCCCCC"/>
+              <w:end w:val="single" w:sz="2" w:space="0" w:color="CCCCCC"/>
             </w:tcBorders>
             <w:shd w:fill="F0F5FA" w:val="clear"/>
           </w:tcPr>
@@ -10294,16 +10335,16 @@
             <w:tcW w:w="1439" w:type="dxa"/>
             <w:tcBorders>
               <w:top w:val="single" w:sz="2" w:space="0" w:color="CCCCCC"/>
-              <w:left w:val="single" w:sz="2" w:space="0" w:color="CCCCCC"/>
-              <w:bottom w:val="single" w:sz="2" w:space="0" w:color="CCCCCC"/>
-              <w:right w:val="single" w:sz="2" w:space="0" w:color="CCCCCC"/>
+              <w:start w:val="single" w:sz="2" w:space="0" w:color="CCCCCC"/>
+              <w:bottom w:val="single" w:sz="2" w:space="0" w:color="CCCCCC"/>
+              <w:end w:val="single" w:sz="2" w:space="0" w:color="CCCCCC"/>
             </w:tcBorders>
             <w:shd w:fill="FFFFFF" w:val="clear"/>
           </w:tcPr>
           <w:p>
             <w:pPr>
               <w:pStyle w:val="Normal"/>
-              <w:jc w:val="left"/>
+              <w:jc w:val="start"/>
               <w:rPr>
                 <w:rFonts w:ascii="Liberation Sans" w:hAnsi="Liberation Sans"/>
               </w:rPr>
@@ -10323,9 +10364,9 @@
             <w:tcW w:w="1441" w:type="dxa"/>
             <w:tcBorders>
               <w:top w:val="single" w:sz="2" w:space="0" w:color="CCCCCC"/>
-              <w:left w:val="single" w:sz="2" w:space="0" w:color="CCCCCC"/>
-              <w:bottom w:val="single" w:sz="2" w:space="0" w:color="CCCCCC"/>
-              <w:right w:val="single" w:sz="2" w:space="0" w:color="CCCCCC"/>
+              <w:start w:val="single" w:sz="2" w:space="0" w:color="CCCCCC"/>
+              <w:bottom w:val="single" w:sz="2" w:space="0" w:color="CCCCCC"/>
+              <w:end w:val="single" w:sz="2" w:space="0" w:color="CCCCCC"/>
             </w:tcBorders>
             <w:shd w:fill="FFFFFF" w:val="clear"/>
           </w:tcPr>
@@ -10352,9 +10393,9 @@
             <w:tcW w:w="2000" w:type="dxa"/>
             <w:tcBorders>
               <w:top w:val="single" w:sz="2" w:space="0" w:color="CCCCCC"/>
-              <w:left w:val="single" w:sz="2" w:space="0" w:color="CCCCCC"/>
-              <w:bottom w:val="single" w:sz="2" w:space="0" w:color="CCCCCC"/>
-              <w:right w:val="single" w:sz="2" w:space="0" w:color="CCCCCC"/>
+              <w:start w:val="single" w:sz="2" w:space="0" w:color="CCCCCC"/>
+              <w:bottom w:val="single" w:sz="2" w:space="0" w:color="CCCCCC"/>
+              <w:end w:val="single" w:sz="2" w:space="0" w:color="CCCCCC"/>
             </w:tcBorders>
             <w:shd w:fill="FFFFFF" w:val="clear"/>
           </w:tcPr>
@@ -10381,9 +10422,9 @@
             <w:tcW w:w="4479" w:type="dxa"/>
             <w:tcBorders>
               <w:top w:val="single" w:sz="2" w:space="0" w:color="CCCCCC"/>
-              <w:left w:val="single" w:sz="2" w:space="0" w:color="CCCCCC"/>
-              <w:bottom w:val="single" w:sz="2" w:space="0" w:color="CCCCCC"/>
-              <w:right w:val="single" w:sz="2" w:space="0" w:color="CCCCCC"/>
+              <w:start w:val="single" w:sz="2" w:space="0" w:color="CCCCCC"/>
+              <w:bottom w:val="single" w:sz="2" w:space="0" w:color="CCCCCC"/>
+              <w:end w:val="single" w:sz="2" w:space="0" w:color="CCCCCC"/>
             </w:tcBorders>
             <w:shd w:fill="FFFFFF" w:val="clear"/>
           </w:tcPr>
@@ -10413,16 +10454,16 @@
             <w:tcW w:w="1439" w:type="dxa"/>
             <w:tcBorders>
               <w:top w:val="single" w:sz="2" w:space="0" w:color="CCCCCC"/>
-              <w:left w:val="single" w:sz="2" w:space="0" w:color="CCCCCC"/>
-              <w:bottom w:val="single" w:sz="2" w:space="0" w:color="CCCCCC"/>
-              <w:right w:val="single" w:sz="2" w:space="0" w:color="CCCCCC"/>
+              <w:start w:val="single" w:sz="2" w:space="0" w:color="CCCCCC"/>
+              <w:bottom w:val="single" w:sz="2" w:space="0" w:color="CCCCCC"/>
+              <w:end w:val="single" w:sz="2" w:space="0" w:color="CCCCCC"/>
             </w:tcBorders>
             <w:shd w:fill="F0F5FA" w:val="clear"/>
           </w:tcPr>
           <w:p>
             <w:pPr>
               <w:pStyle w:val="Normal"/>
-              <w:jc w:val="left"/>
+              <w:jc w:val="start"/>
               <w:rPr>
                 <w:rFonts w:ascii="Liberation Sans" w:hAnsi="Liberation Sans"/>
               </w:rPr>
@@ -10442,9 +10483,9 @@
             <w:tcW w:w="1441" w:type="dxa"/>
             <w:tcBorders>
               <w:top w:val="single" w:sz="2" w:space="0" w:color="CCCCCC"/>
-              <w:left w:val="single" w:sz="2" w:space="0" w:color="CCCCCC"/>
-              <w:bottom w:val="single" w:sz="2" w:space="0" w:color="CCCCCC"/>
-              <w:right w:val="single" w:sz="2" w:space="0" w:color="CCCCCC"/>
+              <w:start w:val="single" w:sz="2" w:space="0" w:color="CCCCCC"/>
+              <w:bottom w:val="single" w:sz="2" w:space="0" w:color="CCCCCC"/>
+              <w:end w:val="single" w:sz="2" w:space="0" w:color="CCCCCC"/>
             </w:tcBorders>
             <w:shd w:fill="F0F5FA" w:val="clear"/>
           </w:tcPr>
@@ -10471,9 +10512,9 @@
             <w:tcW w:w="2000" w:type="dxa"/>
             <w:tcBorders>
               <w:top w:val="single" w:sz="2" w:space="0" w:color="CCCCCC"/>
-              <w:left w:val="single" w:sz="2" w:space="0" w:color="CCCCCC"/>
-              <w:bottom w:val="single" w:sz="2" w:space="0" w:color="CCCCCC"/>
-              <w:right w:val="single" w:sz="2" w:space="0" w:color="CCCCCC"/>
+              <w:start w:val="single" w:sz="2" w:space="0" w:color="CCCCCC"/>
+              <w:bottom w:val="single" w:sz="2" w:space="0" w:color="CCCCCC"/>
+              <w:end w:val="single" w:sz="2" w:space="0" w:color="CCCCCC"/>
             </w:tcBorders>
             <w:shd w:fill="F0F5FA" w:val="clear"/>
           </w:tcPr>
@@ -10500,9 +10541,9 @@
             <w:tcW w:w="4479" w:type="dxa"/>
             <w:tcBorders>
               <w:top w:val="single" w:sz="2" w:space="0" w:color="CCCCCC"/>
-              <w:left w:val="single" w:sz="2" w:space="0" w:color="CCCCCC"/>
-              <w:bottom w:val="single" w:sz="2" w:space="0" w:color="CCCCCC"/>
-              <w:right w:val="single" w:sz="2" w:space="0" w:color="CCCCCC"/>
+              <w:start w:val="single" w:sz="2" w:space="0" w:color="CCCCCC"/>
+              <w:bottom w:val="single" w:sz="2" w:space="0" w:color="CCCCCC"/>
+              <w:end w:val="single" w:sz="2" w:space="0" w:color="CCCCCC"/>
             </w:tcBorders>
             <w:shd w:fill="F0F5FA" w:val="clear"/>
           </w:tcPr>
@@ -10532,16 +10573,16 @@
             <w:tcW w:w="1439" w:type="dxa"/>
             <w:tcBorders>
               <w:top w:val="single" w:sz="2" w:space="0" w:color="CCCCCC"/>
-              <w:left w:val="single" w:sz="2" w:space="0" w:color="CCCCCC"/>
-              <w:bottom w:val="single" w:sz="2" w:space="0" w:color="CCCCCC"/>
-              <w:right w:val="single" w:sz="2" w:space="0" w:color="CCCCCC"/>
+              <w:start w:val="single" w:sz="2" w:space="0" w:color="CCCCCC"/>
+              <w:bottom w:val="single" w:sz="2" w:space="0" w:color="CCCCCC"/>
+              <w:end w:val="single" w:sz="2" w:space="0" w:color="CCCCCC"/>
             </w:tcBorders>
             <w:shd w:fill="FFFFFF" w:val="clear"/>
           </w:tcPr>
           <w:p>
             <w:pPr>
               <w:pStyle w:val="Normal"/>
-              <w:jc w:val="left"/>
+              <w:jc w:val="start"/>
               <w:rPr>
                 <w:rFonts w:ascii="Liberation Sans" w:hAnsi="Liberation Sans"/>
               </w:rPr>
@@ -10561,9 +10602,9 @@
             <w:tcW w:w="1441" w:type="dxa"/>
             <w:tcBorders>
               <w:top w:val="single" w:sz="2" w:space="0" w:color="CCCCCC"/>
-              <w:left w:val="single" w:sz="2" w:space="0" w:color="CCCCCC"/>
-              <w:bottom w:val="single" w:sz="2" w:space="0" w:color="CCCCCC"/>
-              <w:right w:val="single" w:sz="2" w:space="0" w:color="CCCCCC"/>
+              <w:start w:val="single" w:sz="2" w:space="0" w:color="CCCCCC"/>
+              <w:bottom w:val="single" w:sz="2" w:space="0" w:color="CCCCCC"/>
+              <w:end w:val="single" w:sz="2" w:space="0" w:color="CCCCCC"/>
             </w:tcBorders>
             <w:shd w:fill="FFFFFF" w:val="clear"/>
           </w:tcPr>
@@ -10590,9 +10631,9 @@
             <w:tcW w:w="2000" w:type="dxa"/>
             <w:tcBorders>
               <w:top w:val="single" w:sz="2" w:space="0" w:color="CCCCCC"/>
-              <w:left w:val="single" w:sz="2" w:space="0" w:color="CCCCCC"/>
-              <w:bottom w:val="single" w:sz="2" w:space="0" w:color="CCCCCC"/>
-              <w:right w:val="single" w:sz="2" w:space="0" w:color="CCCCCC"/>
+              <w:start w:val="single" w:sz="2" w:space="0" w:color="CCCCCC"/>
+              <w:bottom w:val="single" w:sz="2" w:space="0" w:color="CCCCCC"/>
+              <w:end w:val="single" w:sz="2" w:space="0" w:color="CCCCCC"/>
             </w:tcBorders>
             <w:shd w:fill="FFFFFF" w:val="clear"/>
           </w:tcPr>
@@ -10619,9 +10660,9 @@
             <w:tcW w:w="4479" w:type="dxa"/>
             <w:tcBorders>
               <w:top w:val="single" w:sz="2" w:space="0" w:color="CCCCCC"/>
-              <w:left w:val="single" w:sz="2" w:space="0" w:color="CCCCCC"/>
-              <w:bottom w:val="single" w:sz="2" w:space="0" w:color="CCCCCC"/>
-              <w:right w:val="single" w:sz="2" w:space="0" w:color="CCCCCC"/>
+              <w:start w:val="single" w:sz="2" w:space="0" w:color="CCCCCC"/>
+              <w:bottom w:val="single" w:sz="2" w:space="0" w:color="CCCCCC"/>
+              <w:end w:val="single" w:sz="2" w:space="0" w:color="CCCCCC"/>
             </w:tcBorders>
             <w:shd w:fill="FFFFFF" w:val="clear"/>
           </w:tcPr>
@@ -10651,16 +10692,16 @@
             <w:tcW w:w="1439" w:type="dxa"/>
             <w:tcBorders>
               <w:top w:val="single" w:sz="2" w:space="0" w:color="CCCCCC"/>
-              <w:left w:val="single" w:sz="2" w:space="0" w:color="CCCCCC"/>
-              <w:bottom w:val="single" w:sz="2" w:space="0" w:color="CCCCCC"/>
-              <w:right w:val="single" w:sz="2" w:space="0" w:color="CCCCCC"/>
+              <w:start w:val="single" w:sz="2" w:space="0" w:color="CCCCCC"/>
+              <w:bottom w:val="single" w:sz="2" w:space="0" w:color="CCCCCC"/>
+              <w:end w:val="single" w:sz="2" w:space="0" w:color="CCCCCC"/>
             </w:tcBorders>
             <w:shd w:fill="F0F5FA" w:val="clear"/>
           </w:tcPr>
           <w:p>
             <w:pPr>
               <w:pStyle w:val="Normal"/>
-              <w:jc w:val="left"/>
+              <w:jc w:val="start"/>
               <w:rPr>
                 <w:rFonts w:ascii="Liberation Sans" w:hAnsi="Liberation Sans"/>
               </w:rPr>
@@ -10680,9 +10721,9 @@
             <w:tcW w:w="1441" w:type="dxa"/>
             <w:tcBorders>
               <w:top w:val="single" w:sz="2" w:space="0" w:color="CCCCCC"/>
-              <w:left w:val="single" w:sz="2" w:space="0" w:color="CCCCCC"/>
-              <w:bottom w:val="single" w:sz="2" w:space="0" w:color="CCCCCC"/>
-              <w:right w:val="single" w:sz="2" w:space="0" w:color="CCCCCC"/>
+              <w:start w:val="single" w:sz="2" w:space="0" w:color="CCCCCC"/>
+              <w:bottom w:val="single" w:sz="2" w:space="0" w:color="CCCCCC"/>
+              <w:end w:val="single" w:sz="2" w:space="0" w:color="CCCCCC"/>
             </w:tcBorders>
             <w:shd w:fill="F0F5FA" w:val="clear"/>
           </w:tcPr>
@@ -10709,9 +10750,9 @@
             <w:tcW w:w="2000" w:type="dxa"/>
             <w:tcBorders>
               <w:top w:val="single" w:sz="2" w:space="0" w:color="CCCCCC"/>
-              <w:left w:val="single" w:sz="2" w:space="0" w:color="CCCCCC"/>
-              <w:bottom w:val="single" w:sz="2" w:space="0" w:color="CCCCCC"/>
-              <w:right w:val="single" w:sz="2" w:space="0" w:color="CCCCCC"/>
+              <w:start w:val="single" w:sz="2" w:space="0" w:color="CCCCCC"/>
+              <w:bottom w:val="single" w:sz="2" w:space="0" w:color="CCCCCC"/>
+              <w:end w:val="single" w:sz="2" w:space="0" w:color="CCCCCC"/>
             </w:tcBorders>
             <w:shd w:fill="F0F5FA" w:val="clear"/>
           </w:tcPr>
@@ -10738,9 +10779,9 @@
             <w:tcW w:w="4479" w:type="dxa"/>
             <w:tcBorders>
               <w:top w:val="single" w:sz="2" w:space="0" w:color="CCCCCC"/>
-              <w:left w:val="single" w:sz="2" w:space="0" w:color="CCCCCC"/>
-              <w:bottom w:val="single" w:sz="2" w:space="0" w:color="CCCCCC"/>
-              <w:right w:val="single" w:sz="2" w:space="0" w:color="CCCCCC"/>
+              <w:start w:val="single" w:sz="2" w:space="0" w:color="CCCCCC"/>
+              <w:bottom w:val="single" w:sz="2" w:space="0" w:color="CCCCCC"/>
+              <w:end w:val="single" w:sz="2" w:space="0" w:color="CCCCCC"/>
             </w:tcBorders>
             <w:shd w:fill="F0F5FA" w:val="clear"/>
           </w:tcPr>
@@ -10770,16 +10811,16 @@
             <w:tcW w:w="1439" w:type="dxa"/>
             <w:tcBorders>
               <w:top w:val="single" w:sz="2" w:space="0" w:color="CCCCCC"/>
-              <w:left w:val="single" w:sz="2" w:space="0" w:color="CCCCCC"/>
-              <w:bottom w:val="single" w:sz="2" w:space="0" w:color="CCCCCC"/>
-              <w:right w:val="single" w:sz="2" w:space="0" w:color="CCCCCC"/>
+              <w:start w:val="single" w:sz="2" w:space="0" w:color="CCCCCC"/>
+              <w:bottom w:val="single" w:sz="2" w:space="0" w:color="CCCCCC"/>
+              <w:end w:val="single" w:sz="2" w:space="0" w:color="CCCCCC"/>
             </w:tcBorders>
             <w:shd w:fill="FFFFFF" w:val="clear"/>
           </w:tcPr>
           <w:p>
             <w:pPr>
               <w:pStyle w:val="Normal"/>
-              <w:jc w:val="left"/>
+              <w:jc w:val="start"/>
               <w:rPr>
                 <w:rFonts w:ascii="Liberation Sans" w:hAnsi="Liberation Sans"/>
               </w:rPr>
@@ -10799,9 +10840,9 @@
             <w:tcW w:w="1441" w:type="dxa"/>
             <w:tcBorders>
               <w:top w:val="single" w:sz="2" w:space="0" w:color="CCCCCC"/>
-              <w:left w:val="single" w:sz="2" w:space="0" w:color="CCCCCC"/>
-              <w:bottom w:val="single" w:sz="2" w:space="0" w:color="CCCCCC"/>
-              <w:right w:val="single" w:sz="2" w:space="0" w:color="CCCCCC"/>
+              <w:start w:val="single" w:sz="2" w:space="0" w:color="CCCCCC"/>
+              <w:bottom w:val="single" w:sz="2" w:space="0" w:color="CCCCCC"/>
+              <w:end w:val="single" w:sz="2" w:space="0" w:color="CCCCCC"/>
             </w:tcBorders>
             <w:shd w:fill="FFFFFF" w:val="clear"/>
           </w:tcPr>
@@ -10828,9 +10869,9 @@
             <w:tcW w:w="2000" w:type="dxa"/>
             <w:tcBorders>
               <w:top w:val="single" w:sz="2" w:space="0" w:color="CCCCCC"/>
-              <w:left w:val="single" w:sz="2" w:space="0" w:color="CCCCCC"/>
-              <w:bottom w:val="single" w:sz="2" w:space="0" w:color="CCCCCC"/>
-              <w:right w:val="single" w:sz="2" w:space="0" w:color="CCCCCC"/>
+              <w:start w:val="single" w:sz="2" w:space="0" w:color="CCCCCC"/>
+              <w:bottom w:val="single" w:sz="2" w:space="0" w:color="CCCCCC"/>
+              <w:end w:val="single" w:sz="2" w:space="0" w:color="CCCCCC"/>
             </w:tcBorders>
             <w:shd w:fill="FFFFFF" w:val="clear"/>
           </w:tcPr>
@@ -10857,9 +10898,9 @@
             <w:tcW w:w="4479" w:type="dxa"/>
             <w:tcBorders>
               <w:top w:val="single" w:sz="2" w:space="0" w:color="CCCCCC"/>
-              <w:left w:val="single" w:sz="2" w:space="0" w:color="CCCCCC"/>
-              <w:bottom w:val="single" w:sz="2" w:space="0" w:color="CCCCCC"/>
-              <w:right w:val="single" w:sz="2" w:space="0" w:color="CCCCCC"/>
+              <w:start w:val="single" w:sz="2" w:space="0" w:color="CCCCCC"/>
+              <w:bottom w:val="single" w:sz="2" w:space="0" w:color="CCCCCC"/>
+              <w:end w:val="single" w:sz="2" w:space="0" w:color="CCCCCC"/>
             </w:tcBorders>
             <w:shd w:fill="FFFFFF" w:val="clear"/>
           </w:tcPr>
@@ -10889,16 +10930,16 @@
             <w:tcW w:w="1439" w:type="dxa"/>
             <w:tcBorders>
               <w:top w:val="single" w:sz="2" w:space="0" w:color="CCCCCC"/>
-              <w:left w:val="single" w:sz="2" w:space="0" w:color="CCCCCC"/>
-              <w:bottom w:val="single" w:sz="2" w:space="0" w:color="CCCCCC"/>
-              <w:right w:val="single" w:sz="2" w:space="0" w:color="CCCCCC"/>
+              <w:start w:val="single" w:sz="2" w:space="0" w:color="CCCCCC"/>
+              <w:bottom w:val="single" w:sz="2" w:space="0" w:color="CCCCCC"/>
+              <w:end w:val="single" w:sz="2" w:space="0" w:color="CCCCCC"/>
             </w:tcBorders>
             <w:shd w:fill="F0F5FA" w:val="clear"/>
           </w:tcPr>
           <w:p>
             <w:pPr>
               <w:pStyle w:val="Normal"/>
-              <w:jc w:val="left"/>
+              <w:jc w:val="start"/>
               <w:rPr>
                 <w:rFonts w:ascii="Liberation Sans" w:hAnsi="Liberation Sans"/>
               </w:rPr>
@@ -10918,9 +10959,9 @@
             <w:tcW w:w="1441" w:type="dxa"/>
             <w:tcBorders>
               <w:top w:val="single" w:sz="2" w:space="0" w:color="CCCCCC"/>
-              <w:left w:val="single" w:sz="2" w:space="0" w:color="CCCCCC"/>
-              <w:bottom w:val="single" w:sz="2" w:space="0" w:color="CCCCCC"/>
-              <w:right w:val="single" w:sz="2" w:space="0" w:color="CCCCCC"/>
+              <w:start w:val="single" w:sz="2" w:space="0" w:color="CCCCCC"/>
+              <w:bottom w:val="single" w:sz="2" w:space="0" w:color="CCCCCC"/>
+              <w:end w:val="single" w:sz="2" w:space="0" w:color="CCCCCC"/>
             </w:tcBorders>
             <w:shd w:fill="F0F5FA" w:val="clear"/>
           </w:tcPr>
@@ -10947,9 +10988,9 @@
             <w:tcW w:w="2000" w:type="dxa"/>
             <w:tcBorders>
               <w:top w:val="single" w:sz="2" w:space="0" w:color="CCCCCC"/>
-              <w:left w:val="single" w:sz="2" w:space="0" w:color="CCCCCC"/>
-              <w:bottom w:val="single" w:sz="2" w:space="0" w:color="CCCCCC"/>
-              <w:right w:val="single" w:sz="2" w:space="0" w:color="CCCCCC"/>
+              <w:start w:val="single" w:sz="2" w:space="0" w:color="CCCCCC"/>
+              <w:bottom w:val="single" w:sz="2" w:space="0" w:color="CCCCCC"/>
+              <w:end w:val="single" w:sz="2" w:space="0" w:color="CCCCCC"/>
             </w:tcBorders>
             <w:shd w:fill="F0F5FA" w:val="clear"/>
           </w:tcPr>
@@ -10976,9 +11017,9 @@
             <w:tcW w:w="4479" w:type="dxa"/>
             <w:tcBorders>
               <w:top w:val="single" w:sz="2" w:space="0" w:color="CCCCCC"/>
-              <w:left w:val="single" w:sz="2" w:space="0" w:color="CCCCCC"/>
-              <w:bottom w:val="single" w:sz="2" w:space="0" w:color="CCCCCC"/>
-              <w:right w:val="single" w:sz="2" w:space="0" w:color="CCCCCC"/>
+              <w:start w:val="single" w:sz="2" w:space="0" w:color="CCCCCC"/>
+              <w:bottom w:val="single" w:sz="2" w:space="0" w:color="CCCCCC"/>
+              <w:end w:val="single" w:sz="2" w:space="0" w:color="CCCCCC"/>
             </w:tcBorders>
             <w:shd w:fill="F0F5FA" w:val="clear"/>
           </w:tcPr>
@@ -11008,16 +11049,16 @@
             <w:tcW w:w="1439" w:type="dxa"/>
             <w:tcBorders>
               <w:top w:val="single" w:sz="2" w:space="0" w:color="CCCCCC"/>
-              <w:left w:val="single" w:sz="2" w:space="0" w:color="CCCCCC"/>
-              <w:bottom w:val="single" w:sz="2" w:space="0" w:color="CCCCCC"/>
-              <w:right w:val="single" w:sz="2" w:space="0" w:color="CCCCCC"/>
+              <w:start w:val="single" w:sz="2" w:space="0" w:color="CCCCCC"/>
+              <w:bottom w:val="single" w:sz="2" w:space="0" w:color="CCCCCC"/>
+              <w:end w:val="single" w:sz="2" w:space="0" w:color="CCCCCC"/>
             </w:tcBorders>
             <w:shd w:fill="FFFFFF" w:val="clear"/>
           </w:tcPr>
           <w:p>
             <w:pPr>
               <w:pStyle w:val="Normal"/>
-              <w:jc w:val="left"/>
+              <w:jc w:val="start"/>
               <w:rPr>
                 <w:rFonts w:ascii="Liberation Sans" w:hAnsi="Liberation Sans"/>
               </w:rPr>
@@ -11037,9 +11078,9 @@
             <w:tcW w:w="1441" w:type="dxa"/>
             <w:tcBorders>
               <w:top w:val="single" w:sz="2" w:space="0" w:color="CCCCCC"/>
-              <w:left w:val="single" w:sz="2" w:space="0" w:color="CCCCCC"/>
-              <w:bottom w:val="single" w:sz="2" w:space="0" w:color="CCCCCC"/>
-              <w:right w:val="single" w:sz="2" w:space="0" w:color="CCCCCC"/>
+              <w:start w:val="single" w:sz="2" w:space="0" w:color="CCCCCC"/>
+              <w:bottom w:val="single" w:sz="2" w:space="0" w:color="CCCCCC"/>
+              <w:end w:val="single" w:sz="2" w:space="0" w:color="CCCCCC"/>
             </w:tcBorders>
             <w:shd w:fill="FFFFFF" w:val="clear"/>
           </w:tcPr>
@@ -11066,9 +11107,9 @@
             <w:tcW w:w="2000" w:type="dxa"/>
             <w:tcBorders>
               <w:top w:val="single" w:sz="2" w:space="0" w:color="CCCCCC"/>
-              <w:left w:val="single" w:sz="2" w:space="0" w:color="CCCCCC"/>
-              <w:bottom w:val="single" w:sz="2" w:space="0" w:color="CCCCCC"/>
-              <w:right w:val="single" w:sz="2" w:space="0" w:color="CCCCCC"/>
+              <w:start w:val="single" w:sz="2" w:space="0" w:color="CCCCCC"/>
+              <w:bottom w:val="single" w:sz="2" w:space="0" w:color="CCCCCC"/>
+              <w:end w:val="single" w:sz="2" w:space="0" w:color="CCCCCC"/>
             </w:tcBorders>
             <w:shd w:fill="FFFFFF" w:val="clear"/>
           </w:tcPr>
@@ -11095,9 +11136,9 @@
             <w:tcW w:w="4479" w:type="dxa"/>
             <w:tcBorders>
               <w:top w:val="single" w:sz="2" w:space="0" w:color="CCCCCC"/>
-              <w:left w:val="single" w:sz="2" w:space="0" w:color="CCCCCC"/>
-              <w:bottom w:val="single" w:sz="2" w:space="0" w:color="CCCCCC"/>
-              <w:right w:val="single" w:sz="2" w:space="0" w:color="CCCCCC"/>
+              <w:start w:val="single" w:sz="2" w:space="0" w:color="CCCCCC"/>
+              <w:bottom w:val="single" w:sz="2" w:space="0" w:color="CCCCCC"/>
+              <w:end w:val="single" w:sz="2" w:space="0" w:color="CCCCCC"/>
             </w:tcBorders>
             <w:shd w:fill="FFFFFF" w:val="clear"/>
           </w:tcPr>
@@ -11127,16 +11168,16 @@
             <w:tcW w:w="1439" w:type="dxa"/>
             <w:tcBorders>
               <w:top w:val="single" w:sz="2" w:space="0" w:color="CCCCCC"/>
-              <w:left w:val="single" w:sz="2" w:space="0" w:color="CCCCCC"/>
-              <w:bottom w:val="single" w:sz="2" w:space="0" w:color="CCCCCC"/>
-              <w:right w:val="single" w:sz="2" w:space="0" w:color="CCCCCC"/>
+              <w:start w:val="single" w:sz="2" w:space="0" w:color="CCCCCC"/>
+              <w:bottom w:val="single" w:sz="2" w:space="0" w:color="CCCCCC"/>
+              <w:end w:val="single" w:sz="2" w:space="0" w:color="CCCCCC"/>
             </w:tcBorders>
             <w:shd w:fill="F0F5FA" w:val="clear"/>
           </w:tcPr>
           <w:p>
             <w:pPr>
               <w:pStyle w:val="Normal"/>
-              <w:jc w:val="left"/>
+              <w:jc w:val="start"/>
               <w:rPr>
                 <w:rFonts w:ascii="Liberation Sans" w:hAnsi="Liberation Sans"/>
               </w:rPr>
@@ -11156,9 +11197,9 @@
             <w:tcW w:w="1441" w:type="dxa"/>
             <w:tcBorders>
               <w:top w:val="single" w:sz="2" w:space="0" w:color="CCCCCC"/>
-              <w:left w:val="single" w:sz="2" w:space="0" w:color="CCCCCC"/>
-              <w:bottom w:val="single" w:sz="2" w:space="0" w:color="CCCCCC"/>
-              <w:right w:val="single" w:sz="2" w:space="0" w:color="CCCCCC"/>
+              <w:start w:val="single" w:sz="2" w:space="0" w:color="CCCCCC"/>
+              <w:bottom w:val="single" w:sz="2" w:space="0" w:color="CCCCCC"/>
+              <w:end w:val="single" w:sz="2" w:space="0" w:color="CCCCCC"/>
             </w:tcBorders>
             <w:shd w:fill="F0F5FA" w:val="clear"/>
           </w:tcPr>
@@ -11185,9 +11226,9 @@
             <w:tcW w:w="2000" w:type="dxa"/>
             <w:tcBorders>
               <w:top w:val="single" w:sz="2" w:space="0" w:color="CCCCCC"/>
-              <w:left w:val="single" w:sz="2" w:space="0" w:color="CCCCCC"/>
-              <w:bottom w:val="single" w:sz="2" w:space="0" w:color="CCCCCC"/>
-              <w:right w:val="single" w:sz="2" w:space="0" w:color="CCCCCC"/>
+              <w:start w:val="single" w:sz="2" w:space="0" w:color="CCCCCC"/>
+              <w:bottom w:val="single" w:sz="2" w:space="0" w:color="CCCCCC"/>
+              <w:end w:val="single" w:sz="2" w:space="0" w:color="CCCCCC"/>
             </w:tcBorders>
             <w:shd w:fill="F0F5FA" w:val="clear"/>
           </w:tcPr>
@@ -11214,9 +11255,9 @@
             <w:tcW w:w="4479" w:type="dxa"/>
             <w:tcBorders>
               <w:top w:val="single" w:sz="2" w:space="0" w:color="CCCCCC"/>
-              <w:left w:val="single" w:sz="2" w:space="0" w:color="CCCCCC"/>
-              <w:bottom w:val="single" w:sz="2" w:space="0" w:color="CCCCCC"/>
-              <w:right w:val="single" w:sz="2" w:space="0" w:color="CCCCCC"/>
+              <w:start w:val="single" w:sz="2" w:space="0" w:color="CCCCCC"/>
+              <w:bottom w:val="single" w:sz="2" w:space="0" w:color="CCCCCC"/>
+              <w:end w:val="single" w:sz="2" w:space="0" w:color="CCCCCC"/>
             </w:tcBorders>
             <w:shd w:fill="F0F5FA" w:val="clear"/>
           </w:tcPr>
@@ -11246,16 +11287,16 @@
             <w:tcW w:w="1439" w:type="dxa"/>
             <w:tcBorders>
               <w:top w:val="single" w:sz="2" w:space="0" w:color="CCCCCC"/>
-              <w:left w:val="single" w:sz="2" w:space="0" w:color="CCCCCC"/>
-              <w:bottom w:val="single" w:sz="2" w:space="0" w:color="CCCCCC"/>
-              <w:right w:val="single" w:sz="2" w:space="0" w:color="CCCCCC"/>
+              <w:start w:val="single" w:sz="2" w:space="0" w:color="CCCCCC"/>
+              <w:bottom w:val="single" w:sz="2" w:space="0" w:color="CCCCCC"/>
+              <w:end w:val="single" w:sz="2" w:space="0" w:color="CCCCCC"/>
             </w:tcBorders>
             <w:shd w:fill="FFFFFF" w:val="clear"/>
           </w:tcPr>
           <w:p>
             <w:pPr>
               <w:pStyle w:val="Normal"/>
-              <w:jc w:val="left"/>
+              <w:jc w:val="start"/>
               <w:rPr>
                 <w:rFonts w:ascii="Liberation Sans" w:hAnsi="Liberation Sans"/>
               </w:rPr>
@@ -11275,9 +11316,9 @@
             <w:tcW w:w="1441" w:type="dxa"/>
             <w:tcBorders>
               <w:top w:val="single" w:sz="2" w:space="0" w:color="CCCCCC"/>
-              <w:left w:val="single" w:sz="2" w:space="0" w:color="CCCCCC"/>
-              <w:bottom w:val="single" w:sz="2" w:space="0" w:color="CCCCCC"/>
-              <w:right w:val="single" w:sz="2" w:space="0" w:color="CCCCCC"/>
+              <w:start w:val="single" w:sz="2" w:space="0" w:color="CCCCCC"/>
+              <w:bottom w:val="single" w:sz="2" w:space="0" w:color="CCCCCC"/>
+              <w:end w:val="single" w:sz="2" w:space="0" w:color="CCCCCC"/>
             </w:tcBorders>
             <w:shd w:fill="FFFFFF" w:val="clear"/>
           </w:tcPr>
@@ -11304,9 +11345,9 @@
             <w:tcW w:w="2000" w:type="dxa"/>
             <w:tcBorders>
               <w:top w:val="single" w:sz="2" w:space="0" w:color="CCCCCC"/>
-              <w:left w:val="single" w:sz="2" w:space="0" w:color="CCCCCC"/>
-              <w:bottom w:val="single" w:sz="2" w:space="0" w:color="CCCCCC"/>
-              <w:right w:val="single" w:sz="2" w:space="0" w:color="CCCCCC"/>
+              <w:start w:val="single" w:sz="2" w:space="0" w:color="CCCCCC"/>
+              <w:bottom w:val="single" w:sz="2" w:space="0" w:color="CCCCCC"/>
+              <w:end w:val="single" w:sz="2" w:space="0" w:color="CCCCCC"/>
             </w:tcBorders>
             <w:shd w:fill="FFFFFF" w:val="clear"/>
           </w:tcPr>
@@ -11333,9 +11374,9 @@
             <w:tcW w:w="4479" w:type="dxa"/>
             <w:tcBorders>
               <w:top w:val="single" w:sz="2" w:space="0" w:color="CCCCCC"/>
-              <w:left w:val="single" w:sz="2" w:space="0" w:color="CCCCCC"/>
-              <w:bottom w:val="single" w:sz="2" w:space="0" w:color="CCCCCC"/>
-              <w:right w:val="single" w:sz="2" w:space="0" w:color="CCCCCC"/>
+              <w:start w:val="single" w:sz="2" w:space="0" w:color="CCCCCC"/>
+              <w:bottom w:val="single" w:sz="2" w:space="0" w:color="CCCCCC"/>
+              <w:end w:val="single" w:sz="2" w:space="0" w:color="CCCCCC"/>
             </w:tcBorders>
             <w:shd w:fill="FFFFFF" w:val="clear"/>
           </w:tcPr>
@@ -11365,16 +11406,16 @@
             <w:tcW w:w="1439" w:type="dxa"/>
             <w:tcBorders>
               <w:top w:val="single" w:sz="2" w:space="0" w:color="CCCCCC"/>
-              <w:left w:val="single" w:sz="2" w:space="0" w:color="CCCCCC"/>
-              <w:bottom w:val="single" w:sz="2" w:space="0" w:color="CCCCCC"/>
-              <w:right w:val="single" w:sz="2" w:space="0" w:color="CCCCCC"/>
+              <w:start w:val="single" w:sz="2" w:space="0" w:color="CCCCCC"/>
+              <w:bottom w:val="single" w:sz="2" w:space="0" w:color="CCCCCC"/>
+              <w:end w:val="single" w:sz="2" w:space="0" w:color="CCCCCC"/>
             </w:tcBorders>
             <w:shd w:fill="F0F5FA" w:val="clear"/>
           </w:tcPr>
           <w:p>
             <w:pPr>
               <w:pStyle w:val="Normal"/>
-              <w:jc w:val="left"/>
+              <w:jc w:val="start"/>
               <w:rPr>
                 <w:rFonts w:ascii="Liberation Sans" w:hAnsi="Liberation Sans"/>
               </w:rPr>
@@ -11394,9 +11435,9 @@
             <w:tcW w:w="1441" w:type="dxa"/>
             <w:tcBorders>
               <w:top w:val="single" w:sz="2" w:space="0" w:color="CCCCCC"/>
-              <w:left w:val="single" w:sz="2" w:space="0" w:color="CCCCCC"/>
-              <w:bottom w:val="single" w:sz="2" w:space="0" w:color="CCCCCC"/>
-              <w:right w:val="single" w:sz="2" w:space="0" w:color="CCCCCC"/>
+              <w:start w:val="single" w:sz="2" w:space="0" w:color="CCCCCC"/>
+              <w:bottom w:val="single" w:sz="2" w:space="0" w:color="CCCCCC"/>
+              <w:end w:val="single" w:sz="2" w:space="0" w:color="CCCCCC"/>
             </w:tcBorders>
             <w:shd w:fill="F0F5FA" w:val="clear"/>
           </w:tcPr>
@@ -11423,9 +11464,9 @@
             <w:tcW w:w="2000" w:type="dxa"/>
             <w:tcBorders>
               <w:top w:val="single" w:sz="2" w:space="0" w:color="CCCCCC"/>
-              <w:left w:val="single" w:sz="2" w:space="0" w:color="CCCCCC"/>
-              <w:bottom w:val="single" w:sz="2" w:space="0" w:color="CCCCCC"/>
-              <w:right w:val="single" w:sz="2" w:space="0" w:color="CCCCCC"/>
+              <w:start w:val="single" w:sz="2" w:space="0" w:color="CCCCCC"/>
+              <w:bottom w:val="single" w:sz="2" w:space="0" w:color="CCCCCC"/>
+              <w:end w:val="single" w:sz="2" w:space="0" w:color="CCCCCC"/>
             </w:tcBorders>
             <w:shd w:fill="F0F5FA" w:val="clear"/>
           </w:tcPr>
@@ -11452,9 +11493,9 @@
             <w:tcW w:w="4479" w:type="dxa"/>
             <w:tcBorders>
               <w:top w:val="single" w:sz="2" w:space="0" w:color="CCCCCC"/>
-              <w:left w:val="single" w:sz="2" w:space="0" w:color="CCCCCC"/>
-              <w:bottom w:val="single" w:sz="2" w:space="0" w:color="CCCCCC"/>
-              <w:right w:val="single" w:sz="2" w:space="0" w:color="CCCCCC"/>
+              <w:start w:val="single" w:sz="2" w:space="0" w:color="CCCCCC"/>
+              <w:bottom w:val="single" w:sz="2" w:space="0" w:color="CCCCCC"/>
+              <w:end w:val="single" w:sz="2" w:space="0" w:color="CCCCCC"/>
             </w:tcBorders>
             <w:shd w:fill="F0F5FA" w:val="clear"/>
           </w:tcPr>
@@ -11484,16 +11525,16 @@
             <w:tcW w:w="1439" w:type="dxa"/>
             <w:tcBorders>
               <w:top w:val="single" w:sz="2" w:space="0" w:color="CCCCCC"/>
-              <w:left w:val="single" w:sz="2" w:space="0" w:color="CCCCCC"/>
-              <w:bottom w:val="single" w:sz="2" w:space="0" w:color="CCCCCC"/>
-              <w:right w:val="single" w:sz="2" w:space="0" w:color="CCCCCC"/>
+              <w:start w:val="single" w:sz="2" w:space="0" w:color="CCCCCC"/>
+              <w:bottom w:val="single" w:sz="2" w:space="0" w:color="CCCCCC"/>
+              <w:end w:val="single" w:sz="2" w:space="0" w:color="CCCCCC"/>
             </w:tcBorders>
             <w:shd w:fill="FFFFFF" w:val="clear"/>
           </w:tcPr>
           <w:p>
             <w:pPr>
               <w:pStyle w:val="Normal"/>
-              <w:jc w:val="left"/>
+              <w:jc w:val="start"/>
               <w:rPr>
                 <w:rFonts w:ascii="Liberation Sans" w:hAnsi="Liberation Sans"/>
               </w:rPr>
@@ -11513,9 +11554,9 @@
             <w:tcW w:w="1441" w:type="dxa"/>
             <w:tcBorders>
               <w:top w:val="single" w:sz="2" w:space="0" w:color="CCCCCC"/>
-              <w:left w:val="single" w:sz="2" w:space="0" w:color="CCCCCC"/>
-              <w:bottom w:val="single" w:sz="2" w:space="0" w:color="CCCCCC"/>
-              <w:right w:val="single" w:sz="2" w:space="0" w:color="CCCCCC"/>
+              <w:start w:val="single" w:sz="2" w:space="0" w:color="CCCCCC"/>
+              <w:bottom w:val="single" w:sz="2" w:space="0" w:color="CCCCCC"/>
+              <w:end w:val="single" w:sz="2" w:space="0" w:color="CCCCCC"/>
             </w:tcBorders>
             <w:shd w:fill="FFFFFF" w:val="clear"/>
           </w:tcPr>
@@ -11542,9 +11583,9 @@
             <w:tcW w:w="2000" w:type="dxa"/>
             <w:tcBorders>
               <w:top w:val="single" w:sz="2" w:space="0" w:color="CCCCCC"/>
-              <w:left w:val="single" w:sz="2" w:space="0" w:color="CCCCCC"/>
-              <w:bottom w:val="single" w:sz="2" w:space="0" w:color="CCCCCC"/>
-              <w:right w:val="single" w:sz="2" w:space="0" w:color="CCCCCC"/>
+              <w:start w:val="single" w:sz="2" w:space="0" w:color="CCCCCC"/>
+              <w:bottom w:val="single" w:sz="2" w:space="0" w:color="CCCCCC"/>
+              <w:end w:val="single" w:sz="2" w:space="0" w:color="CCCCCC"/>
             </w:tcBorders>
             <w:shd w:fill="FFFFFF" w:val="clear"/>
           </w:tcPr>
@@ -11571,9 +11612,9 @@
             <w:tcW w:w="4479" w:type="dxa"/>
             <w:tcBorders>
               <w:top w:val="single" w:sz="2" w:space="0" w:color="CCCCCC"/>
-              <w:left w:val="single" w:sz="2" w:space="0" w:color="CCCCCC"/>
-              <w:bottom w:val="single" w:sz="2" w:space="0" w:color="CCCCCC"/>
-              <w:right w:val="single" w:sz="2" w:space="0" w:color="CCCCCC"/>
+              <w:start w:val="single" w:sz="2" w:space="0" w:color="CCCCCC"/>
+              <w:bottom w:val="single" w:sz="2" w:space="0" w:color="CCCCCC"/>
+              <w:end w:val="single" w:sz="2" w:space="0" w:color="CCCCCC"/>
             </w:tcBorders>
             <w:shd w:fill="FFFFFF" w:val="clear"/>
           </w:tcPr>
@@ -11603,16 +11644,16 @@
             <w:tcW w:w="1439" w:type="dxa"/>
             <w:tcBorders>
               <w:top w:val="single" w:sz="2" w:space="0" w:color="CCCCCC"/>
-              <w:left w:val="single" w:sz="2" w:space="0" w:color="CCCCCC"/>
-              <w:bottom w:val="single" w:sz="2" w:space="0" w:color="CCCCCC"/>
-              <w:right w:val="single" w:sz="2" w:space="0" w:color="CCCCCC"/>
+              <w:start w:val="single" w:sz="2" w:space="0" w:color="CCCCCC"/>
+              <w:bottom w:val="single" w:sz="2" w:space="0" w:color="CCCCCC"/>
+              <w:end w:val="single" w:sz="2" w:space="0" w:color="CCCCCC"/>
             </w:tcBorders>
             <w:shd w:fill="F0F5FA" w:val="clear"/>
           </w:tcPr>
           <w:p>
             <w:pPr>
               <w:pStyle w:val="Normal"/>
-              <w:jc w:val="left"/>
+              <w:jc w:val="start"/>
               <w:rPr>
                 <w:rFonts w:ascii="Liberation Sans" w:hAnsi="Liberation Sans"/>
               </w:rPr>
@@ -11632,9 +11673,9 @@
             <w:tcW w:w="1441" w:type="dxa"/>
             <w:tcBorders>
               <w:top w:val="single" w:sz="2" w:space="0" w:color="CCCCCC"/>
-              <w:left w:val="single" w:sz="2" w:space="0" w:color="CCCCCC"/>
-              <w:bottom w:val="single" w:sz="2" w:space="0" w:color="CCCCCC"/>
-              <w:right w:val="single" w:sz="2" w:space="0" w:color="CCCCCC"/>
+              <w:start w:val="single" w:sz="2" w:space="0" w:color="CCCCCC"/>
+              <w:bottom w:val="single" w:sz="2" w:space="0" w:color="CCCCCC"/>
+              <w:end w:val="single" w:sz="2" w:space="0" w:color="CCCCCC"/>
             </w:tcBorders>
             <w:shd w:fill="F0F5FA" w:val="clear"/>
           </w:tcPr>
@@ -11661,9 +11702,9 @@
             <w:tcW w:w="2000" w:type="dxa"/>
             <w:tcBorders>
               <w:top w:val="single" w:sz="2" w:space="0" w:color="CCCCCC"/>
-              <w:left w:val="single" w:sz="2" w:space="0" w:color="CCCCCC"/>
-              <w:bottom w:val="single" w:sz="2" w:space="0" w:color="CCCCCC"/>
-              <w:right w:val="single" w:sz="2" w:space="0" w:color="CCCCCC"/>
+              <w:start w:val="single" w:sz="2" w:space="0" w:color="CCCCCC"/>
+              <w:bottom w:val="single" w:sz="2" w:space="0" w:color="CCCCCC"/>
+              <w:end w:val="single" w:sz="2" w:space="0" w:color="CCCCCC"/>
             </w:tcBorders>
             <w:shd w:fill="F0F5FA" w:val="clear"/>
           </w:tcPr>
@@ -11690,9 +11731,9 @@
             <w:tcW w:w="4479" w:type="dxa"/>
             <w:tcBorders>
               <w:top w:val="single" w:sz="2" w:space="0" w:color="CCCCCC"/>
-              <w:left w:val="single" w:sz="2" w:space="0" w:color="CCCCCC"/>
-              <w:bottom w:val="single" w:sz="2" w:space="0" w:color="CCCCCC"/>
-              <w:right w:val="single" w:sz="2" w:space="0" w:color="CCCCCC"/>
+              <w:start w:val="single" w:sz="2" w:space="0" w:color="CCCCCC"/>
+              <w:bottom w:val="single" w:sz="2" w:space="0" w:color="CCCCCC"/>
+              <w:end w:val="single" w:sz="2" w:space="0" w:color="CCCCCC"/>
             </w:tcBorders>
             <w:shd w:fill="F0F5FA" w:val="clear"/>
           </w:tcPr>
@@ -11753,14 +11794,14 @@
     <w:tbl>
       <w:tblPr>
         <w:tblW w:w="9360" w:type="dxa"/>
-        <w:jc w:val="left"/>
+        <w:jc w:val="start"/>
         <w:tblInd w:w="0" w:type="dxa"/>
         <w:tblLayout w:type="fixed"/>
         <w:tblCellMar>
           <w:top w:w="80" w:type="dxa"/>
-          <w:left w:w="120" w:type="dxa"/>
+          <w:start w:w="120" w:type="dxa"/>
           <w:bottom w:w="80" w:type="dxa"/>
-          <w:right w:w="120" w:type="dxa"/>
+          <w:end w:w="120" w:type="dxa"/>
         </w:tblCellMar>
       </w:tblPr>
       <w:tblGrid>
@@ -11779,9 +11820,9 @@
             <w:tcW w:w="1199" w:type="dxa"/>
             <w:tcBorders>
               <w:top w:val="single" w:sz="2" w:space="0" w:color="2C5F8A"/>
-              <w:left w:val="single" w:sz="2" w:space="0" w:color="2C5F8A"/>
+              <w:start w:val="single" w:sz="2" w:space="0" w:color="2C5F8A"/>
               <w:bottom w:val="single" w:sz="2" w:space="0" w:color="2C5F8A"/>
-              <w:right w:val="single" w:sz="2" w:space="0" w:color="2C5F8A"/>
+              <w:end w:val="single" w:sz="2" w:space="0" w:color="2C5F8A"/>
             </w:tcBorders>
             <w:shd w:fill="2C5F8A" w:val="clear"/>
           </w:tcPr>
@@ -11811,9 +11852,9 @@
             <w:tcW w:w="1401" w:type="dxa"/>
             <w:tcBorders>
               <w:top w:val="single" w:sz="2" w:space="0" w:color="2C5F8A"/>
-              <w:left w:val="single" w:sz="2" w:space="0" w:color="2C5F8A"/>
+              <w:start w:val="single" w:sz="2" w:space="0" w:color="2C5F8A"/>
               <w:bottom w:val="single" w:sz="2" w:space="0" w:color="2C5F8A"/>
-              <w:right w:val="single" w:sz="2" w:space="0" w:color="2C5F8A"/>
+              <w:end w:val="single" w:sz="2" w:space="0" w:color="2C5F8A"/>
             </w:tcBorders>
             <w:shd w:fill="2C5F8A" w:val="clear"/>
           </w:tcPr>
@@ -11843,9 +11884,9 @@
             <w:tcW w:w="1400" w:type="dxa"/>
             <w:tcBorders>
               <w:top w:val="single" w:sz="2" w:space="0" w:color="2C5F8A"/>
-              <w:left w:val="single" w:sz="2" w:space="0" w:color="2C5F8A"/>
+              <w:start w:val="single" w:sz="2" w:space="0" w:color="2C5F8A"/>
               <w:bottom w:val="single" w:sz="2" w:space="0" w:color="2C5F8A"/>
-              <w:right w:val="single" w:sz="2" w:space="0" w:color="2C5F8A"/>
+              <w:end w:val="single" w:sz="2" w:space="0" w:color="2C5F8A"/>
             </w:tcBorders>
             <w:shd w:fill="2C5F8A" w:val="clear"/>
           </w:tcPr>
@@ -11875,9 +11916,9 @@
             <w:tcW w:w="1800" w:type="dxa"/>
             <w:tcBorders>
               <w:top w:val="single" w:sz="2" w:space="0" w:color="2C5F8A"/>
-              <w:left w:val="single" w:sz="2" w:space="0" w:color="2C5F8A"/>
+              <w:start w:val="single" w:sz="2" w:space="0" w:color="2C5F8A"/>
               <w:bottom w:val="single" w:sz="2" w:space="0" w:color="2C5F8A"/>
-              <w:right w:val="single" w:sz="2" w:space="0" w:color="2C5F8A"/>
+              <w:end w:val="single" w:sz="2" w:space="0" w:color="2C5F8A"/>
             </w:tcBorders>
             <w:shd w:fill="2C5F8A" w:val="clear"/>
           </w:tcPr>
@@ -11907,9 +11948,9 @@
             <w:tcW w:w="3560" w:type="dxa"/>
             <w:tcBorders>
               <w:top w:val="single" w:sz="2" w:space="0" w:color="2C5F8A"/>
-              <w:left w:val="single" w:sz="2" w:space="0" w:color="2C5F8A"/>
+              <w:start w:val="single" w:sz="2" w:space="0" w:color="2C5F8A"/>
               <w:bottom w:val="single" w:sz="2" w:space="0" w:color="2C5F8A"/>
-              <w:right w:val="single" w:sz="2" w:space="0" w:color="2C5F8A"/>
+              <w:end w:val="single" w:sz="2" w:space="0" w:color="2C5F8A"/>
             </w:tcBorders>
             <w:shd w:fill="2C5F8A" w:val="clear"/>
           </w:tcPr>
@@ -11942,16 +11983,16 @@
             <w:tcW w:w="1199" w:type="dxa"/>
             <w:tcBorders>
               <w:top w:val="single" w:sz="2" w:space="0" w:color="CCCCCC"/>
-              <w:left w:val="single" w:sz="2" w:space="0" w:color="CCCCCC"/>
-              <w:bottom w:val="single" w:sz="2" w:space="0" w:color="CCCCCC"/>
-              <w:right w:val="single" w:sz="2" w:space="0" w:color="CCCCCC"/>
+              <w:start w:val="single" w:sz="2" w:space="0" w:color="CCCCCC"/>
+              <w:bottom w:val="single" w:sz="2" w:space="0" w:color="CCCCCC"/>
+              <w:end w:val="single" w:sz="2" w:space="0" w:color="CCCCCC"/>
             </w:tcBorders>
             <w:shd w:fill="F0F5FA" w:val="clear"/>
           </w:tcPr>
           <w:p>
             <w:pPr>
               <w:pStyle w:val="Normal"/>
-              <w:jc w:val="left"/>
+              <w:jc w:val="start"/>
               <w:rPr>
                 <w:rFonts w:ascii="Liberation Sans" w:hAnsi="Liberation Sans"/>
               </w:rPr>
@@ -11971,9 +12012,9 @@
             <w:tcW w:w="1401" w:type="dxa"/>
             <w:tcBorders>
               <w:top w:val="single" w:sz="2" w:space="0" w:color="CCCCCC"/>
-              <w:left w:val="single" w:sz="2" w:space="0" w:color="CCCCCC"/>
-              <w:bottom w:val="single" w:sz="2" w:space="0" w:color="CCCCCC"/>
-              <w:right w:val="single" w:sz="2" w:space="0" w:color="CCCCCC"/>
+              <w:start w:val="single" w:sz="2" w:space="0" w:color="CCCCCC"/>
+              <w:bottom w:val="single" w:sz="2" w:space="0" w:color="CCCCCC"/>
+              <w:end w:val="single" w:sz="2" w:space="0" w:color="CCCCCC"/>
             </w:tcBorders>
             <w:shd w:fill="F0F5FA" w:val="clear"/>
           </w:tcPr>
@@ -12000,9 +12041,9 @@
             <w:tcW w:w="1400" w:type="dxa"/>
             <w:tcBorders>
               <w:top w:val="single" w:sz="2" w:space="0" w:color="CCCCCC"/>
-              <w:left w:val="single" w:sz="2" w:space="0" w:color="CCCCCC"/>
-              <w:bottom w:val="single" w:sz="2" w:space="0" w:color="CCCCCC"/>
-              <w:right w:val="single" w:sz="2" w:space="0" w:color="CCCCCC"/>
+              <w:start w:val="single" w:sz="2" w:space="0" w:color="CCCCCC"/>
+              <w:bottom w:val="single" w:sz="2" w:space="0" w:color="CCCCCC"/>
+              <w:end w:val="single" w:sz="2" w:space="0" w:color="CCCCCC"/>
             </w:tcBorders>
             <w:shd w:fill="F0F5FA" w:val="clear"/>
           </w:tcPr>
@@ -12029,9 +12070,9 @@
             <w:tcW w:w="1800" w:type="dxa"/>
             <w:tcBorders>
               <w:top w:val="single" w:sz="2" w:space="0" w:color="CCCCCC"/>
-              <w:left w:val="single" w:sz="2" w:space="0" w:color="CCCCCC"/>
-              <w:bottom w:val="single" w:sz="2" w:space="0" w:color="CCCCCC"/>
-              <w:right w:val="single" w:sz="2" w:space="0" w:color="CCCCCC"/>
+              <w:start w:val="single" w:sz="2" w:space="0" w:color="CCCCCC"/>
+              <w:bottom w:val="single" w:sz="2" w:space="0" w:color="CCCCCC"/>
+              <w:end w:val="single" w:sz="2" w:space="0" w:color="CCCCCC"/>
             </w:tcBorders>
             <w:shd w:fill="F0F5FA" w:val="clear"/>
           </w:tcPr>
@@ -12058,9 +12099,9 @@
             <w:tcW w:w="3560" w:type="dxa"/>
             <w:tcBorders>
               <w:top w:val="single" w:sz="2" w:space="0" w:color="CCCCCC"/>
-              <w:left w:val="single" w:sz="2" w:space="0" w:color="CCCCCC"/>
-              <w:bottom w:val="single" w:sz="2" w:space="0" w:color="CCCCCC"/>
-              <w:right w:val="single" w:sz="2" w:space="0" w:color="CCCCCC"/>
+              <w:start w:val="single" w:sz="2" w:space="0" w:color="CCCCCC"/>
+              <w:bottom w:val="single" w:sz="2" w:space="0" w:color="CCCCCC"/>
+              <w:end w:val="single" w:sz="2" w:space="0" w:color="CCCCCC"/>
             </w:tcBorders>
             <w:shd w:fill="F0F5FA" w:val="clear"/>
           </w:tcPr>
@@ -12090,16 +12131,16 @@
             <w:tcW w:w="1199" w:type="dxa"/>
             <w:tcBorders>
               <w:top w:val="single" w:sz="2" w:space="0" w:color="CCCCCC"/>
-              <w:left w:val="single" w:sz="2" w:space="0" w:color="CCCCCC"/>
-              <w:bottom w:val="single" w:sz="2" w:space="0" w:color="CCCCCC"/>
-              <w:right w:val="single" w:sz="2" w:space="0" w:color="CCCCCC"/>
+              <w:start w:val="single" w:sz="2" w:space="0" w:color="CCCCCC"/>
+              <w:bottom w:val="single" w:sz="2" w:space="0" w:color="CCCCCC"/>
+              <w:end w:val="single" w:sz="2" w:space="0" w:color="CCCCCC"/>
             </w:tcBorders>
             <w:shd w:fill="FFFFFF" w:val="clear"/>
           </w:tcPr>
           <w:p>
             <w:pPr>
               <w:pStyle w:val="Normal"/>
-              <w:jc w:val="left"/>
+              <w:jc w:val="start"/>
               <w:rPr>
                 <w:rFonts w:ascii="Liberation Sans" w:hAnsi="Liberation Sans"/>
               </w:rPr>
@@ -12119,9 +12160,9 @@
             <w:tcW w:w="1401" w:type="dxa"/>
             <w:tcBorders>
               <w:top w:val="single" w:sz="2" w:space="0" w:color="CCCCCC"/>
-              <w:left w:val="single" w:sz="2" w:space="0" w:color="CCCCCC"/>
-              <w:bottom w:val="single" w:sz="2" w:space="0" w:color="CCCCCC"/>
-              <w:right w:val="single" w:sz="2" w:space="0" w:color="CCCCCC"/>
+              <w:start w:val="single" w:sz="2" w:space="0" w:color="CCCCCC"/>
+              <w:bottom w:val="single" w:sz="2" w:space="0" w:color="CCCCCC"/>
+              <w:end w:val="single" w:sz="2" w:space="0" w:color="CCCCCC"/>
             </w:tcBorders>
             <w:shd w:fill="FFFFFF" w:val="clear"/>
           </w:tcPr>
@@ -12148,9 +12189,9 @@
             <w:tcW w:w="1400" w:type="dxa"/>
             <w:tcBorders>
               <w:top w:val="single" w:sz="2" w:space="0" w:color="CCCCCC"/>
-              <w:left w:val="single" w:sz="2" w:space="0" w:color="CCCCCC"/>
-              <w:bottom w:val="single" w:sz="2" w:space="0" w:color="CCCCCC"/>
-              <w:right w:val="single" w:sz="2" w:space="0" w:color="CCCCCC"/>
+              <w:start w:val="single" w:sz="2" w:space="0" w:color="CCCCCC"/>
+              <w:bottom w:val="single" w:sz="2" w:space="0" w:color="CCCCCC"/>
+              <w:end w:val="single" w:sz="2" w:space="0" w:color="CCCCCC"/>
             </w:tcBorders>
             <w:shd w:fill="FFFFFF" w:val="clear"/>
           </w:tcPr>
@@ -12177,9 +12218,9 @@
             <w:tcW w:w="1800" w:type="dxa"/>
             <w:tcBorders>
               <w:top w:val="single" w:sz="2" w:space="0" w:color="CCCCCC"/>
-              <w:left w:val="single" w:sz="2" w:space="0" w:color="CCCCCC"/>
-              <w:bottom w:val="single" w:sz="2" w:space="0" w:color="CCCCCC"/>
-              <w:right w:val="single" w:sz="2" w:space="0" w:color="CCCCCC"/>
+              <w:start w:val="single" w:sz="2" w:space="0" w:color="CCCCCC"/>
+              <w:bottom w:val="single" w:sz="2" w:space="0" w:color="CCCCCC"/>
+              <w:end w:val="single" w:sz="2" w:space="0" w:color="CCCCCC"/>
             </w:tcBorders>
             <w:shd w:fill="FFFFFF" w:val="clear"/>
           </w:tcPr>
@@ -12206,9 +12247,9 @@
             <w:tcW w:w="3560" w:type="dxa"/>
             <w:tcBorders>
               <w:top w:val="single" w:sz="2" w:space="0" w:color="CCCCCC"/>
-              <w:left w:val="single" w:sz="2" w:space="0" w:color="CCCCCC"/>
-              <w:bottom w:val="single" w:sz="2" w:space="0" w:color="CCCCCC"/>
-              <w:right w:val="single" w:sz="2" w:space="0" w:color="CCCCCC"/>
+              <w:start w:val="single" w:sz="2" w:space="0" w:color="CCCCCC"/>
+              <w:bottom w:val="single" w:sz="2" w:space="0" w:color="CCCCCC"/>
+              <w:end w:val="single" w:sz="2" w:space="0" w:color="CCCCCC"/>
             </w:tcBorders>
             <w:shd w:fill="FFFFFF" w:val="clear"/>
           </w:tcPr>
@@ -12238,16 +12279,16 @@
             <w:tcW w:w="1199" w:type="dxa"/>
             <w:tcBorders>
               <w:top w:val="single" w:sz="2" w:space="0" w:color="CCCCCC"/>
-              <w:left w:val="single" w:sz="2" w:space="0" w:color="CCCCCC"/>
-              <w:bottom w:val="single" w:sz="2" w:space="0" w:color="CCCCCC"/>
-              <w:right w:val="single" w:sz="2" w:space="0" w:color="CCCCCC"/>
+              <w:start w:val="single" w:sz="2" w:space="0" w:color="CCCCCC"/>
+              <w:bottom w:val="single" w:sz="2" w:space="0" w:color="CCCCCC"/>
+              <w:end w:val="single" w:sz="2" w:space="0" w:color="CCCCCC"/>
             </w:tcBorders>
             <w:shd w:fill="F0F5FA" w:val="clear"/>
           </w:tcPr>
           <w:p>
             <w:pPr>
               <w:pStyle w:val="Normal"/>
-              <w:jc w:val="left"/>
+              <w:jc w:val="start"/>
               <w:rPr>
                 <w:rFonts w:ascii="Liberation Sans" w:hAnsi="Liberation Sans"/>
               </w:rPr>
@@ -12267,9 +12308,9 @@
             <w:tcW w:w="1401" w:type="dxa"/>
             <w:tcBorders>
               <w:top w:val="single" w:sz="2" w:space="0" w:color="CCCCCC"/>
-              <w:left w:val="single" w:sz="2" w:space="0" w:color="CCCCCC"/>
-              <w:bottom w:val="single" w:sz="2" w:space="0" w:color="CCCCCC"/>
-              <w:right w:val="single" w:sz="2" w:space="0" w:color="CCCCCC"/>
+              <w:start w:val="single" w:sz="2" w:space="0" w:color="CCCCCC"/>
+              <w:bottom w:val="single" w:sz="2" w:space="0" w:color="CCCCCC"/>
+              <w:end w:val="single" w:sz="2" w:space="0" w:color="CCCCCC"/>
             </w:tcBorders>
             <w:shd w:fill="F0F5FA" w:val="clear"/>
           </w:tcPr>
@@ -12296,9 +12337,9 @@
             <w:tcW w:w="1400" w:type="dxa"/>
             <w:tcBorders>
               <w:top w:val="single" w:sz="2" w:space="0" w:color="CCCCCC"/>
-              <w:left w:val="single" w:sz="2" w:space="0" w:color="CCCCCC"/>
-              <w:bottom w:val="single" w:sz="2" w:space="0" w:color="CCCCCC"/>
-              <w:right w:val="single" w:sz="2" w:space="0" w:color="CCCCCC"/>
+              <w:start w:val="single" w:sz="2" w:space="0" w:color="CCCCCC"/>
+              <w:bottom w:val="single" w:sz="2" w:space="0" w:color="CCCCCC"/>
+              <w:end w:val="single" w:sz="2" w:space="0" w:color="CCCCCC"/>
             </w:tcBorders>
             <w:shd w:fill="F0F5FA" w:val="clear"/>
           </w:tcPr>
@@ -12325,9 +12366,9 @@
             <w:tcW w:w="1800" w:type="dxa"/>
             <w:tcBorders>
               <w:top w:val="single" w:sz="2" w:space="0" w:color="CCCCCC"/>
-              <w:left w:val="single" w:sz="2" w:space="0" w:color="CCCCCC"/>
-              <w:bottom w:val="single" w:sz="2" w:space="0" w:color="CCCCCC"/>
-              <w:right w:val="single" w:sz="2" w:space="0" w:color="CCCCCC"/>
+              <w:start w:val="single" w:sz="2" w:space="0" w:color="CCCCCC"/>
+              <w:bottom w:val="single" w:sz="2" w:space="0" w:color="CCCCCC"/>
+              <w:end w:val="single" w:sz="2" w:space="0" w:color="CCCCCC"/>
             </w:tcBorders>
             <w:shd w:fill="F0F5FA" w:val="clear"/>
           </w:tcPr>
@@ -12354,9 +12395,9 @@
             <w:tcW w:w="3560" w:type="dxa"/>
             <w:tcBorders>
               <w:top w:val="single" w:sz="2" w:space="0" w:color="CCCCCC"/>
-              <w:left w:val="single" w:sz="2" w:space="0" w:color="CCCCCC"/>
-              <w:bottom w:val="single" w:sz="2" w:space="0" w:color="CCCCCC"/>
-              <w:right w:val="single" w:sz="2" w:space="0" w:color="CCCCCC"/>
+              <w:start w:val="single" w:sz="2" w:space="0" w:color="CCCCCC"/>
+              <w:bottom w:val="single" w:sz="2" w:space="0" w:color="CCCCCC"/>
+              <w:end w:val="single" w:sz="2" w:space="0" w:color="CCCCCC"/>
             </w:tcBorders>
             <w:shd w:fill="F0F5FA" w:val="clear"/>
           </w:tcPr>
@@ -12386,16 +12427,16 @@
             <w:tcW w:w="1199" w:type="dxa"/>
             <w:tcBorders>
               <w:top w:val="single" w:sz="2" w:space="0" w:color="CCCCCC"/>
-              <w:left w:val="single" w:sz="2" w:space="0" w:color="CCCCCC"/>
-              <w:bottom w:val="single" w:sz="2" w:space="0" w:color="CCCCCC"/>
-              <w:right w:val="single" w:sz="2" w:space="0" w:color="CCCCCC"/>
+              <w:start w:val="single" w:sz="2" w:space="0" w:color="CCCCCC"/>
+              <w:bottom w:val="single" w:sz="2" w:space="0" w:color="CCCCCC"/>
+              <w:end w:val="single" w:sz="2" w:space="0" w:color="CCCCCC"/>
             </w:tcBorders>
             <w:shd w:fill="FFFFFF" w:val="clear"/>
           </w:tcPr>
           <w:p>
             <w:pPr>
               <w:pStyle w:val="Normal"/>
-              <w:jc w:val="left"/>
+              <w:jc w:val="start"/>
               <w:rPr>
                 <w:rFonts w:ascii="Liberation Sans" w:hAnsi="Liberation Sans"/>
               </w:rPr>
@@ -12415,9 +12456,9 @@
             <w:tcW w:w="1401" w:type="dxa"/>
             <w:tcBorders>
               <w:top w:val="single" w:sz="2" w:space="0" w:color="CCCCCC"/>
-              <w:left w:val="single" w:sz="2" w:space="0" w:color="CCCCCC"/>
-              <w:bottom w:val="single" w:sz="2" w:space="0" w:color="CCCCCC"/>
-              <w:right w:val="single" w:sz="2" w:space="0" w:color="CCCCCC"/>
+              <w:start w:val="single" w:sz="2" w:space="0" w:color="CCCCCC"/>
+              <w:bottom w:val="single" w:sz="2" w:space="0" w:color="CCCCCC"/>
+              <w:end w:val="single" w:sz="2" w:space="0" w:color="CCCCCC"/>
             </w:tcBorders>
             <w:shd w:fill="FFFFFF" w:val="clear"/>
           </w:tcPr>
@@ -12444,9 +12485,9 @@
             <w:tcW w:w="1400" w:type="dxa"/>
             <w:tcBorders>
               <w:top w:val="single" w:sz="2" w:space="0" w:color="CCCCCC"/>
-              <w:left w:val="single" w:sz="2" w:space="0" w:color="CCCCCC"/>
-              <w:bottom w:val="single" w:sz="2" w:space="0" w:color="CCCCCC"/>
-              <w:right w:val="single" w:sz="2" w:space="0" w:color="CCCCCC"/>
+              <w:start w:val="single" w:sz="2" w:space="0" w:color="CCCCCC"/>
+              <w:bottom w:val="single" w:sz="2" w:space="0" w:color="CCCCCC"/>
+              <w:end w:val="single" w:sz="2" w:space="0" w:color="CCCCCC"/>
             </w:tcBorders>
             <w:shd w:fill="FFFFFF" w:val="clear"/>
           </w:tcPr>
@@ -12473,9 +12514,9 @@
             <w:tcW w:w="1800" w:type="dxa"/>
             <w:tcBorders>
               <w:top w:val="single" w:sz="2" w:space="0" w:color="CCCCCC"/>
-              <w:left w:val="single" w:sz="2" w:space="0" w:color="CCCCCC"/>
-              <w:bottom w:val="single" w:sz="2" w:space="0" w:color="CCCCCC"/>
-              <w:right w:val="single" w:sz="2" w:space="0" w:color="CCCCCC"/>
+              <w:start w:val="single" w:sz="2" w:space="0" w:color="CCCCCC"/>
+              <w:bottom w:val="single" w:sz="2" w:space="0" w:color="CCCCCC"/>
+              <w:end w:val="single" w:sz="2" w:space="0" w:color="CCCCCC"/>
             </w:tcBorders>
             <w:shd w:fill="FFFFFF" w:val="clear"/>
           </w:tcPr>
@@ -12502,9 +12543,9 @@
             <w:tcW w:w="3560" w:type="dxa"/>
             <w:tcBorders>
               <w:top w:val="single" w:sz="2" w:space="0" w:color="CCCCCC"/>
-              <w:left w:val="single" w:sz="2" w:space="0" w:color="CCCCCC"/>
-              <w:bottom w:val="single" w:sz="2" w:space="0" w:color="CCCCCC"/>
-              <w:right w:val="single" w:sz="2" w:space="0" w:color="CCCCCC"/>
+              <w:start w:val="single" w:sz="2" w:space="0" w:color="CCCCCC"/>
+              <w:bottom w:val="single" w:sz="2" w:space="0" w:color="CCCCCC"/>
+              <w:end w:val="single" w:sz="2" w:space="0" w:color="CCCCCC"/>
             </w:tcBorders>
             <w:shd w:fill="FFFFFF" w:val="clear"/>
           </w:tcPr>
@@ -12534,16 +12575,16 @@
             <w:tcW w:w="1199" w:type="dxa"/>
             <w:tcBorders>
               <w:top w:val="single" w:sz="2" w:space="0" w:color="CCCCCC"/>
-              <w:left w:val="single" w:sz="2" w:space="0" w:color="CCCCCC"/>
-              <w:bottom w:val="single" w:sz="2" w:space="0" w:color="CCCCCC"/>
-              <w:right w:val="single" w:sz="2" w:space="0" w:color="CCCCCC"/>
+              <w:start w:val="single" w:sz="2" w:space="0" w:color="CCCCCC"/>
+              <w:bottom w:val="single" w:sz="2" w:space="0" w:color="CCCCCC"/>
+              <w:end w:val="single" w:sz="2" w:space="0" w:color="CCCCCC"/>
             </w:tcBorders>
             <w:shd w:fill="F0F5FA" w:val="clear"/>
           </w:tcPr>
           <w:p>
             <w:pPr>
               <w:pStyle w:val="Normal"/>
-              <w:jc w:val="left"/>
+              <w:jc w:val="start"/>
               <w:rPr>
                 <w:rFonts w:ascii="Liberation Sans" w:hAnsi="Liberation Sans"/>
               </w:rPr>
@@ -12563,9 +12604,9 @@
             <w:tcW w:w="1401" w:type="dxa"/>
             <w:tcBorders>
               <w:top w:val="single" w:sz="2" w:space="0" w:color="CCCCCC"/>
-              <w:left w:val="single" w:sz="2" w:space="0" w:color="CCCCCC"/>
-              <w:bottom w:val="single" w:sz="2" w:space="0" w:color="CCCCCC"/>
-              <w:right w:val="single" w:sz="2" w:space="0" w:color="CCCCCC"/>
+              <w:start w:val="single" w:sz="2" w:space="0" w:color="CCCCCC"/>
+              <w:bottom w:val="single" w:sz="2" w:space="0" w:color="CCCCCC"/>
+              <w:end w:val="single" w:sz="2" w:space="0" w:color="CCCCCC"/>
             </w:tcBorders>
             <w:shd w:fill="F0F5FA" w:val="clear"/>
           </w:tcPr>
@@ -12592,9 +12633,9 @@
             <w:tcW w:w="1400" w:type="dxa"/>
             <w:tcBorders>
               <w:top w:val="single" w:sz="2" w:space="0" w:color="CCCCCC"/>
-              <w:left w:val="single" w:sz="2" w:space="0" w:color="CCCCCC"/>
-              <w:bottom w:val="single" w:sz="2" w:space="0" w:color="CCCCCC"/>
-              <w:right w:val="single" w:sz="2" w:space="0" w:color="CCCCCC"/>
+              <w:start w:val="single" w:sz="2" w:space="0" w:color="CCCCCC"/>
+              <w:bottom w:val="single" w:sz="2" w:space="0" w:color="CCCCCC"/>
+              <w:end w:val="single" w:sz="2" w:space="0" w:color="CCCCCC"/>
             </w:tcBorders>
             <w:shd w:fill="F0F5FA" w:val="clear"/>
           </w:tcPr>
@@ -12621,9 +12662,9 @@
             <w:tcW w:w="1800" w:type="dxa"/>
             <w:tcBorders>
               <w:top w:val="single" w:sz="2" w:space="0" w:color="CCCCCC"/>
-              <w:left w:val="single" w:sz="2" w:space="0" w:color="CCCCCC"/>
-              <w:bottom w:val="single" w:sz="2" w:space="0" w:color="CCCCCC"/>
-              <w:right w:val="single" w:sz="2" w:space="0" w:color="CCCCCC"/>
+              <w:start w:val="single" w:sz="2" w:space="0" w:color="CCCCCC"/>
+              <w:bottom w:val="single" w:sz="2" w:space="0" w:color="CCCCCC"/>
+              <w:end w:val="single" w:sz="2" w:space="0" w:color="CCCCCC"/>
             </w:tcBorders>
             <w:shd w:fill="F0F5FA" w:val="clear"/>
           </w:tcPr>
@@ -12650,9 +12691,9 @@
             <w:tcW w:w="3560" w:type="dxa"/>
             <w:tcBorders>
               <w:top w:val="single" w:sz="2" w:space="0" w:color="CCCCCC"/>
-              <w:left w:val="single" w:sz="2" w:space="0" w:color="CCCCCC"/>
-              <w:bottom w:val="single" w:sz="2" w:space="0" w:color="CCCCCC"/>
-              <w:right w:val="single" w:sz="2" w:space="0" w:color="CCCCCC"/>
+              <w:start w:val="single" w:sz="2" w:space="0" w:color="CCCCCC"/>
+              <w:bottom w:val="single" w:sz="2" w:space="0" w:color="CCCCCC"/>
+              <w:end w:val="single" w:sz="2" w:space="0" w:color="CCCCCC"/>
             </w:tcBorders>
             <w:shd w:fill="F0F5FA" w:val="clear"/>
           </w:tcPr>
@@ -12682,16 +12723,16 @@
             <w:tcW w:w="1199" w:type="dxa"/>
             <w:tcBorders>
               <w:top w:val="single" w:sz="2" w:space="0" w:color="CCCCCC"/>
-              <w:left w:val="single" w:sz="2" w:space="0" w:color="CCCCCC"/>
-              <w:bottom w:val="single" w:sz="2" w:space="0" w:color="CCCCCC"/>
-              <w:right w:val="single" w:sz="2" w:space="0" w:color="CCCCCC"/>
+              <w:start w:val="single" w:sz="2" w:space="0" w:color="CCCCCC"/>
+              <w:bottom w:val="single" w:sz="2" w:space="0" w:color="CCCCCC"/>
+              <w:end w:val="single" w:sz="2" w:space="0" w:color="CCCCCC"/>
             </w:tcBorders>
             <w:shd w:fill="FFFFFF" w:val="clear"/>
           </w:tcPr>
           <w:p>
             <w:pPr>
               <w:pStyle w:val="Normal"/>
-              <w:jc w:val="left"/>
+              <w:jc w:val="start"/>
               <w:rPr>
                 <w:rFonts w:ascii="Liberation Sans" w:hAnsi="Liberation Sans"/>
               </w:rPr>
@@ -12711,9 +12752,9 @@
             <w:tcW w:w="1401" w:type="dxa"/>
             <w:tcBorders>
               <w:top w:val="single" w:sz="2" w:space="0" w:color="CCCCCC"/>
-              <w:left w:val="single" w:sz="2" w:space="0" w:color="CCCCCC"/>
-              <w:bottom w:val="single" w:sz="2" w:space="0" w:color="CCCCCC"/>
-              <w:right w:val="single" w:sz="2" w:space="0" w:color="CCCCCC"/>
+              <w:start w:val="single" w:sz="2" w:space="0" w:color="CCCCCC"/>
+              <w:bottom w:val="single" w:sz="2" w:space="0" w:color="CCCCCC"/>
+              <w:end w:val="single" w:sz="2" w:space="0" w:color="CCCCCC"/>
             </w:tcBorders>
             <w:shd w:fill="FFFFFF" w:val="clear"/>
           </w:tcPr>
@@ -12740,9 +12781,9 @@
             <w:tcW w:w="1400" w:type="dxa"/>
             <w:tcBorders>
               <w:top w:val="single" w:sz="2" w:space="0" w:color="CCCCCC"/>
-              <w:left w:val="single" w:sz="2" w:space="0" w:color="CCCCCC"/>
-              <w:bottom w:val="single" w:sz="2" w:space="0" w:color="CCCCCC"/>
-              <w:right w:val="single" w:sz="2" w:space="0" w:color="CCCCCC"/>
+              <w:start w:val="single" w:sz="2" w:space="0" w:color="CCCCCC"/>
+              <w:bottom w:val="single" w:sz="2" w:space="0" w:color="CCCCCC"/>
+              <w:end w:val="single" w:sz="2" w:space="0" w:color="CCCCCC"/>
             </w:tcBorders>
             <w:shd w:fill="FFFFFF" w:val="clear"/>
           </w:tcPr>
@@ -12769,9 +12810,9 @@
             <w:tcW w:w="1800" w:type="dxa"/>
             <w:tcBorders>
               <w:top w:val="single" w:sz="2" w:space="0" w:color="CCCCCC"/>
-              <w:left w:val="single" w:sz="2" w:space="0" w:color="CCCCCC"/>
-              <w:bottom w:val="single" w:sz="2" w:space="0" w:color="CCCCCC"/>
-              <w:right w:val="single" w:sz="2" w:space="0" w:color="CCCCCC"/>
+              <w:start w:val="single" w:sz="2" w:space="0" w:color="CCCCCC"/>
+              <w:bottom w:val="single" w:sz="2" w:space="0" w:color="CCCCCC"/>
+              <w:end w:val="single" w:sz="2" w:space="0" w:color="CCCCCC"/>
             </w:tcBorders>
             <w:shd w:fill="FFFFFF" w:val="clear"/>
           </w:tcPr>
@@ -12798,9 +12839,9 @@
             <w:tcW w:w="3560" w:type="dxa"/>
             <w:tcBorders>
               <w:top w:val="single" w:sz="2" w:space="0" w:color="CCCCCC"/>
-              <w:left w:val="single" w:sz="2" w:space="0" w:color="CCCCCC"/>
-              <w:bottom w:val="single" w:sz="2" w:space="0" w:color="CCCCCC"/>
-              <w:right w:val="single" w:sz="2" w:space="0" w:color="CCCCCC"/>
+              <w:start w:val="single" w:sz="2" w:space="0" w:color="CCCCCC"/>
+              <w:bottom w:val="single" w:sz="2" w:space="0" w:color="CCCCCC"/>
+              <w:end w:val="single" w:sz="2" w:space="0" w:color="CCCCCC"/>
             </w:tcBorders>
             <w:shd w:fill="FFFFFF" w:val="clear"/>
           </w:tcPr>
@@ -12830,16 +12871,16 @@
             <w:tcW w:w="1199" w:type="dxa"/>
             <w:tcBorders>
               <w:top w:val="single" w:sz="2" w:space="0" w:color="CCCCCC"/>
-              <w:left w:val="single" w:sz="2" w:space="0" w:color="CCCCCC"/>
-              <w:bottom w:val="single" w:sz="2" w:space="0" w:color="CCCCCC"/>
-              <w:right w:val="single" w:sz="2" w:space="0" w:color="CCCCCC"/>
+              <w:start w:val="single" w:sz="2" w:space="0" w:color="CCCCCC"/>
+              <w:bottom w:val="single" w:sz="2" w:space="0" w:color="CCCCCC"/>
+              <w:end w:val="single" w:sz="2" w:space="0" w:color="CCCCCC"/>
             </w:tcBorders>
             <w:shd w:fill="F0F5FA" w:val="clear"/>
           </w:tcPr>
           <w:p>
             <w:pPr>
               <w:pStyle w:val="Normal"/>
-              <w:jc w:val="left"/>
+              <w:jc w:val="start"/>
               <w:rPr>
                 <w:rFonts w:ascii="Liberation Sans" w:hAnsi="Liberation Sans"/>
               </w:rPr>
@@ -12859,9 +12900,9 @@
             <w:tcW w:w="1401" w:type="dxa"/>
             <w:tcBorders>
               <w:top w:val="single" w:sz="2" w:space="0" w:color="CCCCCC"/>
-              <w:left w:val="single" w:sz="2" w:space="0" w:color="CCCCCC"/>
-              <w:bottom w:val="single" w:sz="2" w:space="0" w:color="CCCCCC"/>
-              <w:right w:val="single" w:sz="2" w:space="0" w:color="CCCCCC"/>
+              <w:start w:val="single" w:sz="2" w:space="0" w:color="CCCCCC"/>
+              <w:bottom w:val="single" w:sz="2" w:space="0" w:color="CCCCCC"/>
+              <w:end w:val="single" w:sz="2" w:space="0" w:color="CCCCCC"/>
             </w:tcBorders>
             <w:shd w:fill="F0F5FA" w:val="clear"/>
           </w:tcPr>
@@ -12888,9 +12929,9 @@
             <w:tcW w:w="1400" w:type="dxa"/>
             <w:tcBorders>
               <w:top w:val="single" w:sz="2" w:space="0" w:color="CCCCCC"/>
-              <w:left w:val="single" w:sz="2" w:space="0" w:color="CCCCCC"/>
-              <w:bottom w:val="single" w:sz="2" w:space="0" w:color="CCCCCC"/>
-              <w:right w:val="single" w:sz="2" w:space="0" w:color="CCCCCC"/>
+              <w:start w:val="single" w:sz="2" w:space="0" w:color="CCCCCC"/>
+              <w:bottom w:val="single" w:sz="2" w:space="0" w:color="CCCCCC"/>
+              <w:end w:val="single" w:sz="2" w:space="0" w:color="CCCCCC"/>
             </w:tcBorders>
             <w:shd w:fill="F0F5FA" w:val="clear"/>
           </w:tcPr>
@@ -12917,9 +12958,9 @@
             <w:tcW w:w="1800" w:type="dxa"/>
             <w:tcBorders>
               <w:top w:val="single" w:sz="2" w:space="0" w:color="CCCCCC"/>
-              <w:left w:val="single" w:sz="2" w:space="0" w:color="CCCCCC"/>
-              <w:bottom w:val="single" w:sz="2" w:space="0" w:color="CCCCCC"/>
-              <w:right w:val="single" w:sz="2" w:space="0" w:color="CCCCCC"/>
+              <w:start w:val="single" w:sz="2" w:space="0" w:color="CCCCCC"/>
+              <w:bottom w:val="single" w:sz="2" w:space="0" w:color="CCCCCC"/>
+              <w:end w:val="single" w:sz="2" w:space="0" w:color="CCCCCC"/>
             </w:tcBorders>
             <w:shd w:fill="F0F5FA" w:val="clear"/>
           </w:tcPr>
@@ -12946,9 +12987,9 @@
             <w:tcW w:w="3560" w:type="dxa"/>
             <w:tcBorders>
               <w:top w:val="single" w:sz="2" w:space="0" w:color="CCCCCC"/>
-              <w:left w:val="single" w:sz="2" w:space="0" w:color="CCCCCC"/>
-              <w:bottom w:val="single" w:sz="2" w:space="0" w:color="CCCCCC"/>
-              <w:right w:val="single" w:sz="2" w:space="0" w:color="CCCCCC"/>
+              <w:start w:val="single" w:sz="2" w:space="0" w:color="CCCCCC"/>
+              <w:bottom w:val="single" w:sz="2" w:space="0" w:color="CCCCCC"/>
+              <w:end w:val="single" w:sz="2" w:space="0" w:color="CCCCCC"/>
             </w:tcBorders>
             <w:shd w:fill="F0F5FA" w:val="clear"/>
           </w:tcPr>
@@ -12978,16 +13019,16 @@
             <w:tcW w:w="1199" w:type="dxa"/>
             <w:tcBorders>
               <w:top w:val="single" w:sz="2" w:space="0" w:color="CCCCCC"/>
-              <w:left w:val="single" w:sz="2" w:space="0" w:color="CCCCCC"/>
-              <w:bottom w:val="single" w:sz="2" w:space="0" w:color="CCCCCC"/>
-              <w:right w:val="single" w:sz="2" w:space="0" w:color="CCCCCC"/>
+              <w:start w:val="single" w:sz="2" w:space="0" w:color="CCCCCC"/>
+              <w:bottom w:val="single" w:sz="2" w:space="0" w:color="CCCCCC"/>
+              <w:end w:val="single" w:sz="2" w:space="0" w:color="CCCCCC"/>
             </w:tcBorders>
             <w:shd w:fill="FFFFFF" w:val="clear"/>
           </w:tcPr>
           <w:p>
             <w:pPr>
               <w:pStyle w:val="Normal"/>
-              <w:jc w:val="left"/>
+              <w:jc w:val="start"/>
               <w:rPr>
                 <w:rFonts w:ascii="Liberation Sans" w:hAnsi="Liberation Sans"/>
               </w:rPr>
@@ -13007,9 +13048,9 @@
             <w:tcW w:w="1401" w:type="dxa"/>
             <w:tcBorders>
               <w:top w:val="single" w:sz="2" w:space="0" w:color="CCCCCC"/>
-              <w:left w:val="single" w:sz="2" w:space="0" w:color="CCCCCC"/>
-              <w:bottom w:val="single" w:sz="2" w:space="0" w:color="CCCCCC"/>
-              <w:right w:val="single" w:sz="2" w:space="0" w:color="CCCCCC"/>
+              <w:start w:val="single" w:sz="2" w:space="0" w:color="CCCCCC"/>
+              <w:bottom w:val="single" w:sz="2" w:space="0" w:color="CCCCCC"/>
+              <w:end w:val="single" w:sz="2" w:space="0" w:color="CCCCCC"/>
             </w:tcBorders>
             <w:shd w:fill="FFFFFF" w:val="clear"/>
           </w:tcPr>
@@ -13036,9 +13077,9 @@
             <w:tcW w:w="1400" w:type="dxa"/>
             <w:tcBorders>
               <w:top w:val="single" w:sz="2" w:space="0" w:color="CCCCCC"/>
-              <w:left w:val="single" w:sz="2" w:space="0" w:color="CCCCCC"/>
-              <w:bottom w:val="single" w:sz="2" w:space="0" w:color="CCCCCC"/>
-              <w:right w:val="single" w:sz="2" w:space="0" w:color="CCCCCC"/>
+              <w:start w:val="single" w:sz="2" w:space="0" w:color="CCCCCC"/>
+              <w:bottom w:val="single" w:sz="2" w:space="0" w:color="CCCCCC"/>
+              <w:end w:val="single" w:sz="2" w:space="0" w:color="CCCCCC"/>
             </w:tcBorders>
             <w:shd w:fill="FFFFFF" w:val="clear"/>
           </w:tcPr>
@@ -13065,9 +13106,9 @@
             <w:tcW w:w="1800" w:type="dxa"/>
             <w:tcBorders>
               <w:top w:val="single" w:sz="2" w:space="0" w:color="CCCCCC"/>
-              <w:left w:val="single" w:sz="2" w:space="0" w:color="CCCCCC"/>
-              <w:bottom w:val="single" w:sz="2" w:space="0" w:color="CCCCCC"/>
-              <w:right w:val="single" w:sz="2" w:space="0" w:color="CCCCCC"/>
+              <w:start w:val="single" w:sz="2" w:space="0" w:color="CCCCCC"/>
+              <w:bottom w:val="single" w:sz="2" w:space="0" w:color="CCCCCC"/>
+              <w:end w:val="single" w:sz="2" w:space="0" w:color="CCCCCC"/>
             </w:tcBorders>
             <w:shd w:fill="FFFFFF" w:val="clear"/>
           </w:tcPr>
@@ -13094,9 +13135,9 @@
             <w:tcW w:w="3560" w:type="dxa"/>
             <w:tcBorders>
               <w:top w:val="single" w:sz="2" w:space="0" w:color="CCCCCC"/>
-              <w:left w:val="single" w:sz="2" w:space="0" w:color="CCCCCC"/>
-              <w:bottom w:val="single" w:sz="2" w:space="0" w:color="CCCCCC"/>
-              <w:right w:val="single" w:sz="2" w:space="0" w:color="CCCCCC"/>
+              <w:start w:val="single" w:sz="2" w:space="0" w:color="CCCCCC"/>
+              <w:bottom w:val="single" w:sz="2" w:space="0" w:color="CCCCCC"/>
+              <w:end w:val="single" w:sz="2" w:space="0" w:color="CCCCCC"/>
             </w:tcBorders>
             <w:shd w:fill="FFFFFF" w:val="clear"/>
           </w:tcPr>
@@ -13149,29 +13190,7 @@
           <w:sz w:val="26"/>
           <w:szCs w:val="26"/>
         </w:rPr>
-        <w:t>A.</w:t>
-      </w:r>
-      <w:r>
-        <w:rPr>
-          <w:rFonts w:eastAsia="Arial" w:cs="Arial" w:ascii="Liberation Sans" w:hAnsi="Liberation Sans"/>
-          <w:b/>
-          <w:bCs/>
-          <w:color w:val="1A3F5C"/>
-          <w:sz w:val="26"/>
-          <w:szCs w:val="26"/>
-        </w:rPr>
-        <w:t>3</w:t>
-      </w:r>
-      <w:r>
-        <w:rPr>
-          <w:rFonts w:eastAsia="Arial" w:cs="Arial" w:ascii="Liberation Sans" w:hAnsi="Liberation Sans"/>
-          <w:b/>
-          <w:bCs/>
-          <w:color w:val="1A3F5C"/>
-          <w:sz w:val="26"/>
-          <w:szCs w:val="26"/>
-        </w:rPr>
-        <w:t xml:space="preserve"> </w:t>
+        <w:t xml:space="preserve">A.3 </w:t>
       </w:r>
       <w:r>
         <w:rPr>
@@ -13207,7 +13226,7 @@
             <wp:extent cx="5943600" cy="1080135"/>
             <wp:effectExtent l="0" t="0" r="0" b="0"/>
             <wp:wrapSquare wrapText="largest"/>
-            <wp:docPr id="1" name="Image4" descr=""/>
+            <wp:docPr id="1" name="Image4" descr="" title=""/>
             <wp:cNvGraphicFramePr>
               <a:graphicFrameLocks xmlns:a="http://schemas.openxmlformats.org/drawingml/2006/main" noChangeAspect="1"/>
             </wp:cNvGraphicFramePr>
@@ -13215,13 +13234,13 @@
               <a:graphicData uri="http://schemas.openxmlformats.org/drawingml/2006/picture">
                 <pic:pic xmlns:pic="http://schemas.openxmlformats.org/drawingml/2006/picture">
                   <pic:nvPicPr>
-                    <pic:cNvPr id="1" name="Image4" descr=""/>
+                    <pic:cNvPr id="1" name="Image4" descr="" title=""/>
                     <pic:cNvPicPr>
                       <a:picLocks noChangeAspect="1" noChangeArrowheads="1"/>
                     </pic:cNvPicPr>
                   </pic:nvPicPr>
                   <pic:blipFill>
-                    <a:blip r:embed="rId2"/>
+                    <a:blip r:embed="rId6"/>
                     <a:stretch>
                       <a:fillRect/>
                     </a:stretch>
@@ -13270,7 +13289,12 @@
       </w:pPr>
       <w:r>
         <w:rPr>
-          <w:rFonts w:ascii="Liberation Sans" w:hAnsi="Liberation Sans"/>
+          <w:rFonts w:eastAsia="Arial" w:cs="Arial"/>
+          <w:b/>
+          <w:bCs/>
+          <w:color w:val="1A3F5C"/>
+          <w:sz w:val="26"/>
+          <w:szCs w:val="26"/>
         </w:rPr>
         <w:drawing>
           <wp:anchor behindDoc="0" distT="0" distB="0" distL="0" distR="0" simplePos="0" locked="0" layoutInCell="0" allowOverlap="1" relativeHeight="4">
@@ -13284,7 +13308,7 @@
             <wp:extent cx="4439920" cy="5255260"/>
             <wp:effectExtent l="0" t="0" r="0" b="0"/>
             <wp:wrapTopAndBottom/>
-            <wp:docPr id="2" name="Image3" descr=""/>
+            <wp:docPr id="2" name="Image3" descr="" title=""/>
             <wp:cNvGraphicFramePr>
               <a:graphicFrameLocks xmlns:a="http://schemas.openxmlformats.org/drawingml/2006/main" noChangeAspect="1"/>
             </wp:cNvGraphicFramePr>
@@ -13292,13 +13316,13 @@
               <a:graphicData uri="http://schemas.openxmlformats.org/drawingml/2006/picture">
                 <pic:pic xmlns:pic="http://schemas.openxmlformats.org/drawingml/2006/picture">
                   <pic:nvPicPr>
-                    <pic:cNvPr id="2" name="Image3" descr=""/>
+                    <pic:cNvPr id="2" name="Image3" descr="" title=""/>
                     <pic:cNvPicPr>
                       <a:picLocks noChangeAspect="1" noChangeArrowheads="1"/>
                     </pic:cNvPicPr>
                   </pic:nvPicPr>
                   <pic:blipFill>
-                    <a:blip r:embed="rId3"/>
+                    <a:blip r:embed="rId7"/>
                     <a:stretch>
                       <a:fillRect/>
                     </a:stretch>
@@ -13334,42 +13358,6 @@
       </w:pPr>
       <w:r>
         <w:rPr>
-          <w:rFonts w:ascii="Liberation Sans" w:hAnsi="Liberation Sans"/>
-        </w:rPr>
-      </w:r>
-      <w:r>
-        <w:br w:type="page"/>
-      </w:r>
-    </w:p>
-    <w:p>
-      <w:pPr>
-        <w:pStyle w:val="Heading2"/>
-        <w:spacing w:before="280" w:after="120"/>
-        <w:rPr>
-          <w:rFonts w:ascii="Liberation Sans" w:hAnsi="Liberation Sans"/>
-        </w:rPr>
-      </w:pPr>
-      <w:r>
-        <w:rPr>
-          <w:rFonts w:eastAsia="Arial" w:cs="Arial" w:ascii="Liberation Sans" w:hAnsi="Liberation Sans"/>
-          <w:b/>
-          <w:bCs/>
-          <w:color w:val="1A3F5C"/>
-          <w:sz w:val="26"/>
-          <w:szCs w:val="26"/>
-        </w:rPr>
-        <w:t>A.5 Figure: A/B/C Tunnel Partition</w:t>
-        <w:br/>
-        <w:tab/>
-        <w:t>Simple version (SG vs XSG)</w:t>
-        <w:br/>
-      </w:r>
-    </w:p>
-    <w:p>
-      <w:pPr>
-        <w:pStyle w:val="Heading2"/>
-        <w:spacing w:before="280" w:after="120"/>
-        <w:rPr>
           <w:rFonts w:eastAsia="Arial" w:cs="Arial"/>
           <w:b/>
           <w:bCs/>
@@ -13377,10 +13365,56 @@
           <w:sz w:val="26"/>
           <w:szCs w:val="26"/>
         </w:rPr>
-      </w:pPr>
-      <w:r>
-        <w:rPr>
-          <w:rFonts w:ascii="Liberation Sans" w:hAnsi="Liberation Sans"/>
+      </w:r>
+      <w:r>
+        <w:br w:type="page"/>
+      </w:r>
+    </w:p>
+    <w:p>
+      <w:pPr>
+        <w:pStyle w:val="Heading2"/>
+        <w:spacing w:before="0" w:after="120"/>
+        <w:rPr>
+          <w:rFonts w:ascii="Liberation Sans" w:hAnsi="Liberation Sans"/>
+        </w:rPr>
+      </w:pPr>
+      <w:r>
+        <w:rPr>
+          <w:rFonts w:eastAsia="Arial" w:cs="Arial" w:ascii="Liberation Sans" w:hAnsi="Liberation Sans"/>
+          <w:b/>
+          <w:bCs/>
+          <w:color w:val="1A3F5C"/>
+          <w:sz w:val="26"/>
+          <w:szCs w:val="26"/>
+        </w:rPr>
+        <w:t>A.5 Figure: A/B/C Tunnel Partition</w:t>
+        <w:br/>
+        <w:tab/>
+        <w:t>Simple version (SG vs XSG)</w:t>
+        <w:br/>
+      </w:r>
+    </w:p>
+    <w:p>
+      <w:pPr>
+        <w:pStyle w:val="Heading2"/>
+        <w:spacing w:before="280" w:after="120"/>
+        <w:rPr>
+          <w:rFonts w:eastAsia="Arial" w:cs="Arial"/>
+          <w:b/>
+          <w:bCs/>
+          <w:color w:val="1A3F5C"/>
+          <w:sz w:val="26"/>
+          <w:szCs w:val="26"/>
+        </w:rPr>
+      </w:pPr>
+      <w:r>
+        <w:rPr>
+          <w:rFonts w:eastAsia="Arial" w:cs="Arial"/>
+          <w:b/>
+          <w:bCs/>
+          <w:color w:val="1A3F5C"/>
+          <w:sz w:val="26"/>
+          <w:szCs w:val="26"/>
         </w:rPr>
         <w:drawing>
           <wp:anchor behindDoc="0" distT="0" distB="0" distL="0" distR="0" simplePos="0" locked="0" layoutInCell="0" allowOverlap="1" relativeHeight="3">
@@ -13394,7 +13428,7 @@
             <wp:extent cx="3028950" cy="4417695"/>
             <wp:effectExtent l="0" t="0" r="0" b="0"/>
             <wp:wrapTopAndBottom/>
-            <wp:docPr id="3" name="Image2" descr=""/>
+            <wp:docPr id="3" name="Image2" descr="" title=""/>
             <wp:cNvGraphicFramePr>
               <a:graphicFrameLocks xmlns:a="http://schemas.openxmlformats.org/drawingml/2006/main" noChangeAspect="1"/>
             </wp:cNvGraphicFramePr>
@@ -13402,13 +13436,13 @@
               <a:graphicData uri="http://schemas.openxmlformats.org/drawingml/2006/picture">
                 <pic:pic xmlns:pic="http://schemas.openxmlformats.org/drawingml/2006/picture">
                   <pic:nvPicPr>
-                    <pic:cNvPr id="3" name="Image2" descr=""/>
+                    <pic:cNvPr id="3" name="Image2" descr="" title=""/>
                     <pic:cNvPicPr>
                       <a:picLocks noChangeAspect="1" noChangeArrowheads="1"/>
                     </pic:cNvPicPr>
                   </pic:nvPicPr>
                   <pic:blipFill>
-                    <a:blip r:embed="rId4"/>
+                    <a:blip r:embed="rId8"/>
                     <a:stretch>
                       <a:fillRect/>
                     </a:stretch>
@@ -13466,7 +13500,12 @@
       </w:pPr>
       <w:r>
         <w:rPr>
-          <w:rFonts w:ascii="Liberation Sans" w:hAnsi="Liberation Sans"/>
+          <w:rFonts w:eastAsia="Arial" w:cs="Arial"/>
+          <w:i/>
+          <w:iCs/>
+          <w:color w:val="888888"/>
+          <w:sz w:val="20"/>
+          <w:szCs w:val="20"/>
         </w:rPr>
         <w:drawing>
           <wp:anchor behindDoc="0" distT="0" distB="0" distL="0" distR="0" simplePos="0" locked="0" layoutInCell="0" allowOverlap="1" relativeHeight="2">
@@ -13480,7 +13519,7 @@
             <wp:extent cx="5943600" cy="1771650"/>
             <wp:effectExtent l="0" t="0" r="0" b="0"/>
             <wp:wrapTopAndBottom/>
-            <wp:docPr id="4" name="Image1" descr=""/>
+            <wp:docPr id="4" name="Image1" descr="" title=""/>
             <wp:cNvGraphicFramePr>
               <a:graphicFrameLocks xmlns:a="http://schemas.openxmlformats.org/drawingml/2006/main" noChangeAspect="1"/>
             </wp:cNvGraphicFramePr>
@@ -13488,13 +13527,13 @@
               <a:graphicData uri="http://schemas.openxmlformats.org/drawingml/2006/picture">
                 <pic:pic xmlns:pic="http://schemas.openxmlformats.org/drawingml/2006/picture">
                   <pic:nvPicPr>
-                    <pic:cNvPr id="4" name="Image1" descr=""/>
+                    <pic:cNvPr id="4" name="Image1" descr="" title=""/>
                     <pic:cNvPicPr>
                       <a:picLocks noChangeAspect="1" noChangeArrowheads="1"/>
                     </pic:cNvPicPr>
                   </pic:nvPicPr>
                   <pic:blipFill>
-                    <a:blip r:embed="rId5"/>
+                    <a:blip r:embed="rId9"/>
                     <a:stretch>
                       <a:fillRect/>
                     </a:stretch>
@@ -13535,9 +13574,9 @@
       </w:r>
     </w:p>
     <w:sectPr>
-      <w:footerReference w:type="even" r:id="rId6"/>
-      <w:footerReference w:type="default" r:id="rId7"/>
-      <w:footerReference w:type="first" r:id="rId8"/>
+      <w:footerReference w:type="even" r:id="rId10"/>
+      <w:footerReference w:type="default" r:id="rId11"/>
+      <w:footerReference w:type="first" r:id="rId12"/>
       <w:type w:val="nextPage"/>
       <w:pgSz w:w="12240" w:h="15840"/>
       <w:pgMar w:left="1440" w:right="1440" w:gutter="0" w:header="0" w:top="1440" w:footer="708" w:bottom="1440"/>
@@ -13595,7 +13634,7 @@
     </w:r>
     <w:r>
       <w:rPr/>
-      <w:t>1</w:t>
+      <w:t>16</w:t>
     </w:r>
     <w:r>
       <w:rPr/>
@@ -13636,7 +13675,7 @@
     </w:r>
     <w:r>
       <w:rPr/>
-      <w:t>1</w:t>
+      <w:t>16</w:t>
     </w:r>
     <w:r>
       <w:rPr/>
@@ -13653,12 +13692,12 @@
       <w:start w:val="1"/>
       <w:numFmt w:val="bullet"/>
       <w:lvlText w:val=""/>
-      <w:lvlJc w:val="left"/>
+      <w:lvlJc w:val="start"/>
       <w:pPr>
         <w:tabs>
           <w:tab w:val="num" w:pos="0"/>
         </w:tabs>
-        <w:ind w:left="720" w:hanging="360"/>
+        <w:ind w:start="720" w:hanging="360"/>
       </w:pPr>
       <w:rPr>
         <w:rFonts w:ascii="Symbol" w:hAnsi="Symbol" w:cs="Symbol" w:hint="default"/>
@@ -13668,97 +13707,105 @@
       <w:start w:val="1"/>
       <w:numFmt w:val="decimal"/>
       <w:lvlText w:val="%2."/>
-      <w:lvlJc w:val="left"/>
+      <w:lvlJc w:val="start"/>
       <w:pPr>
         <w:tabs>
           <w:tab w:val="num" w:pos="1080"/>
         </w:tabs>
-        <w:ind w:left="1080" w:hanging="360"/>
-      </w:pPr>
+        <w:ind w:start="1080" w:hanging="360"/>
+      </w:pPr>
+      <w:rPr/>
     </w:lvl>
     <w:lvl w:ilvl="2">
       <w:start w:val="1"/>
       <w:numFmt w:val="decimal"/>
       <w:lvlText w:val="%3."/>
-      <w:lvlJc w:val="left"/>
+      <w:lvlJc w:val="start"/>
       <w:pPr>
         <w:tabs>
           <w:tab w:val="num" w:pos="1440"/>
         </w:tabs>
-        <w:ind w:left="1440" w:hanging="360"/>
-      </w:pPr>
+        <w:ind w:start="1440" w:hanging="360"/>
+      </w:pPr>
+      <w:rPr/>
     </w:lvl>
     <w:lvl w:ilvl="3">
       <w:start w:val="1"/>
       <w:numFmt w:val="decimal"/>
       <w:lvlText w:val="%4."/>
-      <w:lvlJc w:val="left"/>
+      <w:lvlJc w:val="start"/>
       <w:pPr>
         <w:tabs>
           <w:tab w:val="num" w:pos="1800"/>
         </w:tabs>
-        <w:ind w:left="1800" w:hanging="360"/>
-      </w:pPr>
+        <w:ind w:start="1800" w:hanging="360"/>
+      </w:pPr>
+      <w:rPr/>
     </w:lvl>
     <w:lvl w:ilvl="4">
       <w:start w:val="1"/>
       <w:numFmt w:val="decimal"/>
       <w:lvlText w:val="%5."/>
-      <w:lvlJc w:val="left"/>
+      <w:lvlJc w:val="start"/>
       <w:pPr>
         <w:tabs>
           <w:tab w:val="num" w:pos="2160"/>
         </w:tabs>
-        <w:ind w:left="2160" w:hanging="360"/>
-      </w:pPr>
+        <w:ind w:start="2160" w:hanging="360"/>
+      </w:pPr>
+      <w:rPr/>
     </w:lvl>
     <w:lvl w:ilvl="5">
       <w:start w:val="1"/>
       <w:numFmt w:val="decimal"/>
       <w:lvlText w:val="%6."/>
-      <w:lvlJc w:val="left"/>
+      <w:lvlJc w:val="start"/>
       <w:pPr>
         <w:tabs>
           <w:tab w:val="num" w:pos="2520"/>
         </w:tabs>
-        <w:ind w:left="2520" w:hanging="360"/>
-      </w:pPr>
+        <w:ind w:start="2520" w:hanging="360"/>
+      </w:pPr>
+      <w:rPr/>
     </w:lvl>
     <w:lvl w:ilvl="6">
       <w:start w:val="1"/>
       <w:numFmt w:val="decimal"/>
       <w:lvlText w:val="%7."/>
-      <w:lvlJc w:val="left"/>
+      <w:lvlJc w:val="start"/>
       <w:pPr>
         <w:tabs>
           <w:tab w:val="num" w:pos="2880"/>
         </w:tabs>
-        <w:ind w:left="2880" w:hanging="360"/>
-      </w:pPr>
+        <w:ind w:start="2880" w:hanging="360"/>
+      </w:pPr>
+      <w:rPr/>
     </w:lvl>
     <w:lvl w:ilvl="7">
       <w:start w:val="1"/>
       <w:numFmt w:val="decimal"/>
       <w:lvlText w:val="%8."/>
-      <w:lvlJc w:val="left"/>
+      <w:lvlJc w:val="start"/>
       <w:pPr>
         <w:tabs>
           <w:tab w:val="num" w:pos="3240"/>
         </w:tabs>
-        <w:ind w:left="3240" w:hanging="360"/>
-      </w:pPr>
+        <w:ind w:start="3240" w:hanging="360"/>
+      </w:pPr>
+      <w:rPr/>
     </w:lvl>
     <w:lvl w:ilvl="8">
       <w:start w:val="1"/>
       <w:numFmt w:val="decimal"/>
       <w:lvlText w:val="%9."/>
-      <w:lvlJc w:val="left"/>
+      <w:lvlJc w:val="start"/>
       <w:pPr>
         <w:tabs>
           <w:tab w:val="num" w:pos="3600"/>
         </w:tabs>
-        <w:ind w:left="3600" w:hanging="360"/>
-      </w:pPr>
+        <w:ind w:start="3600" w:hanging="360"/>
+      </w:pPr>
+      <w:rPr/>
     </w:lvl>
   </w:abstractNum>
   <w:abstractNum w:abstractNumId="2">
@@ -13766,12 +13813,12 @@
       <w:start w:val="1"/>
       <w:numFmt w:val="decimal"/>
       <w:lvlText w:val="%1."/>
-      <w:lvlJc w:val="left"/>
+      <w:lvlJc w:val="start"/>
       <w:pPr>
         <w:tabs>
           <w:tab w:val="num" w:pos="0"/>
         </w:tabs>
-        <w:ind w:left="720" w:hanging="360"/>
+        <w:ind w:start="720" w:hanging="360"/>
       </w:pPr>
       <w:rPr/>
     </w:lvl>
@@ -13779,97 +13826,105 @@
       <w:start w:val="1"/>
       <w:numFmt w:val="decimal"/>
       <w:lvlText w:val="%2."/>
-      <w:lvlJc w:val="left"/>
+      <w:lvlJc w:val="start"/>
       <w:pPr>
         <w:tabs>
           <w:tab w:val="num" w:pos="1080"/>
         </w:tabs>
-        <w:ind w:left="1080" w:hanging="360"/>
-      </w:pPr>
+        <w:ind w:start="1080" w:hanging="360"/>
+      </w:pPr>
+      <w:rPr/>
     </w:lvl>
     <w:lvl w:ilvl="2">
       <w:start w:val="1"/>
       <w:numFmt w:val="decimal"/>
       <w:lvlText w:val="%3."/>
-      <w:lvlJc w:val="left"/>
+      <w:lvlJc w:val="start"/>
       <w:pPr>
         <w:tabs>
           <w:tab w:val="num" w:pos="1440"/>
         </w:tabs>
-        <w:ind w:left="1440" w:hanging="360"/>
-      </w:pPr>
+        <w:ind w:start="1440" w:hanging="360"/>
+      </w:pPr>
+      <w:rPr/>
     </w:lvl>
     <w:lvl w:ilvl="3">
       <w:start w:val="1"/>
       <w:numFmt w:val="decimal"/>
       <w:lvlText w:val="%4."/>
-      <w:lvlJc w:val="left"/>
+      <w:lvlJc w:val="start"/>
       <w:pPr>
         <w:tabs>
           <w:tab w:val="num" w:pos="1800"/>
         </w:tabs>
-        <w:ind w:left="1800" w:hanging="360"/>
-      </w:pPr>
+        <w:ind w:start="1800" w:hanging="360"/>
+      </w:pPr>
+      <w:rPr/>
     </w:lvl>
     <w:lvl w:ilvl="4">
       <w:start w:val="1"/>
       <w:numFmt w:val="decimal"/>
       <w:lvlText w:val="%5."/>
-      <w:lvlJc w:val="left"/>
+      <w:lvlJc w:val="start"/>
       <w:pPr>
         <w:tabs>
           <w:tab w:val="num" w:pos="2160"/>
         </w:tabs>
-        <w:ind w:left="2160" w:hanging="360"/>
-      </w:pPr>
+        <w:ind w:start="2160" w:hanging="360"/>
+      </w:pPr>
+      <w:rPr/>
     </w:lvl>
     <w:lvl w:ilvl="5">
       <w:start w:val="1"/>
       <w:numFmt w:val="decimal"/>
       <w:lvlText w:val="%6."/>
-      <w:lvlJc w:val="left"/>
+      <w:lvlJc w:val="start"/>
       <w:pPr>
         <w:tabs>
           <w:tab w:val="num" w:pos="2520"/>
         </w:tabs>
-        <w:ind w:left="2520" w:hanging="360"/>
-      </w:pPr>
+        <w:ind w:start="2520" w:hanging="360"/>
+      </w:pPr>
+      <w:rPr/>
     </w:lvl>
     <w:lvl w:ilvl="6">
       <w:start w:val="1"/>
       <w:numFmt w:val="decimal"/>
       <w:lvlText w:val="%7."/>
-      <w:lvlJc w:val="left"/>
+      <w:lvlJc w:val="start"/>
       <w:pPr>
         <w:tabs>
           <w:tab w:val="num" w:pos="2880"/>
         </w:tabs>
-        <w:ind w:left="2880" w:hanging="360"/>
-      </w:pPr>
+        <w:ind w:start="2880" w:hanging="360"/>
+      </w:pPr>
+      <w:rPr/>
     </w:lvl>
     <w:lvl w:ilvl="7">
       <w:start w:val="1"/>
       <w:numFmt w:val="decimal"/>
       <w:lvlText w:val="%8."/>
-      <w:lvlJc w:val="left"/>
+      <w:lvlJc w:val="start"/>
       <w:pPr>
         <w:tabs>
           <w:tab w:val="num" w:pos="3240"/>
         </w:tabs>
-        <w:ind w:left="3240" w:hanging="360"/>
-      </w:pPr>
+        <w:ind w:start="3240" w:hanging="360"/>
+      </w:pPr>
+      <w:rPr/>
     </w:lvl>
     <w:lvl w:ilvl="8">
       <w:start w:val="1"/>
       <w:numFmt w:val="decimal"/>
       <w:lvlText w:val="%9."/>
-      <w:lvlJc w:val="left"/>
+      <w:lvlJc w:val="start"/>
       <w:pPr>
         <w:tabs>
           <w:tab w:val="num" w:pos="3600"/>
         </w:tabs>
-        <w:ind w:left="3600" w:hanging="360"/>
-      </w:pPr>
+        <w:ind w:start="3600" w:hanging="360"/>
+      </w:pPr>
+      <w:rPr/>
     </w:lvl>
   </w:abstractNum>
   <w:abstractNum w:abstractNumId="3">
@@ -13878,12 +13933,12 @@
       <w:numFmt w:val="bullet"/>
       <w:suff w:val="nothing"/>
       <w:lvlText w:val=""/>
-      <w:lvlJc w:val="left"/>
+      <w:lvlJc w:val="start"/>
       <w:pPr>
         <w:tabs>
           <w:tab w:val="num" w:pos="0"/>
         </w:tabs>
-        <w:ind w:left="0" w:hanging="0"/>
+        <w:ind w:start="0" w:hanging="0"/>
       </w:pPr>
       <w:rPr>
         <w:rFonts w:ascii="Symbol" w:hAnsi="Symbol" w:cs="Symbol" w:hint="default"/>
@@ -13893,12 +13948,12 @@
       <w:start w:val="1"/>
       <w:numFmt w:val="bullet"/>
       <w:lvlText w:val=""/>
-      <w:lvlJc w:val="left"/>
+      <w:lvlJc w:val="start"/>
       <w:pPr>
         <w:tabs>
           <w:tab w:val="num" w:pos="1418"/>
         </w:tabs>
-        <w:ind w:left="1418" w:hanging="283"/>
+        <w:ind w:start="1418" w:hanging="283"/>
       </w:pPr>
       <w:rPr>
         <w:rFonts w:ascii="Symbol" w:hAnsi="Symbol" w:cs="Symbol" w:hint="default"/>
@@ -13908,12 +13963,12 @@
       <w:start w:val="1"/>
       <w:numFmt w:val="bullet"/>
       <w:lvlText w:val=""/>
-      <w:lvlJc w:val="left"/>
+      <w:lvlJc w:val="start"/>
       <w:pPr>
         <w:tabs>
           <w:tab w:val="num" w:pos="2127"/>
         </w:tabs>
-        <w:ind w:left="2127" w:hanging="283"/>
+        <w:ind w:start="2127" w:hanging="283"/>
       </w:pPr>
       <w:rPr>
         <w:rFonts w:ascii="Symbol" w:hAnsi="Symbol" w:cs="Symbol" w:hint="default"/>
@@ -13923,12 +13978,12 @@
       <w:start w:val="1"/>
       <w:numFmt w:val="bullet"/>
       <w:lvlText w:val=""/>
-      <w:lvlJc w:val="left"/>
+      <w:lvlJc w:val="start"/>
       <w:pPr>
         <w:tabs>
           <w:tab w:val="num" w:pos="2836"/>
         </w:tabs>
-        <w:ind w:left="2836" w:hanging="283"/>
+        <w:ind w:start="2836" w:hanging="283"/>
       </w:pPr>
       <w:rPr>
         <w:rFonts w:ascii="Symbol" w:hAnsi="Symbol" w:cs="Symbol" w:hint="default"/>
@@ -13938,12 +13993,12 @@
       <w:start w:val="1"/>
       <w:numFmt w:val="bullet"/>
       <w:lvlText w:val=""/>
-      <w:lvlJc w:val="left"/>
+      <w:lvlJc w:val="start"/>
       <w:pPr>
         <w:tabs>
           <w:tab w:val="num" w:pos="3545"/>
         </w:tabs>
-        <w:ind w:left="3545" w:hanging="283"/>
+        <w:ind w:start="3545" w:hanging="283"/>
       </w:pPr>
       <w:rPr>
         <w:rFonts w:ascii="Symbol" w:hAnsi="Symbol" w:cs="Symbol" w:hint="default"/>
@@ -13953,12 +14008,12 @@
       <w:start w:val="1"/>
       <w:numFmt w:val="bullet"/>
       <w:lvlText w:val=""/>
-      <w:lvlJc w:val="left"/>
+      <w:lvlJc w:val="start"/>
       <w:pPr>
         <w:tabs>
           <w:tab w:val="num" w:pos="4254"/>
         </w:tabs>
-        <w:ind w:left="4254" w:hanging="283"/>
+        <w:ind w:start="4254" w:hanging="283"/>
       </w:pPr>
       <w:rPr>
         <w:rFonts w:ascii="Symbol" w:hAnsi="Symbol" w:cs="Symbol" w:hint="default"/>
@@ -13968,12 +14023,12 @@
       <w:start w:val="1"/>
       <w:numFmt w:val="bullet"/>
       <w:lvlText w:val=""/>
-      <w:lvlJc w:val="left"/>
+      <w:lvlJc w:val="start"/>
       <w:pPr>
         <w:tabs>
           <w:tab w:val="num" w:pos="4963"/>
         </w:tabs>
-        <w:ind w:left="4963" w:hanging="283"/>
+        <w:ind w:start="4963" w:hanging="283"/>
       </w:pPr>
       <w:rPr>
         <w:rFonts w:ascii="Symbol" w:hAnsi="Symbol" w:cs="Symbol" w:hint="default"/>
@@ -13983,12 +14038,12 @@
       <w:start w:val="1"/>
       <w:numFmt w:val="bullet"/>
       <w:lvlText w:val=""/>
-      <w:lvlJc w:val="left"/>
+      <w:lvlJc w:val="start"/>
       <w:pPr>
         <w:tabs>
           <w:tab w:val="num" w:pos="5672"/>
         </w:tabs>
-        <w:ind w:left="5672" w:hanging="283"/>
+        <w:ind w:start="5672" w:hanging="283"/>
       </w:pPr>
       <w:rPr>
         <w:rFonts w:ascii="Symbol" w:hAnsi="Symbol" w:cs="Symbol" w:hint="default"/>
@@ -13998,12 +14053,12 @@
       <w:start w:val="1"/>
       <w:numFmt w:val="bullet"/>
       <w:lvlText w:val=""/>
-      <w:lvlJc w:val="left"/>
+      <w:lvlJc w:val="start"/>
       <w:pPr>
         <w:tabs>
           <w:tab w:val="num" w:pos="6381"/>
         </w:tabs>
-        <w:ind w:left="6381" w:hanging="283"/>
+        <w:ind w:start="6381" w:hanging="283"/>
       </w:pPr>
       <w:rPr>
         <w:rFonts w:ascii="Symbol" w:hAnsi="Symbol" w:cs="Symbol" w:hint="default"/>
@@ -14016,12 +14071,12 @@
       <w:numFmt w:val="bullet"/>
       <w:suff w:val="nothing"/>
       <w:lvlText w:val=""/>
-      <w:lvlJc w:val="left"/>
+      <w:lvlJc w:val="start"/>
       <w:pPr>
         <w:tabs>
           <w:tab w:val="num" w:pos="0"/>
         </w:tabs>
-        <w:ind w:left="0" w:hanging="0"/>
+        <w:ind w:start="0" w:hanging="0"/>
       </w:pPr>
       <w:rPr>
         <w:rFonts w:ascii="Symbol" w:hAnsi="Symbol" w:cs="Symbol" w:hint="default"/>
@@ -14031,12 +14086,12 @@
       <w:start w:val="1"/>
       <w:numFmt w:val="bullet"/>
       <w:lvlText w:val=""/>
-      <w:lvlJc w:val="left"/>
+      <w:lvlJc w:val="start"/>
       <w:pPr>
         <w:tabs>
           <w:tab w:val="num" w:pos="1418"/>
         </w:tabs>
-        <w:ind w:left="1418" w:hanging="283"/>
+        <w:ind w:start="1418" w:hanging="283"/>
       </w:pPr>
       <w:rPr>
         <w:rFonts w:ascii="Symbol" w:hAnsi="Symbol" w:cs="Symbol" w:hint="default"/>
@@ -14046,12 +14101,12 @@
       <w:start w:val="1"/>
       <w:numFmt w:val="bullet"/>
       <w:lvlText w:val=""/>
-      <w:lvlJc w:val="left"/>
+      <w:lvlJc w:val="start"/>
       <w:pPr>
         <w:tabs>
           <w:tab w:val="num" w:pos="2127"/>
         </w:tabs>
-        <w:ind w:left="2127" w:hanging="283"/>
+        <w:ind w:start="2127" w:hanging="283"/>
       </w:pPr>
       <w:rPr>
         <w:rFonts w:ascii="Symbol" w:hAnsi="Symbol" w:cs="Symbol" w:hint="default"/>
@@ -14061,12 +14116,12 @@
       <w:start w:val="1"/>
       <w:numFmt w:val="bullet"/>
       <w:lvlText w:val=""/>
-      <w:lvlJc w:val="left"/>
+      <w:lvlJc w:val="start"/>
       <w:pPr>
         <w:tabs>
           <w:tab w:val="num" w:pos="2836"/>
         </w:tabs>
-        <w:ind w:left="2836" w:hanging="283"/>
+        <w:ind w:start="2836" w:hanging="283"/>
       </w:pPr>
       <w:rPr>
         <w:rFonts w:ascii="Symbol" w:hAnsi="Symbol" w:cs="Symbol" w:hint="default"/>
@@ -14076,12 +14131,12 @@
       <w:start w:val="1"/>
       <w:numFmt w:val="bullet"/>
       <w:lvlText w:val=""/>
-      <w:lvlJc w:val="left"/>
+      <w:lvlJc w:val="start"/>
       <w:pPr>
         <w:tabs>
           <w:tab w:val="num" w:pos="3545"/>
         </w:tabs>
-        <w:ind w:left="3545" w:hanging="283"/>
+        <w:ind w:start="3545" w:hanging="283"/>
       </w:pPr>
       <w:rPr>
         <w:rFonts w:ascii="Symbol" w:hAnsi="Symbol" w:cs="Symbol" w:hint="default"/>
@@ -14091,12 +14146,12 @@
       <w:start w:val="1"/>
       <w:numFmt w:val="bullet"/>
       <w:lvlText w:val=""/>
-      <w:lvlJc w:val="left"/>
+      <w:lvlJc w:val="start"/>
       <w:pPr>
         <w:tabs>
           <w:tab w:val="num" w:pos="4254"/>
         </w:tabs>
-        <w:ind w:left="4254" w:hanging="283"/>
+        <w:ind w:start="4254" w:hanging="283"/>
       </w:pPr>
       <w:rPr>
         <w:rFonts w:ascii="Symbol" w:hAnsi="Symbol" w:cs="Symbol" w:hint="default"/>
@@ -14106,12 +14161,12 @@
       <w:start w:val="1"/>
       <w:numFmt w:val="bullet"/>
       <w:lvlText w:val=""/>
-      <w:lvlJc w:val="left"/>
+      <w:lvlJc w:val="start"/>
       <w:pPr>
         <w:tabs>
           <w:tab w:val="num" w:pos="4963"/>
         </w:tabs>
-        <w:ind w:left="4963" w:hanging="283"/>
+        <w:ind w:start="4963" w:hanging="283"/>
       </w:pPr>
       <w:rPr>
         <w:rFonts w:ascii="Symbol" w:hAnsi="Symbol" w:cs="Symbol" w:hint="default"/>
@@ -14121,12 +14176,12 @@
       <w:start w:val="1"/>
       <w:numFmt w:val="bullet"/>
       <w:lvlText w:val=""/>
-      <w:lvlJc w:val="left"/>
+      <w:lvlJc w:val="start"/>
       <w:pPr>
         <w:tabs>
           <w:tab w:val="num" w:pos="5672"/>
         </w:tabs>
-        <w:ind w:left="5672" w:hanging="283"/>
+        <w:ind w:start="5672" w:hanging="283"/>
       </w:pPr>
       <w:rPr>
         <w:rFonts w:ascii="Symbol" w:hAnsi="Symbol" w:cs="Symbol" w:hint="default"/>
@@ -14136,12 +14191,12 @@
       <w:start w:val="1"/>
       <w:numFmt w:val="bullet"/>
       <w:lvlText w:val=""/>
-      <w:lvlJc w:val="left"/>
+      <w:lvlJc w:val="start"/>
       <w:pPr>
         <w:tabs>
           <w:tab w:val="num" w:pos="6381"/>
         </w:tabs>
-        <w:ind w:left="6381" w:hanging="283"/>
+        <w:ind w:start="6381" w:hanging="283"/>
       </w:pPr>
       <w:rPr>
         <w:rFonts w:ascii="Symbol" w:hAnsi="Symbol" w:cs="Symbol" w:hint="default"/>
@@ -14154,12 +14209,12 @@
       <w:numFmt w:val="bullet"/>
       <w:suff w:val="nothing"/>
       <w:lvlText w:val=""/>
-      <w:lvlJc w:val="left"/>
+      <w:lvlJc w:val="start"/>
       <w:pPr>
         <w:tabs>
           <w:tab w:val="num" w:pos="0"/>
         </w:tabs>
-        <w:ind w:left="0" w:hanging="0"/>
+        <w:ind w:start="0" w:hanging="0"/>
       </w:pPr>
       <w:rPr>
         <w:rFonts w:ascii="Symbol" w:hAnsi="Symbol" w:cs="Symbol" w:hint="default"/>
@@ -14169,12 +14224,12 @@
       <w:start w:val="1"/>
       <w:numFmt w:val="bullet"/>
       <w:lvlText w:val=""/>
-      <w:lvlJc w:val="left"/>
+      <w:lvlJc w:val="start"/>
       <w:pPr>
         <w:tabs>
           <w:tab w:val="num" w:pos="1418"/>
         </w:tabs>
-        <w:ind w:left="1418" w:hanging="283"/>
+        <w:ind w:start="1418" w:hanging="283"/>
       </w:pPr>
       <w:rPr>
         <w:rFonts w:ascii="Symbol" w:hAnsi="Symbol" w:cs="Symbol" w:hint="default"/>
@@ -14184,12 +14239,12 @@
       <w:start w:val="1"/>
       <w:numFmt w:val="bullet"/>
       <w:lvlText w:val=""/>
-      <w:lvlJc w:val="left"/>
+      <w:lvlJc w:val="start"/>
       <w:pPr>
         <w:tabs>
           <w:tab w:val="num" w:pos="2127"/>
         </w:tabs>
-        <w:ind w:left="2127" w:hanging="283"/>
+        <w:ind w:start="2127" w:hanging="283"/>
       </w:pPr>
       <w:rPr>
         <w:rFonts w:ascii="Symbol" w:hAnsi="Symbol" w:cs="Symbol" w:hint="default"/>
@@ -14199,12 +14254,12 @@
       <w:start w:val="1"/>
       <w:numFmt w:val="bullet"/>
       <w:lvlText w:val=""/>
-      <w:lvlJc w:val="left"/>
+      <w:lvlJc w:val="start"/>
       <w:pPr>
         <w:tabs>
           <w:tab w:val="num" w:pos="2836"/>
         </w:tabs>
-        <w:ind w:left="2836" w:hanging="283"/>
+        <w:ind w:start="2836" w:hanging="283"/>
       </w:pPr>
       <w:rPr>
         <w:rFonts w:ascii="Symbol" w:hAnsi="Symbol" w:cs="Symbol" w:hint="default"/>
@@ -14214,12 +14269,12 @@
       <w:start w:val="1"/>
       <w:numFmt w:val="bullet"/>
       <w:lvlText w:val=""/>
-      <w:lvlJc w:val="left"/>
+      <w:lvlJc w:val="start"/>
       <w:pPr>
         <w:tabs>
           <w:tab w:val="num" w:pos="3545"/>
         </w:tabs>
-        <w:ind w:left="3545" w:hanging="283"/>
+        <w:ind w:start="3545" w:hanging="283"/>
       </w:pPr>
       <w:rPr>
         <w:rFonts w:ascii="Symbol" w:hAnsi="Symbol" w:cs="Symbol" w:hint="default"/>
@@ -14229,12 +14284,12 @@
       <w:start w:val="1"/>
       <w:numFmt w:val="bullet"/>
       <w:lvlText w:val=""/>
-      <w:lvlJc w:val="left"/>
+      <w:lvlJc w:val="start"/>
       <w:pPr>
         <w:tabs>
           <w:tab w:val="num" w:pos="4254"/>
         </w:tabs>
-        <w:ind w:left="4254" w:hanging="283"/>
+        <w:ind w:start="4254" w:hanging="283"/>
       </w:pPr>
       <w:rPr>
         <w:rFonts w:ascii="Symbol" w:hAnsi="Symbol" w:cs="Symbol" w:hint="default"/>
@@ -14244,12 +14299,12 @@
       <w:start w:val="1"/>
       <w:numFmt w:val="bullet"/>
       <w:lvlText w:val=""/>
-      <w:lvlJc w:val="left"/>
+      <w:lvlJc w:val="start"/>
       <w:pPr>
         <w:tabs>
           <w:tab w:val="num" w:pos="4963"/>
         </w:tabs>
-        <w:ind w:left="4963" w:hanging="283"/>
+        <w:ind w:start="4963" w:hanging="283"/>
       </w:pPr>
       <w:rPr>
         <w:rFonts w:ascii="Symbol" w:hAnsi="Symbol" w:cs="Symbol" w:hint="default"/>
@@ -14259,12 +14314,12 @@
       <w:start w:val="1"/>
       <w:numFmt w:val="bullet"/>
       <w:lvlText w:val=""/>
-      <w:lvlJc w:val="left"/>
+      <w:lvlJc w:val="start"/>
       <w:pPr>
         <w:tabs>
           <w:tab w:val="num" w:pos="5672"/>
         </w:tabs>
-        <w:ind w:left="5672" w:hanging="283"/>
+        <w:ind w:start="5672" w:hanging="283"/>
       </w:pPr>
       <w:rPr>
         <w:rFonts w:ascii="Symbol" w:hAnsi="Symbol" w:cs="Symbol" w:hint="default"/>
@@ -14274,12 +14329,12 @@
       <w:start w:val="1"/>
       <w:numFmt w:val="bullet"/>
       <w:lvlText w:val=""/>
-      <w:lvlJc w:val="left"/>
+      <w:lvlJc w:val="start"/>
       <w:pPr>
         <w:tabs>
           <w:tab w:val="num" w:pos="6381"/>
         </w:tabs>
-        <w:ind w:left="6381" w:hanging="283"/>
+        <w:ind w:start="6381" w:hanging="283"/>
       </w:pPr>
       <w:rPr>
         <w:rFonts w:ascii="Symbol" w:hAnsi="Symbol" w:cs="Symbol" w:hint="default"/>
@@ -14292,12 +14347,12 @@
       <w:numFmt w:val="bullet"/>
       <w:suff w:val="nothing"/>
       <w:lvlText w:val=""/>
-      <w:lvlJc w:val="left"/>
+      <w:lvlJc w:val="start"/>
       <w:pPr>
         <w:tabs>
           <w:tab w:val="num" w:pos="0"/>
         </w:tabs>
-        <w:ind w:left="0" w:hanging="0"/>
+        <w:ind w:start="0" w:hanging="0"/>
       </w:pPr>
       <w:rPr>
         <w:rFonts w:ascii="Symbol" w:hAnsi="Symbol" w:cs="Symbol" w:hint="default"/>
@@ -14307,12 +14362,12 @@
       <w:start w:val="1"/>
       <w:numFmt w:val="bullet"/>
       <w:lvlText w:val=""/>
-      <w:lvlJc w:val="left"/>
+      <w:lvlJc w:val="start"/>
       <w:pPr>
         <w:tabs>
           <w:tab w:val="num" w:pos="1418"/>
         </w:tabs>
-        <w:ind w:left="1418" w:hanging="283"/>
+        <w:ind w:start="1418" w:hanging="283"/>
       </w:pPr>
       <w:rPr>
         <w:rFonts w:ascii="Symbol" w:hAnsi="Symbol" w:cs="Symbol" w:hint="default"/>
@@ -14322,12 +14377,12 @@
       <w:start w:val="1"/>
       <w:numFmt w:val="bullet"/>
       <w:lvlText w:val=""/>
-      <w:lvlJc w:val="left"/>
+      <w:lvlJc w:val="start"/>
       <w:pPr>
         <w:tabs>
           <w:tab w:val="num" w:pos="2127"/>
         </w:tabs>
-        <w:ind w:left="2127" w:hanging="283"/>
+        <w:ind w:start="2127" w:hanging="283"/>
       </w:pPr>
       <w:rPr>
         <w:rFonts w:ascii="Symbol" w:hAnsi="Symbol" w:cs="Symbol" w:hint="default"/>
@@ -14337,12 +14392,12 @@
       <w:start w:val="1"/>
       <w:numFmt w:val="bullet"/>
       <w:lvlText w:val=""/>
-      <w:lvlJc w:val="left"/>
+      <w:lvlJc w:val="start"/>
       <w:pPr>
         <w:tabs>
           <w:tab w:val="num" w:pos="2836"/>
         </w:tabs>
-        <w:ind w:left="2836" w:hanging="283"/>
+        <w:ind w:start="2836" w:hanging="283"/>
       </w:pPr>
       <w:rPr>
         <w:rFonts w:ascii="Symbol" w:hAnsi="Symbol" w:cs="Symbol" w:hint="default"/>
@@ -14352,12 +14407,12 @@
       <w:start w:val="1"/>
       <w:numFmt w:val="bullet"/>
       <w:lvlText w:val=""/>
-      <w:lvlJc w:val="left"/>
+      <w:lvlJc w:val="start"/>
       <w:pPr>
         <w:tabs>
           <w:tab w:val="num" w:pos="3545"/>
         </w:tabs>
-        <w:ind w:left="3545" w:hanging="283"/>
+        <w:ind w:start="3545" w:hanging="283"/>
       </w:pPr>
       <w:rPr>
         <w:rFonts w:ascii="Symbol" w:hAnsi="Symbol" w:cs="Symbol" w:hint="default"/>
@@ -14367,12 +14422,12 @@
       <w:start w:val="1"/>
       <w:numFmt w:val="bullet"/>
       <w:lvlText w:val=""/>
-      <w:lvlJc w:val="left"/>
+      <w:lvlJc w:val="start"/>
       <w:pPr>
         <w:tabs>
           <w:tab w:val="num" w:pos="4254"/>
         </w:tabs>
-        <w:ind w:left="4254" w:hanging="283"/>
+        <w:ind w:start="4254" w:hanging="283"/>
       </w:pPr>
       <w:rPr>
         <w:rFonts w:ascii="Symbol" w:hAnsi="Symbol" w:cs="Symbol" w:hint="default"/>
@@ -14382,12 +14437,12 @@
       <w:start w:val="1"/>
       <w:numFmt w:val="bullet"/>
       <w:lvlText w:val=""/>
-      <w:lvlJc w:val="left"/>
+      <w:lvlJc w:val="start"/>
       <w:pPr>
         <w:tabs>
           <w:tab w:val="num" w:pos="4963"/>
         </w:tabs>
-        <w:ind w:left="4963" w:hanging="283"/>
+        <w:ind w:start="4963" w:hanging="283"/>
       </w:pPr>
       <w:rPr>
         <w:rFonts w:ascii="Symbol" w:hAnsi="Symbol" w:cs="Symbol" w:hint="default"/>
@@ -14397,12 +14452,12 @@
       <w:start w:val="1"/>
       <w:numFmt w:val="bullet"/>
       <w:lvlText w:val=""/>
-      <w:lvlJc w:val="left"/>
+      <w:lvlJc w:val="start"/>
       <w:pPr>
         <w:tabs>
           <w:tab w:val="num" w:pos="5672"/>
         </w:tabs>
-        <w:ind w:left="5672" w:hanging="283"/>
+        <w:ind w:start="5672" w:hanging="283"/>
       </w:pPr>
       <w:rPr>
         <w:rFonts w:ascii="Symbol" w:hAnsi="Symbol" w:cs="Symbol" w:hint="default"/>
@@ -14412,12 +14467,12 @@
       <w:start w:val="1"/>
       <w:numFmt w:val="bullet"/>
       <w:lvlText w:val=""/>
-      <w:lvlJc w:val="left"/>
+      <w:lvlJc w:val="start"/>
       <w:pPr>
         <w:tabs>
           <w:tab w:val="num" w:pos="6381"/>
         </w:tabs>
-        <w:ind w:left="6381" w:hanging="283"/>
+        <w:ind w:start="6381" w:hanging="283"/>
       </w:pPr>
       <w:rPr>
         <w:rFonts w:ascii="Symbol" w:hAnsi="Symbol" w:cs="Symbol" w:hint="default"/>
@@ -14427,15 +14482,255 @@
   <w:abstractNum w:abstractNumId="7">
     <w:lvl w:ilvl="0">
       <w:start w:val="1"/>
+      <w:numFmt w:val="bullet"/>
+      <w:lvlText w:val=""/>
+      <w:lvlJc w:val="start"/>
+      <w:pPr>
+        <w:tabs>
+          <w:tab w:val="num" w:pos="0"/>
+        </w:tabs>
+        <w:ind w:start="720" w:hanging="360"/>
+      </w:pPr>
+      <w:rPr>
+        <w:rFonts w:ascii="Symbol" w:hAnsi="Symbol" w:cs="Symbol" w:hint="default"/>
+      </w:rPr>
+    </w:lvl>
+    <w:lvl w:ilvl="1">
+      <w:start w:val="1"/>
+      <w:numFmt w:val="decimal"/>
+      <w:lvlText w:val="%2."/>
+      <w:lvlJc w:val="start"/>
+      <w:pPr>
+        <w:tabs>
+          <w:tab w:val="num" w:pos="1080"/>
+        </w:tabs>
+        <w:ind w:start="1080" w:hanging="360"/>
+      </w:pPr>
+      <w:rPr/>
+    </w:lvl>
+    <w:lvl w:ilvl="2">
+      <w:start w:val="1"/>
+      <w:numFmt w:val="decimal"/>
+      <w:lvlText w:val="%3."/>
+      <w:lvlJc w:val="start"/>
+      <w:pPr>
+        <w:tabs>
+          <w:tab w:val="num" w:pos="1440"/>
+        </w:tabs>
+        <w:ind w:start="1440" w:hanging="360"/>
+      </w:pPr>
+      <w:rPr/>
+    </w:lvl>
+    <w:lvl w:ilvl="3">
+      <w:start w:val="1"/>
+      <w:numFmt w:val="decimal"/>
+      <w:lvlText w:val="%4."/>
+      <w:lvlJc w:val="start"/>
+      <w:pPr>
+        <w:tabs>
+          <w:tab w:val="num" w:pos="1800"/>
+        </w:tabs>
+        <w:ind w:start="1800" w:hanging="360"/>
+      </w:pPr>
+      <w:rPr/>
+    </w:lvl>
+    <w:lvl w:ilvl="4">
+      <w:start w:val="1"/>
+      <w:numFmt w:val="decimal"/>
+      <w:lvlText w:val="%5."/>
+      <w:lvlJc w:val="start"/>
+      <w:pPr>
+        <w:tabs>
+          <w:tab w:val="num" w:pos="2160"/>
+        </w:tabs>
+        <w:ind w:start="2160" w:hanging="360"/>
+      </w:pPr>
+      <w:rPr/>
+    </w:lvl>
+    <w:lvl w:ilvl="5">
+      <w:start w:val="1"/>
+      <w:numFmt w:val="decimal"/>
+      <w:lvlText w:val="%6."/>
+      <w:lvlJc w:val="start"/>
+      <w:pPr>
+        <w:tabs>
+          <w:tab w:val="num" w:pos="2520"/>
+        </w:tabs>
+        <w:ind w:start="2520" w:hanging="360"/>
+      </w:pPr>
+      <w:rPr/>
+    </w:lvl>
+    <w:lvl w:ilvl="6">
+      <w:start w:val="1"/>
+      <w:numFmt w:val="decimal"/>
+      <w:lvlText w:val="%7."/>
+      <w:lvlJc w:val="start"/>
+      <w:pPr>
+        <w:tabs>
+          <w:tab w:val="num" w:pos="2880"/>
+        </w:tabs>
+        <w:ind w:start="2880" w:hanging="360"/>
+      </w:pPr>
+      <w:rPr/>
+    </w:lvl>
+    <w:lvl w:ilvl="7">
+      <w:start w:val="1"/>
+      <w:numFmt w:val="decimal"/>
+      <w:lvlText w:val="%8."/>
+      <w:lvlJc w:val="start"/>
+      <w:pPr>
+        <w:tabs>
+          <w:tab w:val="num" w:pos="3240"/>
+        </w:tabs>
+        <w:ind w:start="3240" w:hanging="360"/>
+      </w:pPr>
+      <w:rPr/>
+    </w:lvl>
+    <w:lvl w:ilvl="8">
+      <w:start w:val="1"/>
+      <w:numFmt w:val="decimal"/>
+      <w:lvlText w:val="%9."/>
+      <w:lvlJc w:val="start"/>
+      <w:pPr>
+        <w:tabs>
+          <w:tab w:val="num" w:pos="3600"/>
+        </w:tabs>
+        <w:ind w:start="3600" w:hanging="360"/>
+      </w:pPr>
+      <w:rPr/>
+    </w:lvl>
+  </w:abstractNum>
+  <w:abstractNum w:abstractNumId="8">
+    <w:lvl w:ilvl="0">
+      <w:start w:val="1"/>
+      <w:numFmt w:val="decimal"/>
+      <w:lvlText w:val="%1."/>
+      <w:lvlJc w:val="start"/>
+      <w:pPr>
+        <w:tabs>
+          <w:tab w:val="num" w:pos="0"/>
+        </w:tabs>
+        <w:ind w:start="720" w:hanging="360"/>
+      </w:pPr>
+      <w:rPr/>
+    </w:lvl>
+    <w:lvl w:ilvl="1">
+      <w:start w:val="1"/>
+      <w:numFmt w:val="decimal"/>
+      <w:lvlText w:val="%2."/>
+      <w:lvlJc w:val="start"/>
+      <w:pPr>
+        <w:tabs>
+          <w:tab w:val="num" w:pos="1080"/>
+        </w:tabs>
+        <w:ind w:start="1080" w:hanging="360"/>
+      </w:pPr>
+      <w:rPr/>
+    </w:lvl>
+    <w:lvl w:ilvl="2">
+      <w:start w:val="1"/>
+      <w:numFmt w:val="decimal"/>
+      <w:lvlText w:val="%3."/>
+      <w:lvlJc w:val="start"/>
+      <w:pPr>
+        <w:tabs>
+          <w:tab w:val="num" w:pos="1440"/>
+        </w:tabs>
+        <w:ind w:start="1440" w:hanging="360"/>
+      </w:pPr>
+      <w:rPr/>
+    </w:lvl>
+    <w:lvl w:ilvl="3">
+      <w:start w:val="1"/>
+      <w:numFmt w:val="decimal"/>
+      <w:lvlText w:val="%4."/>
+      <w:lvlJc w:val="start"/>
+      <w:pPr>
+        <w:tabs>
+          <w:tab w:val="num" w:pos="1800"/>
+        </w:tabs>
+        <w:ind w:start="1800" w:hanging="360"/>
+      </w:pPr>
+      <w:rPr/>
+    </w:lvl>
+    <w:lvl w:ilvl="4">
+      <w:start w:val="1"/>
+      <w:numFmt w:val="decimal"/>
+      <w:lvlText w:val="%5."/>
+      <w:lvlJc w:val="start"/>
+      <w:pPr>
+        <w:tabs>
+          <w:tab w:val="num" w:pos="2160"/>
+        </w:tabs>
+        <w:ind w:start="2160" w:hanging="360"/>
+      </w:pPr>
+      <w:rPr/>
+    </w:lvl>
+    <w:lvl w:ilvl="5">
+      <w:start w:val="1"/>
+      <w:numFmt w:val="decimal"/>
+      <w:lvlText w:val="%6."/>
+      <w:lvlJc w:val="start"/>
+      <w:pPr>
+        <w:tabs>
+          <w:tab w:val="num" w:pos="2520"/>
+        </w:tabs>
+        <w:ind w:start="2520" w:hanging="360"/>
+      </w:pPr>
+      <w:rPr/>
+    </w:lvl>
+    <w:lvl w:ilvl="6">
+      <w:start w:val="1"/>
+      <w:numFmt w:val="decimal"/>
+      <w:lvlText w:val="%7."/>
+      <w:lvlJc w:val="start"/>
+      <w:pPr>
+        <w:tabs>
+          <w:tab w:val="num" w:pos="2880"/>
+        </w:tabs>
+        <w:ind w:start="2880" w:hanging="360"/>
+      </w:pPr>
+      <w:rPr/>
+    </w:lvl>
+    <w:lvl w:ilvl="7">
+      <w:start w:val="1"/>
+      <w:numFmt w:val="decimal"/>
+      <w:lvlText w:val="%8."/>
+      <w:lvlJc w:val="start"/>
+      <w:pPr>
+        <w:tabs>
+          <w:tab w:val="num" w:pos="3240"/>
+        </w:tabs>
+        <w:ind w:start="3240" w:hanging="360"/>
+      </w:pPr>
+      <w:rPr/>
+    </w:lvl>
+    <w:lvl w:ilvl="8">
+      <w:start w:val="1"/>
+      <w:numFmt w:val="decimal"/>
+      <w:lvlText w:val="%9."/>
+      <w:lvlJc w:val="start"/>
+      <w:pPr>
+        <w:tabs>
+          <w:tab w:val="num" w:pos="3600"/>
+        </w:tabs>
+        <w:ind w:start="3600" w:hanging="360"/>
+      </w:pPr>
+      <w:rPr/>
+    </w:lvl>
+  </w:abstractNum>
+  <w:abstractNum w:abstractNumId="9">
+    <w:lvl w:ilvl="0">
+      <w:start w:val="1"/>
       <w:numFmt w:val="none"/>
       <w:suff w:val="nothing"/>
       <w:lvlText w:val=""/>
-      <w:lvlJc w:val="left"/>
+      <w:lvlJc w:val="start"/>
       <w:pPr>
         <w:tabs>
           <w:tab w:val="num" w:pos="0"/>
         </w:tabs>
-        <w:ind w:left="0" w:hanging="0"/>
+        <w:ind w:start="0" w:hanging="0"/>
       </w:pPr>
     </w:lvl>
     <w:lvl w:ilvl="1">
@@ -14443,12 +14738,12 @@
       <w:numFmt w:val="none"/>
       <w:suff w:val="nothing"/>
       <w:lvlText w:val=""/>
-      <w:lvlJc w:val="left"/>
+      <w:lvlJc w:val="start"/>
       <w:pPr>
         <w:tabs>
           <w:tab w:val="num" w:pos="0"/>
         </w:tabs>
-        <w:ind w:left="0" w:hanging="0"/>
+        <w:ind w:start="0" w:hanging="0"/>
       </w:pPr>
     </w:lvl>
     <w:lvl w:ilvl="2">
@@ -14456,12 +14751,12 @@
       <w:numFmt w:val="none"/>
       <w:suff w:val="nothing"/>
       <w:lvlText w:val=""/>
-      <w:lvlJc w:val="left"/>
+      <w:lvlJc w:val="start"/>
       <w:pPr>
         <w:tabs>
           <w:tab w:val="num" w:pos="0"/>
         </w:tabs>
-        <w:ind w:left="0" w:hanging="0"/>
+        <w:ind w:start="0" w:hanging="0"/>
       </w:pPr>
     </w:lvl>
     <w:lvl w:ilvl="3">
@@ -14469,12 +14764,12 @@
       <w:numFmt w:val="none"/>
       <w:suff w:val="nothing"/>
       <w:lvlText w:val=""/>
-      <w:lvlJc w:val="left"/>
+      <w:lvlJc w:val="start"/>
       <w:pPr>
         <w:tabs>
           <w:tab w:val="num" w:pos="0"/>
         </w:tabs>
-        <w:ind w:left="0" w:hanging="0"/>
+        <w:ind w:start="0" w:hanging="0"/>
       </w:pPr>
     </w:lvl>
     <w:lvl w:ilvl="4">
@@ -14482,12 +14777,12 @@
       <w:numFmt w:val="none"/>
       <w:suff w:val="nothing"/>
       <w:lvlText w:val=""/>
-      <w:lvlJc w:val="left"/>
+      <w:lvlJc w:val="start"/>
       <w:pPr>
         <w:tabs>
           <w:tab w:val="num" w:pos="0"/>
         </w:tabs>
-        <w:ind w:left="0" w:hanging="0"/>
+        <w:ind w:start="0" w:hanging="0"/>
       </w:pPr>
     </w:lvl>
     <w:lvl w:ilvl="5">
@@ -14495,12 +14790,12 @@
       <w:numFmt w:val="none"/>
       <w:suff w:val="nothing"/>
       <w:lvlText w:val=""/>
-      <w:lvlJc w:val="left"/>
+      <w:lvlJc w:val="start"/>
       <w:pPr>
         <w:tabs>
           <w:tab w:val="num" w:pos="0"/>
         </w:tabs>
-        <w:ind w:left="0" w:hanging="0"/>
+        <w:ind w:start="0" w:hanging="0"/>
       </w:pPr>
     </w:lvl>
     <w:lvl w:ilvl="6">
@@ -14508,12 +14803,12 @@
       <w:numFmt w:val="none"/>
       <w:suff w:val="nothing"/>
       <w:lvlText w:val=""/>
-      <w:lvlJc w:val="left"/>
+      <w:lvlJc w:val="start"/>
       <w:pPr>
         <w:tabs>
           <w:tab w:val="num" w:pos="0"/>
         </w:tabs>
-        <w:ind w:left="0" w:hanging="0"/>
+        <w:ind w:start="0" w:hanging="0"/>
       </w:pPr>
     </w:lvl>
     <w:lvl w:ilvl="7">
@@ -14521,12 +14816,12 @@
       <w:numFmt w:val="none"/>
       <w:suff w:val="nothing"/>
       <w:lvlText w:val=""/>
-      <w:lvlJc w:val="left"/>
+      <w:lvlJc w:val="start"/>
       <w:pPr>
         <w:tabs>
           <w:tab w:val="num" w:pos="0"/>
         </w:tabs>
-        <w:ind w:left="0" w:hanging="0"/>
+        <w:ind w:start="0" w:hanging="0"/>
       </w:pPr>
     </w:lvl>
     <w:lvl w:ilvl="8">
@@ -14534,12 +14829,12 @@
       <w:numFmt w:val="none"/>
       <w:suff w:val="nothing"/>
       <w:lvlText w:val=""/>
-      <w:lvlJc w:val="left"/>
+      <w:lvlJc w:val="start"/>
       <w:pPr>
         <w:tabs>
           <w:tab w:val="num" w:pos="0"/>
         </w:tabs>
-        <w:ind w:left="0" w:hanging="0"/>
+        <w:ind w:start="0" w:hanging="0"/>
       </w:pPr>
     </w:lvl>
   </w:abstractNum>
@@ -14565,16 +14860,139 @@
     <w:abstractNumId w:val="7"/>
   </w:num>
   <w:num w:numId="8">
-    <w:abstractNumId w:val="1"/>
+    <w:abstractNumId w:val="8"/>
+  </w:num>
+  <w:num w:numId="9">
+    <w:abstractNumId w:val="9"/>
+  </w:num>
+  <w:num w:numId="10">
+    <w:abstractNumId w:val="7"/>
     <w:lvlOverride w:ilvl="0">
       <w:startOverride w:val="1"/>
     </w:lvlOverride>
   </w:num>
-  <w:num w:numId="9">
-    <w:abstractNumId w:val="2"/>
+  <w:num w:numId="11">
+    <w:abstractNumId w:val="7"/>
+  </w:num>
+  <w:num w:numId="12">
+    <w:abstractNumId w:val="7"/>
+  </w:num>
+  <w:num w:numId="13">
+    <w:abstractNumId w:val="7"/>
+  </w:num>
+  <w:num w:numId="14">
+    <w:abstractNumId w:val="7"/>
+  </w:num>
+  <w:num w:numId="15">
+    <w:abstractNumId w:val="7"/>
+  </w:num>
+  <w:num w:numId="16">
+    <w:abstractNumId w:val="7"/>
+  </w:num>
+  <w:num w:numId="17">
+    <w:abstractNumId w:val="7"/>
+  </w:num>
+  <w:num w:numId="18">
+    <w:abstractNumId w:val="8"/>
     <w:lvlOverride w:ilvl="0">
       <w:startOverride w:val="1"/>
     </w:lvlOverride>
+  </w:num>
+  <w:num w:numId="19">
+    <w:abstractNumId w:val="8"/>
+  </w:num>
+  <w:num w:numId="20">
+    <w:abstractNumId w:val="8"/>
+  </w:num>
+  <w:num w:numId="21">
+    <w:abstractNumId w:val="8"/>
+  </w:num>
+  <w:num w:numId="22">
+    <w:abstractNumId w:val="8"/>
+  </w:num>
+  <w:num w:numId="23">
+    <w:abstractNumId w:val="8"/>
+  </w:num>
+  <w:num w:numId="24">
+    <w:abstractNumId w:val="8"/>
+  </w:num>
+  <w:num w:numId="25">
+    <w:abstractNumId w:val="8"/>
+  </w:num>
+  <w:num w:numId="26">
+    <w:abstractNumId w:val="8"/>
+  </w:num>
+  <w:num w:numId="27">
+    <w:abstractNumId w:val="8"/>
+  </w:num>
+  <w:num w:numId="28">
+    <w:abstractNumId w:val="7"/>
+  </w:num>
+  <w:num w:numId="29">
+    <w:abstractNumId w:val="7"/>
+  </w:num>
+  <w:num w:numId="30">
+    <w:abstractNumId w:val="7"/>
+  </w:num>
+  <w:num w:numId="31">
+    <w:abstractNumId w:val="7"/>
+  </w:num>
+  <w:num w:numId="32">
+    <w:abstractNumId w:val="7"/>
+  </w:num>
+  <w:num w:numId="33">
+    <w:abstractNumId w:val="7"/>
+  </w:num>
+  <w:num w:numId="34">
+    <w:abstractNumId w:val="7"/>
+  </w:num>
+  <w:num w:numId="35">
+    <w:abstractNumId w:val="7"/>
+  </w:num>
+  <w:num w:numId="36">
+    <w:abstractNumId w:val="7"/>
+  </w:num>
+  <w:num w:numId="37">
+    <w:abstractNumId w:val="7"/>
+  </w:num>
+  <w:num w:numId="38">
+    <w:abstractNumId w:val="7"/>
+  </w:num>
+  <w:num w:numId="39">
+    <w:abstractNumId w:val="7"/>
+  </w:num>
+  <w:num w:numId="40">
+    <w:abstractNumId w:val="7"/>
+  </w:num>
+  <w:num w:numId="41">
+    <w:abstractNumId w:val="7"/>
+  </w:num>
+  <w:num w:numId="42">
+    <w:abstractNumId w:val="7"/>
+  </w:num>
+  <w:num w:numId="43">
+    <w:abstractNumId w:val="7"/>
+  </w:num>
+  <w:num w:numId="44">
+    <w:abstractNumId w:val="7"/>
+  </w:num>
+  <w:num w:numId="45">
+    <w:abstractNumId w:val="7"/>
+  </w:num>
+  <w:num w:numId="46">
+    <w:abstractNumId w:val="7"/>
+  </w:num>
+  <w:num w:numId="47">
+    <w:abstractNumId w:val="7"/>
+  </w:num>
+  <w:num w:numId="48">
+    <w:abstractNumId w:val="8"/>
+  </w:num>
+  <w:num w:numId="49">
+    <w:abstractNumId w:val="8"/>
+  </w:num>
+  <w:num w:numId="50">
+    <w:abstractNumId w:val="8"/>
   </w:num>
 </w:numbering>
 </file>
@@ -14601,9 +15019,10 @@
     <w:qFormat/>
     <w:pPr>
       <w:widowControl/>
+      <w:suppressAutoHyphens w:val="true"/>
       <w:bidi w:val="0"/>
       <w:spacing w:before="0" w:after="0"/>
-      <w:jc w:val="left"/>
+      <w:jc w:val="start"/>
     </w:pPr>
     <w:rPr>
       <w:rFonts w:ascii="Arial" w:hAnsi="Arial" w:eastAsia="Arial" w:cs="Arial"/>
@@ -14853,9 +15272,10 @@
     <w:qFormat/>
     <w:pPr>
       <w:widowControl/>
+      <w:suppressAutoHyphens w:val="true"/>
       <w:bidi w:val="0"/>
       <w:spacing w:before="0" w:after="0"/>
-      <w:jc w:val="left"/>
+      <w:jc w:val="start"/>
     </w:pPr>
     <w:rPr>
       <w:rFonts w:ascii="Arial" w:hAnsi="Arial" w:eastAsia="Arial" w:cs="Arial"/>
@@ -14873,9 +15293,10 @@
     <w:qFormat/>
     <w:pPr>
       <w:widowControl/>
+      <w:suppressAutoHyphens w:val="true"/>
       <w:bidi w:val="0"/>
       <w:spacing w:before="0" w:after="0"/>
-      <w:jc w:val="left"/>
+      <w:jc w:val="start"/>
     </w:pPr>
     <w:rPr>
       <w:rFonts w:ascii="Arial" w:hAnsi="Arial" w:eastAsia="Arial" w:cs="Arial"/>

--- a/Monfette_Research_Goldbach_CubeOrbit_2026_EN.docx
+++ b/Monfette_Research_Goldbach_CubeOrbit_2026_EN.docx
@@ -192,7 +192,7 @@
             <w:pPr>
               <w:pStyle w:val="Normal"/>
               <w:spacing w:lineRule="exact" w:line="276" w:before="60" w:after="60"/>
-              <w:jc w:val="both"/>
+              <w:jc w:val="start"/>
               <w:rPr>
                 <w:rFonts w:ascii="Liberation Sans" w:hAnsi="Liberation Sans"/>
               </w:rPr>
@@ -203,7 +203,28 @@
                 <w:sz w:val="22"/>
                 <w:szCs w:val="22"/>
               </w:rPr>
-              <w:t>This article consolidates a body of original research by Michel Monfette on the structural geometry of prime numbers. The work develops three interconnected contributions: (1) the Monfette p-e Law, a recursive combinatorial formula yielding the Hardy-Littlewood constant C2; (2) a reformulation of the Goldbach Conjecture using the modular wheel R30, partitioned into a deterministic system of 64 tunnels classified by Sophie Germain residues; and (3) the Cube-Orbit Routing algorithm, a high-performance computational filter derived from the orbital structure of R30. Empirical validation covers over 193 million decompositions up to 2x10^8 with zero counterexamples. Computational benchmarks on an HP Z240 workstation confirm a 77.1% reduction in search space with 100% mathematical fidelity. Together, these results transform an open problem in analytic number theory into a deterministic geometric framework.</w:t>
+              <w:t xml:space="preserve">This article consolidates a body of original research by Michel Monfette on the structural geometry of prime numbers. The work develops three interconnected contributions: </w:t>
+              <w:br/>
+              <w:br/>
+              <w:t xml:space="preserve">1.  the Monfette p-e Law, a recursive combinatorial formula yielding the Hardy-Littlewood constant C2; </w:t>
+              <w:br/>
+              <w:br/>
+              <w:t xml:space="preserve">2.  a reformulation of the Goldbach Conjecture using the modular wheel R30, partitioned into a deterministic system of 64 tunnels classified by Sophie Germain residues; and </w:t>
+              <w:br/>
+              <w:br/>
+              <w:t xml:space="preserve">3.  the Cube-Orbit Routing algorithm, a high-performance computational filter derived from the orbital structure of R30. </w:t>
+              <w:br/>
+              <w:br/>
+              <w:t>Empirical validation covers over 193 million decompositions up to 2x10^8 with zero counterexamples. Computational benchmarks  confirm a 77.1% reduction in search space with 100% mathematical fidelity. Together, these results transform an open problem in analytic number theory into</w:t>
+            </w:r>
+            <w:r>
+              <w:rPr>
+                <w:rFonts w:eastAsia="Arial" w:cs="Arial" w:ascii="Liberation Sans" w:hAnsi="Liberation Sans"/>
+                <w:sz w:val="22"/>
+                <w:szCs w:val="22"/>
+                <w:u w:val="single"/>
+              </w:rPr>
+              <w:t xml:space="preserve"> a deterministic geometric framework.</w:t>
             </w:r>
           </w:p>
         </w:tc>
@@ -708,7 +729,33 @@
           <w:spacing w:val="0"/>
           <w:sz w:val="24"/>
         </w:rPr>
-        <w:t>For any residue ( r \in R30 ):</w:t>
+        <w:t xml:space="preserve">For any residue ( r </w:t>
+      </w:r>
+      <w:r>
+        <w:rPr>
+          <w:rFonts w:eastAsia="Arial" w:cs="Arial" w:ascii="DejaVu Sans" w:hAnsi="DejaVu Sans"/>
+          <w:b w:val="false"/>
+          <w:i w:val="false"/>
+          <w:caps w:val="false"/>
+          <w:smallCaps w:val="false"/>
+          <w:color w:val="333333"/>
+          <w:spacing w:val="0"/>
+          <w:sz w:val="24"/>
+        </w:rPr>
+        <w:t>Є</w:t>
+      </w:r>
+      <w:r>
+        <w:rPr>
+          <w:rFonts w:ascii="Liberation Sans" w:hAnsi="Liberation Sans"/>
+          <w:b w:val="false"/>
+          <w:i w:val="false"/>
+          <w:caps w:val="false"/>
+          <w:smallCaps w:val="false"/>
+          <w:color w:val="333333"/>
+          <w:spacing w:val="0"/>
+          <w:sz w:val="24"/>
+        </w:rPr>
+        <w:t xml:space="preserve"> R30 ):</w:t>
       </w:r>
     </w:p>
     <w:p>
@@ -741,7 +788,138 @@
         </w:rPr>
         <w:tab/>
         <w:tab/>
-        <w:t>[ \theta_r = r \cdot \frac{2\pi}{30} ]</w:t>
+      </w:r>
+      <w:r>
+        <w:rPr>
+          <w:rFonts w:eastAsia="Arial" w:cs="Arial" w:ascii="Liberation Sans" w:hAnsi="Liberation Sans"/>
+          <w:b w:val="false"/>
+          <w:i w:val="false"/>
+          <w:caps w:val="false"/>
+          <w:smallCaps w:val="false"/>
+          <w:color w:val="333333"/>
+          <w:spacing w:val="0"/>
+          <w:sz w:val="24"/>
+        </w:rPr>
+        <w:t>θ</w:t>
+      </w:r>
+      <w:r>
+        <w:rPr>
+          <w:rFonts w:ascii="Liberation Sans" w:hAnsi="Liberation Sans"/>
+          <w:b w:val="false"/>
+          <w:i w:val="false"/>
+          <w:caps w:val="false"/>
+          <w:smallCaps w:val="false"/>
+          <w:color w:val="333333"/>
+          <w:spacing w:val="0"/>
+          <w:sz w:val="48"/>
+          <w:szCs w:val="48"/>
+          <w:vertAlign w:val="subscript"/>
+        </w:rPr>
+        <w:t>r</w:t>
+      </w:r>
+      <w:r>
+        <w:rPr>
+          <w:rFonts w:ascii="Liberation Sans" w:hAnsi="Liberation Sans"/>
+          <w:b w:val="false"/>
+          <w:i w:val="false"/>
+          <w:caps w:val="false"/>
+          <w:smallCaps w:val="false"/>
+          <w:color w:val="333333"/>
+          <w:spacing w:val="0"/>
+          <w:sz w:val="24"/>
+        </w:rPr>
+        <w:t xml:space="preserve"> = r </w:t>
+      </w:r>
+      <w:r>
+        <w:rPr>
+          <w:rFonts w:ascii="Liberation Sans" w:hAnsi="Liberation Sans"/>
+          <w:b w:val="false"/>
+          <w:i w:val="false"/>
+          <w:caps w:val="false"/>
+          <w:smallCaps w:val="false"/>
+          <w:color w:val="333333"/>
+          <w:spacing w:val="0"/>
+          <w:sz w:val="24"/>
+        </w:rPr>
+        <w:t>*</w:t>
+      </w:r>
+      <w:r>
+        <w:rPr>
+          <w:rFonts w:ascii="Liberation Sans" w:hAnsi="Liberation Sans"/>
+          <w:b w:val="false"/>
+          <w:i w:val="false"/>
+          <w:caps w:val="false"/>
+          <w:smallCaps w:val="false"/>
+          <w:color w:val="333333"/>
+          <w:spacing w:val="0"/>
+          <w:sz w:val="24"/>
+        </w:rPr>
+        <w:t xml:space="preserve"> </w:t>
+      </w:r>
+      <w:r>
+        <w:rPr>
+          <w:rFonts w:ascii="Liberation Sans" w:hAnsi="Liberation Sans"/>
+          <w:b w:val="false"/>
+          <w:i w:val="false"/>
+          <w:caps w:val="false"/>
+          <w:smallCaps w:val="false"/>
+          <w:color w:val="333333"/>
+          <w:spacing w:val="0"/>
+          <w:sz w:val="24"/>
+        </w:rPr>
+        <w:t>(2</w:t>
+      </w:r>
+      <w:r>
+        <w:rPr>
+          <w:rFonts w:eastAsia="Arial" w:cs="Arial" w:ascii="Liberation Serif" w:hAnsi="Liberation Serif"/>
+          <w:b w:val="false"/>
+          <w:i w:val="false"/>
+          <w:caps w:val="false"/>
+          <w:smallCaps w:val="false"/>
+          <w:color w:val="333333"/>
+          <w:spacing w:val="0"/>
+          <w:sz w:val="24"/>
+        </w:rPr>
+        <w:t>π</w:t>
+      </w:r>
+      <w:r>
+        <w:rPr>
+          <w:rFonts w:eastAsia="Arial" w:cs="Arial" w:ascii="Liberation Sans" w:hAnsi="Liberation Sans"/>
+          <w:b w:val="false"/>
+          <w:i w:val="false"/>
+          <w:caps w:val="false"/>
+          <w:smallCaps w:val="false"/>
+          <w:color w:val="333333"/>
+          <w:spacing w:val="0"/>
+          <w:sz w:val="24"/>
+        </w:rPr>
+        <w:t xml:space="preserve"> </w:t>
+      </w:r>
+      <w:r>
+        <w:rPr>
+          <w:rFonts w:ascii="Liberation Sans" w:hAnsi="Liberation Sans"/>
+          <w:b w:val="false"/>
+          <w:i w:val="false"/>
+          <w:caps w:val="false"/>
+          <w:smallCaps w:val="false"/>
+          <w:color w:val="333333"/>
+          <w:spacing w:val="0"/>
+          <w:sz w:val="24"/>
+        </w:rPr>
+        <w:t>\ 30</w:t>
+      </w:r>
+      <w:r>
+        <w:rPr>
+          <w:rFonts w:ascii="Liberation Sans" w:hAnsi="Liberation Sans"/>
+          <w:b w:val="false"/>
+          <w:i w:val="false"/>
+          <w:caps w:val="false"/>
+          <w:smallCaps w:val="false"/>
+          <w:color w:val="333333"/>
+          <w:spacing w:val="0"/>
+          <w:sz w:val="24"/>
+        </w:rPr>
+        <w:t>)</w:t>
       </w:r>
     </w:p>
     <w:p>
@@ -861,7 +1039,78 @@
           <w:spacing w:val="0"/>
           <w:sz w:val="24"/>
         </w:rPr>
-        <w:t xml:space="preserve"> is an ordered pair ((r_p, r_q)) in R30 × R30.</w:t>
+        <w:t xml:space="preserve"> is an ordered pair ((r</w:t>
+      </w:r>
+      <w:r>
+        <w:rPr>
+          <w:rFonts w:ascii="Liberation Sans" w:hAnsi="Liberation Sans"/>
+          <w:b w:val="false"/>
+          <w:i w:val="false"/>
+          <w:caps w:val="false"/>
+          <w:smallCaps w:val="false"/>
+          <w:color w:val="333333"/>
+          <w:spacing w:val="0"/>
+          <w:sz w:val="40"/>
+          <w:szCs w:val="40"/>
+          <w:vertAlign w:val="subscript"/>
+        </w:rPr>
+        <w:t>p</w:t>
+      </w:r>
+      <w:r>
+        <w:rPr>
+          <w:rFonts w:ascii="Liberation Sans" w:hAnsi="Liberation Sans"/>
+          <w:b w:val="false"/>
+          <w:i w:val="false"/>
+          <w:caps w:val="false"/>
+          <w:smallCaps w:val="false"/>
+          <w:color w:val="333333"/>
+          <w:spacing w:val="0"/>
+          <w:sz w:val="48"/>
+          <w:szCs w:val="48"/>
+          <w:vertAlign w:val="subscript"/>
+        </w:rPr>
+        <w:t>,</w:t>
+      </w:r>
+      <w:r>
+        <w:rPr>
+          <w:rFonts w:ascii="Liberation Sans" w:hAnsi="Liberation Sans"/>
+          <w:b w:val="false"/>
+          <w:i w:val="false"/>
+          <w:caps w:val="false"/>
+          <w:smallCaps w:val="false"/>
+          <w:color w:val="333333"/>
+          <w:spacing w:val="0"/>
+          <w:sz w:val="24"/>
+        </w:rPr>
+        <w:t xml:space="preserve"> r</w:t>
+      </w:r>
+      <w:r>
+        <w:rPr>
+          <w:rFonts w:ascii="Liberation Sans" w:hAnsi="Liberation Sans"/>
+          <w:b w:val="false"/>
+          <w:i w:val="false"/>
+          <w:caps w:val="false"/>
+          <w:smallCaps w:val="false"/>
+          <w:color w:val="333333"/>
+          <w:spacing w:val="0"/>
+          <w:sz w:val="40"/>
+          <w:szCs w:val="40"/>
+          <w:vertAlign w:val="subscript"/>
+        </w:rPr>
+        <w:t>q</w:t>
+      </w:r>
+      <w:r>
+        <w:rPr>
+          <w:rFonts w:ascii="Liberation Sans" w:hAnsi="Liberation Sans"/>
+          <w:b w:val="false"/>
+          <w:i w:val="false"/>
+          <w:caps w:val="false"/>
+          <w:smallCaps w:val="false"/>
+          <w:color w:val="333333"/>
+          <w:spacing w:val="0"/>
+          <w:sz w:val="24"/>
+        </w:rPr>
+        <w:t>)) in R30 × R30.</w:t>
       </w:r>
     </w:p>
     <w:p>
@@ -931,7 +1180,210 @@
           <w:spacing w:val="0"/>
           <w:sz w:val="24"/>
         </w:rPr>
-        <w:t xml:space="preserve"> for an even integer (N) if: [ r_p + r_q \equiv N \pmod{30}. ]</w:t>
+        <w:t xml:space="preserve"> for an even integer (N) if: </w:t>
+      </w:r>
+    </w:p>
+    <w:p>
+      <w:pPr>
+        <w:pStyle w:val="BodyText"/>
+        <w:widowControl/>
+        <w:numPr>
+          <w:ilvl w:val="0"/>
+          <w:numId w:val="0"/>
+        </w:numPr>
+        <w:tabs>
+          <w:tab w:val="clear" w:pos="720"/>
+          <w:tab w:val="left" w:pos="0" w:leader="none"/>
+        </w:tabs>
+        <w:spacing w:before="0" w:after="0"/>
+        <w:ind w:hanging="0" w:start="0" w:end="0"/>
+        <w:rPr/>
+      </w:pPr>
+      <w:r>
+        <w:rPr>
+          <w:rFonts w:ascii="Liberation Sans" w:hAnsi="Liberation Sans"/>
+          <w:b w:val="false"/>
+          <w:i w:val="false"/>
+          <w:caps w:val="false"/>
+          <w:smallCaps w:val="false"/>
+          <w:color w:val="333333"/>
+          <w:spacing w:val="0"/>
+          <w:sz w:val="24"/>
+        </w:rPr>
+        <w:t xml:space="preserve">                           </w:t>
+      </w:r>
+      <w:r>
+        <w:rPr>
+          <w:rFonts w:ascii="Liberation Sans" w:hAnsi="Liberation Sans"/>
+          <w:b w:val="false"/>
+          <w:i w:val="false"/>
+          <w:caps w:val="false"/>
+          <w:smallCaps w:val="false"/>
+          <w:color w:val="333333"/>
+          <w:spacing w:val="0"/>
+          <w:sz w:val="24"/>
+        </w:rPr>
+        <w:t>r</w:t>
+      </w:r>
+      <w:r>
+        <w:rPr>
+          <w:rFonts w:ascii="Liberation Sans" w:hAnsi="Liberation Sans"/>
+          <w:b w:val="false"/>
+          <w:i w:val="false"/>
+          <w:caps w:val="false"/>
+          <w:smallCaps w:val="false"/>
+          <w:color w:val="333333"/>
+          <w:spacing w:val="0"/>
+          <w:sz w:val="40"/>
+          <w:szCs w:val="40"/>
+          <w:vertAlign w:val="subscript"/>
+        </w:rPr>
+        <w:t>p</w:t>
+      </w:r>
+      <w:r>
+        <w:rPr>
+          <w:rFonts w:ascii="Liberation Sans" w:hAnsi="Liberation Sans"/>
+          <w:b w:val="false"/>
+          <w:i w:val="false"/>
+          <w:caps w:val="false"/>
+          <w:smallCaps w:val="false"/>
+          <w:color w:val="333333"/>
+          <w:spacing w:val="0"/>
+          <w:sz w:val="24"/>
+        </w:rPr>
+        <w:t xml:space="preserve"> + r</w:t>
+      </w:r>
+      <w:r>
+        <w:rPr>
+          <w:rFonts w:ascii="Liberation Sans" w:hAnsi="Liberation Sans"/>
+          <w:b w:val="false"/>
+          <w:i w:val="false"/>
+          <w:caps w:val="false"/>
+          <w:smallCaps w:val="false"/>
+          <w:color w:val="333333"/>
+          <w:spacing w:val="0"/>
+          <w:sz w:val="40"/>
+          <w:szCs w:val="40"/>
+          <w:vertAlign w:val="subscript"/>
+        </w:rPr>
+        <w:t>q</w:t>
+      </w:r>
+      <w:r>
+        <w:rPr>
+          <w:rFonts w:ascii="Liberation Sans" w:hAnsi="Liberation Sans"/>
+          <w:b w:val="false"/>
+          <w:i w:val="false"/>
+          <w:caps w:val="false"/>
+          <w:smallCaps w:val="false"/>
+          <w:color w:val="333333"/>
+          <w:spacing w:val="0"/>
+          <w:sz w:val="24"/>
+        </w:rPr>
+        <w:t xml:space="preserve">  </w:t>
+      </w:r>
+      <w:r>
+        <w:rPr>
+          <w:rFonts w:eastAsia="Liberation Sans" w:cs="Liberation Sans" w:ascii="Liberation Sans" w:hAnsi="Liberation Sans"/>
+          <w:b w:val="false"/>
+          <w:i w:val="false"/>
+          <w:caps w:val="false"/>
+          <w:smallCaps w:val="false"/>
+          <w:color w:val="333333"/>
+          <w:spacing w:val="0"/>
+          <w:sz w:val="24"/>
+          <w:u w:val="single"/>
+        </w:rPr>
+        <w:t>≈</w:t>
+      </w:r>
+      <w:r>
+        <w:rPr>
+          <w:rFonts w:ascii="Liberation Sans" w:hAnsi="Liberation Sans"/>
+          <w:b w:val="false"/>
+          <w:i w:val="false"/>
+          <w:caps w:val="false"/>
+          <w:smallCaps w:val="false"/>
+          <w:color w:val="333333"/>
+          <w:spacing w:val="0"/>
+          <w:sz w:val="24"/>
+        </w:rPr>
+        <w:t xml:space="preserve"> </w:t>
+      </w:r>
+      <w:r>
+        <w:rPr>
+          <w:rFonts w:ascii="Liberation Sans" w:hAnsi="Liberation Sans"/>
+          <w:b w:val="false"/>
+          <w:i w:val="false"/>
+          <w:caps w:val="false"/>
+          <w:smallCaps w:val="false"/>
+          <w:color w:val="333333"/>
+          <w:spacing w:val="0"/>
+          <w:sz w:val="24"/>
+        </w:rPr>
+        <w:t>N</w:t>
+      </w:r>
+      <w:r>
+        <w:rPr>
+          <w:rFonts w:ascii="Liberation Sans" w:hAnsi="Liberation Sans"/>
+          <w:b w:val="false"/>
+          <w:i w:val="false"/>
+          <w:caps w:val="false"/>
+          <w:smallCaps w:val="false"/>
+          <w:color w:val="333333"/>
+          <w:spacing w:val="0"/>
+          <w:sz w:val="24"/>
+        </w:rPr>
+        <w:t xml:space="preserve"> </w:t>
+      </w:r>
+      <w:r>
+        <w:rPr>
+          <w:rFonts w:ascii="Liberation Sans" w:hAnsi="Liberation Sans"/>
+          <w:b w:val="false"/>
+          <w:i w:val="false"/>
+          <w:caps w:val="false"/>
+          <w:smallCaps w:val="false"/>
+          <w:color w:val="333333"/>
+          <w:spacing w:val="0"/>
+          <w:sz w:val="24"/>
+        </w:rPr>
+        <w:t>(</w:t>
+      </w:r>
+      <w:r>
+        <w:rPr>
+          <w:rFonts w:ascii="Liberation Sans" w:hAnsi="Liberation Sans"/>
+          <w:b w:val="false"/>
+          <w:i w:val="false"/>
+          <w:caps w:val="false"/>
+          <w:smallCaps w:val="false"/>
+          <w:color w:val="333333"/>
+          <w:spacing w:val="0"/>
+          <w:sz w:val="24"/>
+        </w:rPr>
+        <w:t>mod 30</w:t>
+      </w:r>
+      <w:r>
+        <w:rPr>
+          <w:rFonts w:ascii="Liberation Sans" w:hAnsi="Liberation Sans"/>
+          <w:b w:val="false"/>
+          <w:i w:val="false"/>
+          <w:caps w:val="false"/>
+          <w:smallCaps w:val="false"/>
+          <w:color w:val="333333"/>
+          <w:spacing w:val="0"/>
+          <w:sz w:val="24"/>
+        </w:rPr>
+        <w:t>)</w:t>
+      </w:r>
+      <w:r>
+        <w:rPr>
+          <w:rFonts w:ascii="Liberation Sans" w:hAnsi="Liberation Sans"/>
+          <w:b w:val="false"/>
+          <w:i w:val="false"/>
+          <w:caps w:val="false"/>
+          <w:smallCaps w:val="false"/>
+          <w:color w:val="333333"/>
+          <w:spacing w:val="0"/>
+          <w:sz w:val="24"/>
+        </w:rPr>
         <w:br/>
         <w:br/>
       </w:r>
@@ -1442,50 +1894,6 @@
     </w:p>
     <w:p>
       <w:pPr>
-        <w:pStyle w:val="Normal"/>
-        <w:pBdr>
-          <w:bottom w:val="single" w:sz="4" w:space="4" w:color="2C5F8A"/>
-        </w:pBdr>
-        <w:spacing w:before="120" w:after="120"/>
-        <w:rPr>
-          <w:rFonts w:ascii="Liberation Sans" w:hAnsi="Liberation Sans"/>
-        </w:rPr>
-      </w:pPr>
-      <w:r>
-        <w:rPr>
-          <w:rFonts w:ascii="Liberation Sans" w:hAnsi="Liberation Sans"/>
-        </w:rPr>
-      </w:r>
-    </w:p>
-    <w:p>
-      <w:pPr>
-        <w:pStyle w:val="Heading1"/>
-        <w:spacing w:before="360" w:after="180"/>
-        <w:rPr>
-          <w:rFonts w:eastAsia="Arial" w:cs="Arial"/>
-          <w:b/>
-          <w:bCs/>
-          <w:color w:val="2C5F8A"/>
-          <w:sz w:val="32"/>
-          <w:szCs w:val="32"/>
-        </w:rPr>
-      </w:pPr>
-      <w:r>
-        <w:rPr>
-          <w:rFonts w:eastAsia="Arial" w:cs="Arial"/>
-          <w:b/>
-          <w:bCs/>
-          <w:color w:val="2C5F8A"/>
-          <w:sz w:val="32"/>
-          <w:szCs w:val="32"/>
-        </w:rPr>
-      </w:r>
-      <w:r>
-        <w:br w:type="page"/>
-      </w:r>
-    </w:p>
-    <w:p>
-      <w:pPr>
         <w:pStyle w:val="Heading1"/>
         <w:spacing w:before="0" w:after="180"/>
         <w:rPr>
@@ -1889,7 +2297,7 @@
           <w:sz w:val="22"/>
           <w:szCs w:val="22"/>
         </w:rPr>
-        <w:t>Res(P_{n+1}) = Res(P_n) * (p_{n+1} - k)</w:t>
+        <w:t>Res(P_{n+1}) = Res(P_n) * (p_{n+1} – k)</w:t>
       </w:r>
     </w:p>
     <w:p>
